--- a/작업일지/졸업작품 작업일지 - 11주차.docx
+++ b/작업일지/졸업작품 작업일지 - 11주차.docx
@@ -552,6 +552,7 @@
             <w:pPr>
               <w:jc w:val="left"/>
               <w:rPr>
+                <w:rFonts w:hint="eastAsia"/>
                 <w:b/>
                 <w:bCs/>
                 <w:szCs w:val="20"/>
@@ -582,16 +583,12 @@
               <w:rPr>
                 <w:rFonts w:hint="eastAsia"/>
                 <w:b/>
-                <w:bCs/>
-                <w:szCs w:val="20"/>
-              </w:rPr>
-              <w:t>클라이언트 네트워크 코드 작성, 맵을 더 자유롭게 돌아다닐 수 있도록</w:t>
+              </w:rPr>
+              <w:t>height map 정밀도 오류 및 테셀레이션이 제대로 안 되던 버그 수정, 지형 노멀</w:t>
             </w:r>
             <w:r>
               <w:rPr>
                 <w:b/>
-                <w:bCs/>
-                <w:szCs w:val="20"/>
               </w:rPr>
               <w:br/>
             </w:r>
@@ -599,10 +596,15 @@
               <w:rPr>
                 <w:rFonts w:hint="eastAsia"/>
                 <w:b/>
-                <w:bCs/>
-                <w:szCs w:val="20"/>
-              </w:rPr>
-              <w:t>위 아래 이동 추가 및 카메라 회전 추가</w:t>
+              </w:rPr>
+              <w:t>버그 수정</w:t>
+            </w:r>
+            <w:r>
+              <w:rPr>
+                <w:rFonts w:hint="eastAsia"/>
+                <w:b/>
+              </w:rPr>
+              <w:t>, 서버에서 헬리콥터 100개를 배치 후 AI가 움직이도록 구현(버그 존재)</w:t>
             </w:r>
           </w:p>
           <w:p>
@@ -633,9 +635,6 @@
           <w:p>
             <w:pPr>
               <w:jc w:val="left"/>
-              <w:rPr>
-                <w:rFonts w:hint="eastAsia"/>
-              </w:rPr>
             </w:pPr>
             <w:r>
               <w:rPr>
@@ -719,10 +718,13 @@
         <w:ind w:leftChars="0"/>
       </w:pPr>
       <w:r>
+        <w:t>H</w:t>
+      </w:r>
+      <w:r>
         <w:rPr>
           <w:rFonts w:hint="eastAsia"/>
         </w:rPr>
-        <w:t>클라이언트 네트워크 코드 작성</w:t>
+        <w:t>eight map 정밀도 오류 수정</w:t>
       </w:r>
     </w:p>
     <w:p>
@@ -733,12 +735,1931 @@
           <w:numId w:val="20"/>
         </w:numPr>
         <w:ind w:leftChars="0"/>
-      </w:pPr>
-      <w:r>
         <w:rPr>
           <w:rFonts w:hint="eastAsia"/>
         </w:rPr>
-        <w:t>Winsock2 초기화 및 논블로킹 소켓으로 connect, send, recv</w:t>
+      </w:pPr>
+      <w:r>
+        <w:rPr>
+          <w:rFonts w:hint="eastAsia"/>
+        </w:rPr>
+        <w:t>이전에는 텍스처의 rgba 채널 전체를 하나의 float 값으로 삼아 저장했지만,</w:t>
+      </w:r>
+      <w:r>
+        <w:br/>
+      </w:r>
+      <w:r>
+        <w:rPr>
+          <w:rFonts w:hint="eastAsia"/>
+        </w:rPr>
+        <w:t>유니티의 텍스처 저장 과정에서 rawData를 그대로 저장하지 않고 변환하여 저장함.</w:t>
+      </w:r>
+      <w:r>
+        <w:br/>
+      </w:r>
+      <w:r>
+        <w:rPr>
+          <w:rFonts w:hint="eastAsia"/>
+        </w:rPr>
+        <w:t>이에 따라 height map에 자잘한 아티팩트 발생</w:t>
+      </w:r>
+    </w:p>
+    <w:p>
+      <w:pPr>
+        <w:widowControl/>
+        <w:shd w:val="clear" w:color="auto" w:fill="1F1F1F"/>
+        <w:wordWrap/>
+        <w:autoSpaceDE/>
+        <w:autoSpaceDN/>
+        <w:spacing w:after="0" w:line="285" w:lineRule="atLeast"/>
+        <w:jc w:val="left"/>
+        <w:rPr>
+          <w:rFonts w:ascii="Consolas" w:eastAsia="굴림" w:hAnsi="Consolas" w:cs="굴림"/>
+          <w:color w:val="CCCCCC"/>
+          <w:kern w:val="0"/>
+          <w:sz w:val="21"/>
+          <w:szCs w:val="21"/>
+        </w:rPr>
+      </w:pPr>
+      <w:r>
+        <w:rPr>
+          <w:rFonts w:ascii="Consolas" w:eastAsia="굴림" w:hAnsi="Consolas" w:cs="굴림"/>
+          <w:color w:val="CCCCCC"/>
+          <w:kern w:val="0"/>
+          <w:sz w:val="21"/>
+          <w:szCs w:val="21"/>
+        </w:rPr>
+        <w:t xml:space="preserve">        </w:t>
+      </w:r>
+      <w:r>
+        <w:rPr>
+          <w:rFonts w:ascii="Consolas" w:eastAsia="굴림" w:hAnsi="Consolas" w:cs="굴림"/>
+          <w:color w:val="C586C0"/>
+          <w:kern w:val="0"/>
+          <w:sz w:val="21"/>
+          <w:szCs w:val="21"/>
+        </w:rPr>
+        <w:t>for</w:t>
+      </w:r>
+      <w:r>
+        <w:rPr>
+          <w:rFonts w:ascii="Consolas" w:eastAsia="굴림" w:hAnsi="Consolas" w:cs="굴림"/>
+          <w:color w:val="CCCCCC"/>
+          <w:kern w:val="0"/>
+          <w:sz w:val="21"/>
+          <w:szCs w:val="21"/>
+        </w:rPr>
+        <w:t xml:space="preserve"> (</w:t>
+      </w:r>
+      <w:r>
+        <w:rPr>
+          <w:rFonts w:ascii="Consolas" w:eastAsia="굴림" w:hAnsi="Consolas" w:cs="굴림"/>
+          <w:color w:val="569CD6"/>
+          <w:kern w:val="0"/>
+          <w:sz w:val="21"/>
+          <w:szCs w:val="21"/>
+        </w:rPr>
+        <w:t>int</w:t>
+      </w:r>
+      <w:r>
+        <w:rPr>
+          <w:rFonts w:ascii="Consolas" w:eastAsia="굴림" w:hAnsi="Consolas" w:cs="굴림"/>
+          <w:color w:val="CCCCCC"/>
+          <w:kern w:val="0"/>
+          <w:sz w:val="21"/>
+          <w:szCs w:val="21"/>
+        </w:rPr>
+        <w:t xml:space="preserve"> </w:t>
+      </w:r>
+      <w:r>
+        <w:rPr>
+          <w:rFonts w:ascii="Consolas" w:eastAsia="굴림" w:hAnsi="Consolas" w:cs="굴림"/>
+          <w:color w:val="9CDCFE"/>
+          <w:kern w:val="0"/>
+          <w:sz w:val="21"/>
+          <w:szCs w:val="21"/>
+        </w:rPr>
+        <w:t>y</w:t>
+      </w:r>
+      <w:r>
+        <w:rPr>
+          <w:rFonts w:ascii="Consolas" w:eastAsia="굴림" w:hAnsi="Consolas" w:cs="굴림"/>
+          <w:color w:val="CCCCCC"/>
+          <w:kern w:val="0"/>
+          <w:sz w:val="21"/>
+          <w:szCs w:val="21"/>
+        </w:rPr>
+        <w:t xml:space="preserve"> </w:t>
+      </w:r>
+      <w:r>
+        <w:rPr>
+          <w:rFonts w:ascii="Consolas" w:eastAsia="굴림" w:hAnsi="Consolas" w:cs="굴림"/>
+          <w:color w:val="D4D4D4"/>
+          <w:kern w:val="0"/>
+          <w:sz w:val="21"/>
+          <w:szCs w:val="21"/>
+        </w:rPr>
+        <w:t>=</w:t>
+      </w:r>
+      <w:r>
+        <w:rPr>
+          <w:rFonts w:ascii="Consolas" w:eastAsia="굴림" w:hAnsi="Consolas" w:cs="굴림"/>
+          <w:color w:val="CCCCCC"/>
+          <w:kern w:val="0"/>
+          <w:sz w:val="21"/>
+          <w:szCs w:val="21"/>
+        </w:rPr>
+        <w:t xml:space="preserve"> </w:t>
+      </w:r>
+      <w:r>
+        <w:rPr>
+          <w:rFonts w:ascii="Consolas" w:eastAsia="굴림" w:hAnsi="Consolas" w:cs="굴림"/>
+          <w:color w:val="B5CEA8"/>
+          <w:kern w:val="0"/>
+          <w:sz w:val="21"/>
+          <w:szCs w:val="21"/>
+        </w:rPr>
+        <w:t>0</w:t>
+      </w:r>
+      <w:r>
+        <w:rPr>
+          <w:rFonts w:ascii="Consolas" w:eastAsia="굴림" w:hAnsi="Consolas" w:cs="굴림"/>
+          <w:color w:val="CCCCCC"/>
+          <w:kern w:val="0"/>
+          <w:sz w:val="21"/>
+          <w:szCs w:val="21"/>
+        </w:rPr>
+        <w:t xml:space="preserve">; </w:t>
+      </w:r>
+      <w:r>
+        <w:rPr>
+          <w:rFonts w:ascii="Consolas" w:eastAsia="굴림" w:hAnsi="Consolas" w:cs="굴림"/>
+          <w:color w:val="9CDCFE"/>
+          <w:kern w:val="0"/>
+          <w:sz w:val="21"/>
+          <w:szCs w:val="21"/>
+        </w:rPr>
+        <w:t>y</w:t>
+      </w:r>
+      <w:r>
+        <w:rPr>
+          <w:rFonts w:ascii="Consolas" w:eastAsia="굴림" w:hAnsi="Consolas" w:cs="굴림"/>
+          <w:color w:val="CCCCCC"/>
+          <w:kern w:val="0"/>
+          <w:sz w:val="21"/>
+          <w:szCs w:val="21"/>
+        </w:rPr>
+        <w:t xml:space="preserve"> </w:t>
+      </w:r>
+      <w:r>
+        <w:rPr>
+          <w:rFonts w:ascii="Consolas" w:eastAsia="굴림" w:hAnsi="Consolas" w:cs="굴림"/>
+          <w:color w:val="D4D4D4"/>
+          <w:kern w:val="0"/>
+          <w:sz w:val="21"/>
+          <w:szCs w:val="21"/>
+        </w:rPr>
+        <w:t>&lt;</w:t>
+      </w:r>
+      <w:r>
+        <w:rPr>
+          <w:rFonts w:ascii="Consolas" w:eastAsia="굴림" w:hAnsi="Consolas" w:cs="굴림"/>
+          <w:color w:val="CCCCCC"/>
+          <w:kern w:val="0"/>
+          <w:sz w:val="21"/>
+          <w:szCs w:val="21"/>
+        </w:rPr>
+        <w:t xml:space="preserve"> </w:t>
+      </w:r>
+      <w:r>
+        <w:rPr>
+          <w:rFonts w:ascii="Consolas" w:eastAsia="굴림" w:hAnsi="Consolas" w:cs="굴림"/>
+          <w:color w:val="9CDCFE"/>
+          <w:kern w:val="0"/>
+          <w:sz w:val="21"/>
+          <w:szCs w:val="21"/>
+        </w:rPr>
+        <w:t>resolution</w:t>
+      </w:r>
+      <w:r>
+        <w:rPr>
+          <w:rFonts w:ascii="Consolas" w:eastAsia="굴림" w:hAnsi="Consolas" w:cs="굴림"/>
+          <w:color w:val="CCCCCC"/>
+          <w:kern w:val="0"/>
+          <w:sz w:val="21"/>
+          <w:szCs w:val="21"/>
+        </w:rPr>
+        <w:t xml:space="preserve">; </w:t>
+      </w:r>
+      <w:r>
+        <w:rPr>
+          <w:rFonts w:ascii="Consolas" w:eastAsia="굴림" w:hAnsi="Consolas" w:cs="굴림"/>
+          <w:color w:val="9CDCFE"/>
+          <w:kern w:val="0"/>
+          <w:sz w:val="21"/>
+          <w:szCs w:val="21"/>
+        </w:rPr>
+        <w:t>y</w:t>
+      </w:r>
+      <w:r>
+        <w:rPr>
+          <w:rFonts w:ascii="Consolas" w:eastAsia="굴림" w:hAnsi="Consolas" w:cs="굴림"/>
+          <w:color w:val="D4D4D4"/>
+          <w:kern w:val="0"/>
+          <w:sz w:val="21"/>
+          <w:szCs w:val="21"/>
+        </w:rPr>
+        <w:t>++</w:t>
+      </w:r>
+      <w:r>
+        <w:rPr>
+          <w:rFonts w:ascii="Consolas" w:eastAsia="굴림" w:hAnsi="Consolas" w:cs="굴림"/>
+          <w:color w:val="CCCCCC"/>
+          <w:kern w:val="0"/>
+          <w:sz w:val="21"/>
+          <w:szCs w:val="21"/>
+        </w:rPr>
+        <w:t>)</w:t>
+      </w:r>
+    </w:p>
+    <w:p>
+      <w:pPr>
+        <w:widowControl/>
+        <w:shd w:val="clear" w:color="auto" w:fill="1F1F1F"/>
+        <w:wordWrap/>
+        <w:autoSpaceDE/>
+        <w:autoSpaceDN/>
+        <w:spacing w:after="0" w:line="285" w:lineRule="atLeast"/>
+        <w:jc w:val="left"/>
+        <w:rPr>
+          <w:rFonts w:ascii="Consolas" w:eastAsia="굴림" w:hAnsi="Consolas" w:cs="굴림"/>
+          <w:color w:val="CCCCCC"/>
+          <w:kern w:val="0"/>
+          <w:sz w:val="21"/>
+          <w:szCs w:val="21"/>
+        </w:rPr>
+      </w:pPr>
+      <w:r>
+        <w:rPr>
+          <w:rFonts w:ascii="Consolas" w:eastAsia="굴림" w:hAnsi="Consolas" w:cs="굴림"/>
+          <w:color w:val="CCCCCC"/>
+          <w:kern w:val="0"/>
+          <w:sz w:val="21"/>
+          <w:szCs w:val="21"/>
+        </w:rPr>
+        <w:t>        {</w:t>
+      </w:r>
+    </w:p>
+    <w:p>
+      <w:pPr>
+        <w:widowControl/>
+        <w:shd w:val="clear" w:color="auto" w:fill="1F1F1F"/>
+        <w:wordWrap/>
+        <w:autoSpaceDE/>
+        <w:autoSpaceDN/>
+        <w:spacing w:after="0" w:line="285" w:lineRule="atLeast"/>
+        <w:jc w:val="left"/>
+        <w:rPr>
+          <w:rFonts w:ascii="Consolas" w:eastAsia="굴림" w:hAnsi="Consolas" w:cs="굴림"/>
+          <w:color w:val="CCCCCC"/>
+          <w:kern w:val="0"/>
+          <w:sz w:val="21"/>
+          <w:szCs w:val="21"/>
+        </w:rPr>
+      </w:pPr>
+      <w:r>
+        <w:rPr>
+          <w:rFonts w:ascii="Consolas" w:eastAsia="굴림" w:hAnsi="Consolas" w:cs="굴림"/>
+          <w:color w:val="CCCCCC"/>
+          <w:kern w:val="0"/>
+          <w:sz w:val="21"/>
+          <w:szCs w:val="21"/>
+        </w:rPr>
+        <w:t xml:space="preserve">            </w:t>
+      </w:r>
+      <w:r>
+        <w:rPr>
+          <w:rFonts w:ascii="Consolas" w:eastAsia="굴림" w:hAnsi="Consolas" w:cs="굴림"/>
+          <w:color w:val="C586C0"/>
+          <w:kern w:val="0"/>
+          <w:sz w:val="21"/>
+          <w:szCs w:val="21"/>
+        </w:rPr>
+        <w:t>for</w:t>
+      </w:r>
+      <w:r>
+        <w:rPr>
+          <w:rFonts w:ascii="Consolas" w:eastAsia="굴림" w:hAnsi="Consolas" w:cs="굴림"/>
+          <w:color w:val="CCCCCC"/>
+          <w:kern w:val="0"/>
+          <w:sz w:val="21"/>
+          <w:szCs w:val="21"/>
+        </w:rPr>
+        <w:t xml:space="preserve"> (</w:t>
+      </w:r>
+      <w:r>
+        <w:rPr>
+          <w:rFonts w:ascii="Consolas" w:eastAsia="굴림" w:hAnsi="Consolas" w:cs="굴림"/>
+          <w:color w:val="569CD6"/>
+          <w:kern w:val="0"/>
+          <w:sz w:val="21"/>
+          <w:szCs w:val="21"/>
+        </w:rPr>
+        <w:t>int</w:t>
+      </w:r>
+      <w:r>
+        <w:rPr>
+          <w:rFonts w:ascii="Consolas" w:eastAsia="굴림" w:hAnsi="Consolas" w:cs="굴림"/>
+          <w:color w:val="CCCCCC"/>
+          <w:kern w:val="0"/>
+          <w:sz w:val="21"/>
+          <w:szCs w:val="21"/>
+        </w:rPr>
+        <w:t xml:space="preserve"> </w:t>
+      </w:r>
+      <w:r>
+        <w:rPr>
+          <w:rFonts w:ascii="Consolas" w:eastAsia="굴림" w:hAnsi="Consolas" w:cs="굴림"/>
+          <w:color w:val="9CDCFE"/>
+          <w:kern w:val="0"/>
+          <w:sz w:val="21"/>
+          <w:szCs w:val="21"/>
+        </w:rPr>
+        <w:t>x</w:t>
+      </w:r>
+      <w:r>
+        <w:rPr>
+          <w:rFonts w:ascii="Consolas" w:eastAsia="굴림" w:hAnsi="Consolas" w:cs="굴림"/>
+          <w:color w:val="CCCCCC"/>
+          <w:kern w:val="0"/>
+          <w:sz w:val="21"/>
+          <w:szCs w:val="21"/>
+        </w:rPr>
+        <w:t xml:space="preserve"> </w:t>
+      </w:r>
+      <w:r>
+        <w:rPr>
+          <w:rFonts w:ascii="Consolas" w:eastAsia="굴림" w:hAnsi="Consolas" w:cs="굴림"/>
+          <w:color w:val="D4D4D4"/>
+          <w:kern w:val="0"/>
+          <w:sz w:val="21"/>
+          <w:szCs w:val="21"/>
+        </w:rPr>
+        <w:t>=</w:t>
+      </w:r>
+      <w:r>
+        <w:rPr>
+          <w:rFonts w:ascii="Consolas" w:eastAsia="굴림" w:hAnsi="Consolas" w:cs="굴림"/>
+          <w:color w:val="CCCCCC"/>
+          <w:kern w:val="0"/>
+          <w:sz w:val="21"/>
+          <w:szCs w:val="21"/>
+        </w:rPr>
+        <w:t xml:space="preserve"> </w:t>
+      </w:r>
+      <w:r>
+        <w:rPr>
+          <w:rFonts w:ascii="Consolas" w:eastAsia="굴림" w:hAnsi="Consolas" w:cs="굴림"/>
+          <w:color w:val="B5CEA8"/>
+          <w:kern w:val="0"/>
+          <w:sz w:val="21"/>
+          <w:szCs w:val="21"/>
+        </w:rPr>
+        <w:t>0</w:t>
+      </w:r>
+      <w:r>
+        <w:rPr>
+          <w:rFonts w:ascii="Consolas" w:eastAsia="굴림" w:hAnsi="Consolas" w:cs="굴림"/>
+          <w:color w:val="CCCCCC"/>
+          <w:kern w:val="0"/>
+          <w:sz w:val="21"/>
+          <w:szCs w:val="21"/>
+        </w:rPr>
+        <w:t xml:space="preserve">; </w:t>
+      </w:r>
+      <w:r>
+        <w:rPr>
+          <w:rFonts w:ascii="Consolas" w:eastAsia="굴림" w:hAnsi="Consolas" w:cs="굴림"/>
+          <w:color w:val="9CDCFE"/>
+          <w:kern w:val="0"/>
+          <w:sz w:val="21"/>
+          <w:szCs w:val="21"/>
+        </w:rPr>
+        <w:t>x</w:t>
+      </w:r>
+      <w:r>
+        <w:rPr>
+          <w:rFonts w:ascii="Consolas" w:eastAsia="굴림" w:hAnsi="Consolas" w:cs="굴림"/>
+          <w:color w:val="CCCCCC"/>
+          <w:kern w:val="0"/>
+          <w:sz w:val="21"/>
+          <w:szCs w:val="21"/>
+        </w:rPr>
+        <w:t xml:space="preserve"> </w:t>
+      </w:r>
+      <w:r>
+        <w:rPr>
+          <w:rFonts w:ascii="Consolas" w:eastAsia="굴림" w:hAnsi="Consolas" w:cs="굴림"/>
+          <w:color w:val="D4D4D4"/>
+          <w:kern w:val="0"/>
+          <w:sz w:val="21"/>
+          <w:szCs w:val="21"/>
+        </w:rPr>
+        <w:t>&lt;</w:t>
+      </w:r>
+      <w:r>
+        <w:rPr>
+          <w:rFonts w:ascii="Consolas" w:eastAsia="굴림" w:hAnsi="Consolas" w:cs="굴림"/>
+          <w:color w:val="CCCCCC"/>
+          <w:kern w:val="0"/>
+          <w:sz w:val="21"/>
+          <w:szCs w:val="21"/>
+        </w:rPr>
+        <w:t xml:space="preserve"> </w:t>
+      </w:r>
+      <w:r>
+        <w:rPr>
+          <w:rFonts w:ascii="Consolas" w:eastAsia="굴림" w:hAnsi="Consolas" w:cs="굴림"/>
+          <w:color w:val="9CDCFE"/>
+          <w:kern w:val="0"/>
+          <w:sz w:val="21"/>
+          <w:szCs w:val="21"/>
+        </w:rPr>
+        <w:t>resolution</w:t>
+      </w:r>
+      <w:r>
+        <w:rPr>
+          <w:rFonts w:ascii="Consolas" w:eastAsia="굴림" w:hAnsi="Consolas" w:cs="굴림"/>
+          <w:color w:val="CCCCCC"/>
+          <w:kern w:val="0"/>
+          <w:sz w:val="21"/>
+          <w:szCs w:val="21"/>
+        </w:rPr>
+        <w:t xml:space="preserve">; </w:t>
+      </w:r>
+      <w:r>
+        <w:rPr>
+          <w:rFonts w:ascii="Consolas" w:eastAsia="굴림" w:hAnsi="Consolas" w:cs="굴림"/>
+          <w:color w:val="9CDCFE"/>
+          <w:kern w:val="0"/>
+          <w:sz w:val="21"/>
+          <w:szCs w:val="21"/>
+        </w:rPr>
+        <w:t>x</w:t>
+      </w:r>
+      <w:r>
+        <w:rPr>
+          <w:rFonts w:ascii="Consolas" w:eastAsia="굴림" w:hAnsi="Consolas" w:cs="굴림"/>
+          <w:color w:val="D4D4D4"/>
+          <w:kern w:val="0"/>
+          <w:sz w:val="21"/>
+          <w:szCs w:val="21"/>
+        </w:rPr>
+        <w:t>++</w:t>
+      </w:r>
+      <w:r>
+        <w:rPr>
+          <w:rFonts w:ascii="Consolas" w:eastAsia="굴림" w:hAnsi="Consolas" w:cs="굴림"/>
+          <w:color w:val="CCCCCC"/>
+          <w:kern w:val="0"/>
+          <w:sz w:val="21"/>
+          <w:szCs w:val="21"/>
+        </w:rPr>
+        <w:t>)</w:t>
+      </w:r>
+    </w:p>
+    <w:p>
+      <w:pPr>
+        <w:widowControl/>
+        <w:shd w:val="clear" w:color="auto" w:fill="1F1F1F"/>
+        <w:wordWrap/>
+        <w:autoSpaceDE/>
+        <w:autoSpaceDN/>
+        <w:spacing w:after="0" w:line="285" w:lineRule="atLeast"/>
+        <w:jc w:val="left"/>
+        <w:rPr>
+          <w:rFonts w:ascii="Consolas" w:eastAsia="굴림" w:hAnsi="Consolas" w:cs="굴림"/>
+          <w:color w:val="CCCCCC"/>
+          <w:kern w:val="0"/>
+          <w:sz w:val="21"/>
+          <w:szCs w:val="21"/>
+        </w:rPr>
+      </w:pPr>
+      <w:r>
+        <w:rPr>
+          <w:rFonts w:ascii="Consolas" w:eastAsia="굴림" w:hAnsi="Consolas" w:cs="굴림"/>
+          <w:color w:val="CCCCCC"/>
+          <w:kern w:val="0"/>
+          <w:sz w:val="21"/>
+          <w:szCs w:val="21"/>
+        </w:rPr>
+        <w:t>            {</w:t>
+      </w:r>
+    </w:p>
+    <w:p>
+      <w:pPr>
+        <w:widowControl/>
+        <w:shd w:val="clear" w:color="auto" w:fill="1F1F1F"/>
+        <w:wordWrap/>
+        <w:autoSpaceDE/>
+        <w:autoSpaceDN/>
+        <w:spacing w:after="0" w:line="285" w:lineRule="atLeast"/>
+        <w:jc w:val="left"/>
+        <w:rPr>
+          <w:rFonts w:ascii="Consolas" w:eastAsia="굴림" w:hAnsi="Consolas" w:cs="굴림"/>
+          <w:color w:val="CCCCCC"/>
+          <w:kern w:val="0"/>
+          <w:sz w:val="21"/>
+          <w:szCs w:val="21"/>
+        </w:rPr>
+      </w:pPr>
+      <w:r>
+        <w:rPr>
+          <w:rFonts w:ascii="Consolas" w:eastAsia="굴림" w:hAnsi="Consolas" w:cs="굴림"/>
+          <w:color w:val="CCCCCC"/>
+          <w:kern w:val="0"/>
+          <w:sz w:val="21"/>
+          <w:szCs w:val="21"/>
+        </w:rPr>
+        <w:t xml:space="preserve">                </w:t>
+      </w:r>
+      <w:r>
+        <w:rPr>
+          <w:rFonts w:ascii="Consolas" w:eastAsia="굴림" w:hAnsi="Consolas" w:cs="굴림"/>
+          <w:color w:val="569CD6"/>
+          <w:kern w:val="0"/>
+          <w:sz w:val="21"/>
+          <w:szCs w:val="21"/>
+        </w:rPr>
+        <w:t>float</w:t>
+      </w:r>
+      <w:r>
+        <w:rPr>
+          <w:rFonts w:ascii="Consolas" w:eastAsia="굴림" w:hAnsi="Consolas" w:cs="굴림"/>
+          <w:color w:val="CCCCCC"/>
+          <w:kern w:val="0"/>
+          <w:sz w:val="21"/>
+          <w:szCs w:val="21"/>
+        </w:rPr>
+        <w:t xml:space="preserve"> </w:t>
+      </w:r>
+      <w:r>
+        <w:rPr>
+          <w:rFonts w:ascii="Consolas" w:eastAsia="굴림" w:hAnsi="Consolas" w:cs="굴림"/>
+          <w:color w:val="9CDCFE"/>
+          <w:kern w:val="0"/>
+          <w:sz w:val="21"/>
+          <w:szCs w:val="21"/>
+        </w:rPr>
+        <w:t>normalizedHeight</w:t>
+      </w:r>
+      <w:r>
+        <w:rPr>
+          <w:rFonts w:ascii="Consolas" w:eastAsia="굴림" w:hAnsi="Consolas" w:cs="굴림"/>
+          <w:color w:val="CCCCCC"/>
+          <w:kern w:val="0"/>
+          <w:sz w:val="21"/>
+          <w:szCs w:val="21"/>
+        </w:rPr>
+        <w:t xml:space="preserve"> </w:t>
+      </w:r>
+      <w:r>
+        <w:rPr>
+          <w:rFonts w:ascii="Consolas" w:eastAsia="굴림" w:hAnsi="Consolas" w:cs="굴림"/>
+          <w:color w:val="D4D4D4"/>
+          <w:kern w:val="0"/>
+          <w:sz w:val="21"/>
+          <w:szCs w:val="21"/>
+        </w:rPr>
+        <w:t>=</w:t>
+      </w:r>
+      <w:r>
+        <w:rPr>
+          <w:rFonts w:ascii="Consolas" w:eastAsia="굴림" w:hAnsi="Consolas" w:cs="굴림"/>
+          <w:color w:val="CCCCCC"/>
+          <w:kern w:val="0"/>
+          <w:sz w:val="21"/>
+          <w:szCs w:val="21"/>
+        </w:rPr>
+        <w:t xml:space="preserve"> </w:t>
+      </w:r>
+      <w:r>
+        <w:rPr>
+          <w:rFonts w:ascii="Consolas" w:eastAsia="굴림" w:hAnsi="Consolas" w:cs="굴림"/>
+          <w:color w:val="9CDCFE"/>
+          <w:kern w:val="0"/>
+          <w:sz w:val="21"/>
+          <w:szCs w:val="21"/>
+        </w:rPr>
+        <w:t>heights</w:t>
+      </w:r>
+      <w:r>
+        <w:rPr>
+          <w:rFonts w:ascii="Consolas" w:eastAsia="굴림" w:hAnsi="Consolas" w:cs="굴림"/>
+          <w:color w:val="CCCCCC"/>
+          <w:kern w:val="0"/>
+          <w:sz w:val="21"/>
+          <w:szCs w:val="21"/>
+        </w:rPr>
+        <w:t>[</w:t>
+      </w:r>
+      <w:r>
+        <w:rPr>
+          <w:rFonts w:ascii="Consolas" w:eastAsia="굴림" w:hAnsi="Consolas" w:cs="굴림"/>
+          <w:color w:val="9CDCFE"/>
+          <w:kern w:val="0"/>
+          <w:sz w:val="21"/>
+          <w:szCs w:val="21"/>
+        </w:rPr>
+        <w:t>y</w:t>
+      </w:r>
+      <w:r>
+        <w:rPr>
+          <w:rFonts w:ascii="Consolas" w:eastAsia="굴림" w:hAnsi="Consolas" w:cs="굴림"/>
+          <w:color w:val="CCCCCC"/>
+          <w:kern w:val="0"/>
+          <w:sz w:val="21"/>
+          <w:szCs w:val="21"/>
+        </w:rPr>
+        <w:t xml:space="preserve">, </w:t>
+      </w:r>
+      <w:r>
+        <w:rPr>
+          <w:rFonts w:ascii="Consolas" w:eastAsia="굴림" w:hAnsi="Consolas" w:cs="굴림"/>
+          <w:color w:val="9CDCFE"/>
+          <w:kern w:val="0"/>
+          <w:sz w:val="21"/>
+          <w:szCs w:val="21"/>
+        </w:rPr>
+        <w:t>x</w:t>
+      </w:r>
+      <w:r>
+        <w:rPr>
+          <w:rFonts w:ascii="Consolas" w:eastAsia="굴림" w:hAnsi="Consolas" w:cs="굴림"/>
+          <w:color w:val="CCCCCC"/>
+          <w:kern w:val="0"/>
+          <w:sz w:val="21"/>
+          <w:szCs w:val="21"/>
+        </w:rPr>
+        <w:t>];</w:t>
+      </w:r>
+    </w:p>
+    <w:p>
+      <w:pPr>
+        <w:widowControl/>
+        <w:shd w:val="clear" w:color="auto" w:fill="1F1F1F"/>
+        <w:wordWrap/>
+        <w:autoSpaceDE/>
+        <w:autoSpaceDN/>
+        <w:spacing w:after="0" w:line="285" w:lineRule="atLeast"/>
+        <w:jc w:val="left"/>
+        <w:rPr>
+          <w:rFonts w:ascii="Consolas" w:eastAsia="굴림" w:hAnsi="Consolas" w:cs="굴림"/>
+          <w:color w:val="CCCCCC"/>
+          <w:kern w:val="0"/>
+          <w:sz w:val="21"/>
+          <w:szCs w:val="21"/>
+        </w:rPr>
+      </w:pPr>
+      <w:r>
+        <w:rPr>
+          <w:rFonts w:ascii="Consolas" w:eastAsia="굴림" w:hAnsi="Consolas" w:cs="굴림"/>
+          <w:color w:val="CCCCCC"/>
+          <w:kern w:val="0"/>
+          <w:sz w:val="21"/>
+          <w:szCs w:val="21"/>
+        </w:rPr>
+        <w:t xml:space="preserve">                </w:t>
+      </w:r>
+      <w:r>
+        <w:rPr>
+          <w:rFonts w:ascii="Consolas" w:eastAsia="굴림" w:hAnsi="Consolas" w:cs="굴림"/>
+          <w:color w:val="9CDCFE"/>
+          <w:kern w:val="0"/>
+          <w:sz w:val="21"/>
+          <w:szCs w:val="21"/>
+        </w:rPr>
+        <w:t>normalizedHeight</w:t>
+      </w:r>
+      <w:r>
+        <w:rPr>
+          <w:rFonts w:ascii="Consolas" w:eastAsia="굴림" w:hAnsi="Consolas" w:cs="굴림"/>
+          <w:color w:val="CCCCCC"/>
+          <w:kern w:val="0"/>
+          <w:sz w:val="21"/>
+          <w:szCs w:val="21"/>
+        </w:rPr>
+        <w:t xml:space="preserve"> </w:t>
+      </w:r>
+      <w:r>
+        <w:rPr>
+          <w:rFonts w:ascii="Consolas" w:eastAsia="굴림" w:hAnsi="Consolas" w:cs="굴림"/>
+          <w:color w:val="D4D4D4"/>
+          <w:kern w:val="0"/>
+          <w:sz w:val="21"/>
+          <w:szCs w:val="21"/>
+        </w:rPr>
+        <w:t>*=</w:t>
+      </w:r>
+      <w:r>
+        <w:rPr>
+          <w:rFonts w:ascii="Consolas" w:eastAsia="굴림" w:hAnsi="Consolas" w:cs="굴림"/>
+          <w:color w:val="CCCCCC"/>
+          <w:kern w:val="0"/>
+          <w:sz w:val="21"/>
+          <w:szCs w:val="21"/>
+        </w:rPr>
+        <w:t xml:space="preserve"> </w:t>
+      </w:r>
+      <w:r>
+        <w:rPr>
+          <w:rFonts w:ascii="Consolas" w:eastAsia="굴림" w:hAnsi="Consolas" w:cs="굴림"/>
+          <w:color w:val="B5CEA8"/>
+          <w:kern w:val="0"/>
+          <w:sz w:val="21"/>
+          <w:szCs w:val="21"/>
+        </w:rPr>
+        <w:t>20.0f</w:t>
+      </w:r>
+      <w:r>
+        <w:rPr>
+          <w:rFonts w:ascii="Consolas" w:eastAsia="굴림" w:hAnsi="Consolas" w:cs="굴림"/>
+          <w:color w:val="CCCCCC"/>
+          <w:kern w:val="0"/>
+          <w:sz w:val="21"/>
+          <w:szCs w:val="21"/>
+        </w:rPr>
+        <w:t xml:space="preserve">; </w:t>
+      </w:r>
+      <w:r>
+        <w:rPr>
+          <w:rFonts w:ascii="Consolas" w:eastAsia="굴림" w:hAnsi="Consolas" w:cs="굴림"/>
+          <w:color w:val="6A9955"/>
+          <w:kern w:val="0"/>
+          <w:sz w:val="21"/>
+          <w:szCs w:val="21"/>
+        </w:rPr>
+        <w:t>// Temporary scaling</w:t>
+      </w:r>
+    </w:p>
+    <w:p>
+      <w:pPr>
+        <w:widowControl/>
+        <w:shd w:val="clear" w:color="auto" w:fill="1F1F1F"/>
+        <w:wordWrap/>
+        <w:autoSpaceDE/>
+        <w:autoSpaceDN/>
+        <w:spacing w:after="0" w:line="285" w:lineRule="atLeast"/>
+        <w:jc w:val="left"/>
+        <w:rPr>
+          <w:rFonts w:ascii="Consolas" w:eastAsia="굴림" w:hAnsi="Consolas" w:cs="굴림"/>
+          <w:color w:val="CCCCCC"/>
+          <w:kern w:val="0"/>
+          <w:sz w:val="21"/>
+          <w:szCs w:val="21"/>
+        </w:rPr>
+      </w:pPr>
+    </w:p>
+    <w:p>
+      <w:pPr>
+        <w:widowControl/>
+        <w:shd w:val="clear" w:color="auto" w:fill="1F1F1F"/>
+        <w:wordWrap/>
+        <w:autoSpaceDE/>
+        <w:autoSpaceDN/>
+        <w:spacing w:after="0" w:line="285" w:lineRule="atLeast"/>
+        <w:jc w:val="left"/>
+        <w:rPr>
+          <w:rFonts w:ascii="Consolas" w:eastAsia="굴림" w:hAnsi="Consolas" w:cs="굴림"/>
+          <w:color w:val="CCCCCC"/>
+          <w:kern w:val="0"/>
+          <w:sz w:val="21"/>
+          <w:szCs w:val="21"/>
+        </w:rPr>
+      </w:pPr>
+      <w:r>
+        <w:rPr>
+          <w:rFonts w:ascii="Consolas" w:eastAsia="굴림" w:hAnsi="Consolas" w:cs="굴림"/>
+          <w:color w:val="CCCCCC"/>
+          <w:kern w:val="0"/>
+          <w:sz w:val="21"/>
+          <w:szCs w:val="21"/>
+        </w:rPr>
+        <w:t xml:space="preserve">                </w:t>
+      </w:r>
+      <w:r>
+        <w:rPr>
+          <w:rFonts w:ascii="Consolas" w:eastAsia="굴림" w:hAnsi="Consolas" w:cs="굴림"/>
+          <w:color w:val="569CD6"/>
+          <w:kern w:val="0"/>
+          <w:sz w:val="21"/>
+          <w:szCs w:val="21"/>
+        </w:rPr>
+        <w:t>byte</w:t>
+      </w:r>
+      <w:r>
+        <w:rPr>
+          <w:rFonts w:ascii="Consolas" w:eastAsia="굴림" w:hAnsi="Consolas" w:cs="굴림"/>
+          <w:color w:val="CCCCCC"/>
+          <w:kern w:val="0"/>
+          <w:sz w:val="21"/>
+          <w:szCs w:val="21"/>
+        </w:rPr>
+        <w:t xml:space="preserve">[] </w:t>
+      </w:r>
+      <w:r>
+        <w:rPr>
+          <w:rFonts w:ascii="Consolas" w:eastAsia="굴림" w:hAnsi="Consolas" w:cs="굴림"/>
+          <w:color w:val="9CDCFE"/>
+          <w:kern w:val="0"/>
+          <w:sz w:val="21"/>
+          <w:szCs w:val="21"/>
+        </w:rPr>
+        <w:t>floatBytes</w:t>
+      </w:r>
+      <w:r>
+        <w:rPr>
+          <w:rFonts w:ascii="Consolas" w:eastAsia="굴림" w:hAnsi="Consolas" w:cs="굴림"/>
+          <w:color w:val="CCCCCC"/>
+          <w:kern w:val="0"/>
+          <w:sz w:val="21"/>
+          <w:szCs w:val="21"/>
+        </w:rPr>
+        <w:t xml:space="preserve"> </w:t>
+      </w:r>
+      <w:r>
+        <w:rPr>
+          <w:rFonts w:ascii="Consolas" w:eastAsia="굴림" w:hAnsi="Consolas" w:cs="굴림"/>
+          <w:color w:val="D4D4D4"/>
+          <w:kern w:val="0"/>
+          <w:sz w:val="21"/>
+          <w:szCs w:val="21"/>
+        </w:rPr>
+        <w:t>=</w:t>
+      </w:r>
+      <w:r>
+        <w:rPr>
+          <w:rFonts w:ascii="Consolas" w:eastAsia="굴림" w:hAnsi="Consolas" w:cs="굴림"/>
+          <w:color w:val="CCCCCC"/>
+          <w:kern w:val="0"/>
+          <w:sz w:val="21"/>
+          <w:szCs w:val="21"/>
+        </w:rPr>
+        <w:t xml:space="preserve"> </w:t>
+      </w:r>
+      <w:r>
+        <w:rPr>
+          <w:rFonts w:ascii="Consolas" w:eastAsia="굴림" w:hAnsi="Consolas" w:cs="굴림"/>
+          <w:color w:val="9CDCFE"/>
+          <w:kern w:val="0"/>
+          <w:sz w:val="21"/>
+          <w:szCs w:val="21"/>
+        </w:rPr>
+        <w:t>System</w:t>
+      </w:r>
+      <w:r>
+        <w:rPr>
+          <w:rFonts w:ascii="Consolas" w:eastAsia="굴림" w:hAnsi="Consolas" w:cs="굴림"/>
+          <w:color w:val="D4D4D4"/>
+          <w:kern w:val="0"/>
+          <w:sz w:val="21"/>
+          <w:szCs w:val="21"/>
+        </w:rPr>
+        <w:t>.</w:t>
+      </w:r>
+      <w:r>
+        <w:rPr>
+          <w:rFonts w:ascii="Consolas" w:eastAsia="굴림" w:hAnsi="Consolas" w:cs="굴림"/>
+          <w:color w:val="9CDCFE"/>
+          <w:kern w:val="0"/>
+          <w:sz w:val="21"/>
+          <w:szCs w:val="21"/>
+        </w:rPr>
+        <w:t>BitConverter</w:t>
+      </w:r>
+      <w:r>
+        <w:rPr>
+          <w:rFonts w:ascii="Consolas" w:eastAsia="굴림" w:hAnsi="Consolas" w:cs="굴림"/>
+          <w:color w:val="D4D4D4"/>
+          <w:kern w:val="0"/>
+          <w:sz w:val="21"/>
+          <w:szCs w:val="21"/>
+        </w:rPr>
+        <w:t>.</w:t>
+      </w:r>
+      <w:r>
+        <w:rPr>
+          <w:rFonts w:ascii="Consolas" w:eastAsia="굴림" w:hAnsi="Consolas" w:cs="굴림"/>
+          <w:color w:val="9CDCFE"/>
+          <w:kern w:val="0"/>
+          <w:sz w:val="21"/>
+          <w:szCs w:val="21"/>
+        </w:rPr>
+        <w:t>GetBytes</w:t>
+      </w:r>
+      <w:r>
+        <w:rPr>
+          <w:rFonts w:ascii="Consolas" w:eastAsia="굴림" w:hAnsi="Consolas" w:cs="굴림"/>
+          <w:color w:val="CCCCCC"/>
+          <w:kern w:val="0"/>
+          <w:sz w:val="21"/>
+          <w:szCs w:val="21"/>
+        </w:rPr>
+        <w:t>(</w:t>
+      </w:r>
+      <w:r>
+        <w:rPr>
+          <w:rFonts w:ascii="Consolas" w:eastAsia="굴림" w:hAnsi="Consolas" w:cs="굴림"/>
+          <w:color w:val="9CDCFE"/>
+          <w:kern w:val="0"/>
+          <w:sz w:val="21"/>
+          <w:szCs w:val="21"/>
+        </w:rPr>
+        <w:t>normalizedHeight</w:t>
+      </w:r>
+      <w:r>
+        <w:rPr>
+          <w:rFonts w:ascii="Consolas" w:eastAsia="굴림" w:hAnsi="Consolas" w:cs="굴림"/>
+          <w:color w:val="CCCCCC"/>
+          <w:kern w:val="0"/>
+          <w:sz w:val="21"/>
+          <w:szCs w:val="21"/>
+        </w:rPr>
+        <w:t xml:space="preserve">); </w:t>
+      </w:r>
+      <w:r>
+        <w:rPr>
+          <w:rFonts w:ascii="Consolas" w:eastAsia="굴림" w:hAnsi="Consolas" w:cs="굴림"/>
+          <w:color w:val="6A9955"/>
+          <w:kern w:val="0"/>
+          <w:sz w:val="21"/>
+          <w:szCs w:val="21"/>
+        </w:rPr>
+        <w:t>// Convert float to byte array</w:t>
+      </w:r>
+    </w:p>
+    <w:p>
+      <w:pPr>
+        <w:widowControl/>
+        <w:shd w:val="clear" w:color="auto" w:fill="1F1F1F"/>
+        <w:wordWrap/>
+        <w:autoSpaceDE/>
+        <w:autoSpaceDN/>
+        <w:spacing w:after="0" w:line="285" w:lineRule="atLeast"/>
+        <w:jc w:val="left"/>
+        <w:rPr>
+          <w:rFonts w:ascii="Consolas" w:eastAsia="굴림" w:hAnsi="Consolas" w:cs="굴림"/>
+          <w:color w:val="CCCCCC"/>
+          <w:kern w:val="0"/>
+          <w:sz w:val="21"/>
+          <w:szCs w:val="21"/>
+        </w:rPr>
+      </w:pPr>
+      <w:r>
+        <w:rPr>
+          <w:rFonts w:ascii="Consolas" w:eastAsia="굴림" w:hAnsi="Consolas" w:cs="굴림"/>
+          <w:color w:val="CCCCCC"/>
+          <w:kern w:val="0"/>
+          <w:sz w:val="21"/>
+          <w:szCs w:val="21"/>
+        </w:rPr>
+        <w:t xml:space="preserve">                </w:t>
+      </w:r>
+    </w:p>
+    <w:p>
+      <w:pPr>
+        <w:widowControl/>
+        <w:shd w:val="clear" w:color="auto" w:fill="1F1F1F"/>
+        <w:wordWrap/>
+        <w:autoSpaceDE/>
+        <w:autoSpaceDN/>
+        <w:spacing w:after="0" w:line="285" w:lineRule="atLeast"/>
+        <w:jc w:val="left"/>
+        <w:rPr>
+          <w:rFonts w:ascii="Consolas" w:eastAsia="굴림" w:hAnsi="Consolas" w:cs="굴림"/>
+          <w:color w:val="CCCCCC"/>
+          <w:kern w:val="0"/>
+          <w:sz w:val="21"/>
+          <w:szCs w:val="21"/>
+        </w:rPr>
+      </w:pPr>
+      <w:r>
+        <w:rPr>
+          <w:rFonts w:ascii="Consolas" w:eastAsia="굴림" w:hAnsi="Consolas" w:cs="굴림"/>
+          <w:color w:val="CCCCCC"/>
+          <w:kern w:val="0"/>
+          <w:sz w:val="21"/>
+          <w:szCs w:val="21"/>
+        </w:rPr>
+        <w:t xml:space="preserve">                </w:t>
+      </w:r>
+      <w:r>
+        <w:rPr>
+          <w:rFonts w:ascii="Consolas" w:eastAsia="굴림" w:hAnsi="Consolas" w:cs="굴림"/>
+          <w:color w:val="569CD6"/>
+          <w:kern w:val="0"/>
+          <w:sz w:val="21"/>
+          <w:szCs w:val="21"/>
+        </w:rPr>
+        <w:t>int</w:t>
+      </w:r>
+      <w:r>
+        <w:rPr>
+          <w:rFonts w:ascii="Consolas" w:eastAsia="굴림" w:hAnsi="Consolas" w:cs="굴림"/>
+          <w:color w:val="CCCCCC"/>
+          <w:kern w:val="0"/>
+          <w:sz w:val="21"/>
+          <w:szCs w:val="21"/>
+        </w:rPr>
+        <w:t xml:space="preserve"> </w:t>
+      </w:r>
+      <w:r>
+        <w:rPr>
+          <w:rFonts w:ascii="Consolas" w:eastAsia="굴림" w:hAnsi="Consolas" w:cs="굴림"/>
+          <w:color w:val="9CDCFE"/>
+          <w:kern w:val="0"/>
+          <w:sz w:val="21"/>
+          <w:szCs w:val="21"/>
+        </w:rPr>
+        <w:t>index</w:t>
+      </w:r>
+      <w:r>
+        <w:rPr>
+          <w:rFonts w:ascii="Consolas" w:eastAsia="굴림" w:hAnsi="Consolas" w:cs="굴림"/>
+          <w:color w:val="CCCCCC"/>
+          <w:kern w:val="0"/>
+          <w:sz w:val="21"/>
+          <w:szCs w:val="21"/>
+        </w:rPr>
+        <w:t xml:space="preserve"> </w:t>
+      </w:r>
+      <w:r>
+        <w:rPr>
+          <w:rFonts w:ascii="Consolas" w:eastAsia="굴림" w:hAnsi="Consolas" w:cs="굴림"/>
+          <w:color w:val="D4D4D4"/>
+          <w:kern w:val="0"/>
+          <w:sz w:val="21"/>
+          <w:szCs w:val="21"/>
+        </w:rPr>
+        <w:t>=</w:t>
+      </w:r>
+      <w:r>
+        <w:rPr>
+          <w:rFonts w:ascii="Consolas" w:eastAsia="굴림" w:hAnsi="Consolas" w:cs="굴림"/>
+          <w:color w:val="CCCCCC"/>
+          <w:kern w:val="0"/>
+          <w:sz w:val="21"/>
+          <w:szCs w:val="21"/>
+        </w:rPr>
+        <w:t xml:space="preserve"> (</w:t>
+      </w:r>
+      <w:r>
+        <w:rPr>
+          <w:rFonts w:ascii="Consolas" w:eastAsia="굴림" w:hAnsi="Consolas" w:cs="굴림"/>
+          <w:color w:val="9CDCFE"/>
+          <w:kern w:val="0"/>
+          <w:sz w:val="21"/>
+          <w:szCs w:val="21"/>
+        </w:rPr>
+        <w:t>y</w:t>
+      </w:r>
+      <w:r>
+        <w:rPr>
+          <w:rFonts w:ascii="Consolas" w:eastAsia="굴림" w:hAnsi="Consolas" w:cs="굴림"/>
+          <w:color w:val="CCCCCC"/>
+          <w:kern w:val="0"/>
+          <w:sz w:val="21"/>
+          <w:szCs w:val="21"/>
+        </w:rPr>
+        <w:t xml:space="preserve"> </w:t>
+      </w:r>
+      <w:r>
+        <w:rPr>
+          <w:rFonts w:ascii="Consolas" w:eastAsia="굴림" w:hAnsi="Consolas" w:cs="굴림"/>
+          <w:color w:val="D4D4D4"/>
+          <w:kern w:val="0"/>
+          <w:sz w:val="21"/>
+          <w:szCs w:val="21"/>
+        </w:rPr>
+        <w:t>*</w:t>
+      </w:r>
+      <w:r>
+        <w:rPr>
+          <w:rFonts w:ascii="Consolas" w:eastAsia="굴림" w:hAnsi="Consolas" w:cs="굴림"/>
+          <w:color w:val="CCCCCC"/>
+          <w:kern w:val="0"/>
+          <w:sz w:val="21"/>
+          <w:szCs w:val="21"/>
+        </w:rPr>
+        <w:t xml:space="preserve"> </w:t>
+      </w:r>
+      <w:r>
+        <w:rPr>
+          <w:rFonts w:ascii="Consolas" w:eastAsia="굴림" w:hAnsi="Consolas" w:cs="굴림"/>
+          <w:color w:val="9CDCFE"/>
+          <w:kern w:val="0"/>
+          <w:sz w:val="21"/>
+          <w:szCs w:val="21"/>
+        </w:rPr>
+        <w:t>resolution</w:t>
+      </w:r>
+      <w:r>
+        <w:rPr>
+          <w:rFonts w:ascii="Consolas" w:eastAsia="굴림" w:hAnsi="Consolas" w:cs="굴림"/>
+          <w:color w:val="CCCCCC"/>
+          <w:kern w:val="0"/>
+          <w:sz w:val="21"/>
+          <w:szCs w:val="21"/>
+        </w:rPr>
+        <w:t xml:space="preserve"> </w:t>
+      </w:r>
+      <w:r>
+        <w:rPr>
+          <w:rFonts w:ascii="Consolas" w:eastAsia="굴림" w:hAnsi="Consolas" w:cs="굴림"/>
+          <w:color w:val="D4D4D4"/>
+          <w:kern w:val="0"/>
+          <w:sz w:val="21"/>
+          <w:szCs w:val="21"/>
+        </w:rPr>
+        <w:t>+</w:t>
+      </w:r>
+      <w:r>
+        <w:rPr>
+          <w:rFonts w:ascii="Consolas" w:eastAsia="굴림" w:hAnsi="Consolas" w:cs="굴림"/>
+          <w:color w:val="CCCCCC"/>
+          <w:kern w:val="0"/>
+          <w:sz w:val="21"/>
+          <w:szCs w:val="21"/>
+        </w:rPr>
+        <w:t xml:space="preserve"> </w:t>
+      </w:r>
+      <w:r>
+        <w:rPr>
+          <w:rFonts w:ascii="Consolas" w:eastAsia="굴림" w:hAnsi="Consolas" w:cs="굴림"/>
+          <w:color w:val="9CDCFE"/>
+          <w:kern w:val="0"/>
+          <w:sz w:val="21"/>
+          <w:szCs w:val="21"/>
+        </w:rPr>
+        <w:t>x</w:t>
+      </w:r>
+      <w:r>
+        <w:rPr>
+          <w:rFonts w:ascii="Consolas" w:eastAsia="굴림" w:hAnsi="Consolas" w:cs="굴림"/>
+          <w:color w:val="CCCCCC"/>
+          <w:kern w:val="0"/>
+          <w:sz w:val="21"/>
+          <w:szCs w:val="21"/>
+        </w:rPr>
+        <w:t xml:space="preserve">) </w:t>
+      </w:r>
+      <w:r>
+        <w:rPr>
+          <w:rFonts w:ascii="Consolas" w:eastAsia="굴림" w:hAnsi="Consolas" w:cs="굴림"/>
+          <w:color w:val="D4D4D4"/>
+          <w:kern w:val="0"/>
+          <w:sz w:val="21"/>
+          <w:szCs w:val="21"/>
+        </w:rPr>
+        <w:t>*</w:t>
+      </w:r>
+      <w:r>
+        <w:rPr>
+          <w:rFonts w:ascii="Consolas" w:eastAsia="굴림" w:hAnsi="Consolas" w:cs="굴림"/>
+          <w:color w:val="CCCCCC"/>
+          <w:kern w:val="0"/>
+          <w:sz w:val="21"/>
+          <w:szCs w:val="21"/>
+        </w:rPr>
+        <w:t xml:space="preserve"> </w:t>
+      </w:r>
+      <w:r>
+        <w:rPr>
+          <w:rFonts w:ascii="Consolas" w:eastAsia="굴림" w:hAnsi="Consolas" w:cs="굴림"/>
+          <w:color w:val="B5CEA8"/>
+          <w:kern w:val="0"/>
+          <w:sz w:val="21"/>
+          <w:szCs w:val="21"/>
+        </w:rPr>
+        <w:t>4</w:t>
+      </w:r>
+      <w:r>
+        <w:rPr>
+          <w:rFonts w:ascii="Consolas" w:eastAsia="굴림" w:hAnsi="Consolas" w:cs="굴림"/>
+          <w:color w:val="CCCCCC"/>
+          <w:kern w:val="0"/>
+          <w:sz w:val="21"/>
+          <w:szCs w:val="21"/>
+        </w:rPr>
+        <w:t>;</w:t>
+      </w:r>
+    </w:p>
+    <w:p>
+      <w:pPr>
+        <w:widowControl/>
+        <w:shd w:val="clear" w:color="auto" w:fill="1F1F1F"/>
+        <w:wordWrap/>
+        <w:autoSpaceDE/>
+        <w:autoSpaceDN/>
+        <w:spacing w:after="0" w:line="285" w:lineRule="atLeast"/>
+        <w:jc w:val="left"/>
+        <w:rPr>
+          <w:rFonts w:ascii="Consolas" w:eastAsia="굴림" w:hAnsi="Consolas" w:cs="굴림"/>
+          <w:color w:val="CCCCCC"/>
+          <w:kern w:val="0"/>
+          <w:sz w:val="21"/>
+          <w:szCs w:val="21"/>
+        </w:rPr>
+      </w:pPr>
+      <w:r>
+        <w:rPr>
+          <w:rFonts w:ascii="Consolas" w:eastAsia="굴림" w:hAnsi="Consolas" w:cs="굴림"/>
+          <w:color w:val="CCCCCC"/>
+          <w:kern w:val="0"/>
+          <w:sz w:val="21"/>
+          <w:szCs w:val="21"/>
+        </w:rPr>
+        <w:t xml:space="preserve">                </w:t>
+      </w:r>
+      <w:r>
+        <w:rPr>
+          <w:rFonts w:ascii="Consolas" w:eastAsia="굴림" w:hAnsi="Consolas" w:cs="굴림"/>
+          <w:color w:val="9CDCFE"/>
+          <w:kern w:val="0"/>
+          <w:sz w:val="21"/>
+          <w:szCs w:val="21"/>
+        </w:rPr>
+        <w:t>rawData</w:t>
+      </w:r>
+      <w:r>
+        <w:rPr>
+          <w:rFonts w:ascii="Consolas" w:eastAsia="굴림" w:hAnsi="Consolas" w:cs="굴림"/>
+          <w:color w:val="CCCCCC"/>
+          <w:kern w:val="0"/>
+          <w:sz w:val="21"/>
+          <w:szCs w:val="21"/>
+        </w:rPr>
+        <w:t>[</w:t>
+      </w:r>
+      <w:r>
+        <w:rPr>
+          <w:rFonts w:ascii="Consolas" w:eastAsia="굴림" w:hAnsi="Consolas" w:cs="굴림"/>
+          <w:color w:val="9CDCFE"/>
+          <w:kern w:val="0"/>
+          <w:sz w:val="21"/>
+          <w:szCs w:val="21"/>
+        </w:rPr>
+        <w:t>index</w:t>
+      </w:r>
+      <w:r>
+        <w:rPr>
+          <w:rFonts w:ascii="Consolas" w:eastAsia="굴림" w:hAnsi="Consolas" w:cs="굴림"/>
+          <w:color w:val="CCCCCC"/>
+          <w:kern w:val="0"/>
+          <w:sz w:val="21"/>
+          <w:szCs w:val="21"/>
+        </w:rPr>
+        <w:t xml:space="preserve">] </w:t>
+      </w:r>
+      <w:r>
+        <w:rPr>
+          <w:rFonts w:ascii="Consolas" w:eastAsia="굴림" w:hAnsi="Consolas" w:cs="굴림"/>
+          <w:color w:val="D4D4D4"/>
+          <w:kern w:val="0"/>
+          <w:sz w:val="21"/>
+          <w:szCs w:val="21"/>
+        </w:rPr>
+        <w:t>=</w:t>
+      </w:r>
+      <w:r>
+        <w:rPr>
+          <w:rFonts w:ascii="Consolas" w:eastAsia="굴림" w:hAnsi="Consolas" w:cs="굴림"/>
+          <w:color w:val="CCCCCC"/>
+          <w:kern w:val="0"/>
+          <w:sz w:val="21"/>
+          <w:szCs w:val="21"/>
+        </w:rPr>
+        <w:t xml:space="preserve"> </w:t>
+      </w:r>
+      <w:r>
+        <w:rPr>
+          <w:rFonts w:ascii="Consolas" w:eastAsia="굴림" w:hAnsi="Consolas" w:cs="굴림"/>
+          <w:color w:val="9CDCFE"/>
+          <w:kern w:val="0"/>
+          <w:sz w:val="21"/>
+          <w:szCs w:val="21"/>
+        </w:rPr>
+        <w:t>floatBytes</w:t>
+      </w:r>
+      <w:r>
+        <w:rPr>
+          <w:rFonts w:ascii="Consolas" w:eastAsia="굴림" w:hAnsi="Consolas" w:cs="굴림"/>
+          <w:color w:val="CCCCCC"/>
+          <w:kern w:val="0"/>
+          <w:sz w:val="21"/>
+          <w:szCs w:val="21"/>
+        </w:rPr>
+        <w:t>[</w:t>
+      </w:r>
+      <w:r>
+        <w:rPr>
+          <w:rFonts w:ascii="Consolas" w:eastAsia="굴림" w:hAnsi="Consolas" w:cs="굴림"/>
+          <w:color w:val="B5CEA8"/>
+          <w:kern w:val="0"/>
+          <w:sz w:val="21"/>
+          <w:szCs w:val="21"/>
+        </w:rPr>
+        <w:t>0</w:t>
+      </w:r>
+      <w:r>
+        <w:rPr>
+          <w:rFonts w:ascii="Consolas" w:eastAsia="굴림" w:hAnsi="Consolas" w:cs="굴림"/>
+          <w:color w:val="CCCCCC"/>
+          <w:kern w:val="0"/>
+          <w:sz w:val="21"/>
+          <w:szCs w:val="21"/>
+        </w:rPr>
+        <w:t xml:space="preserve">];       </w:t>
+      </w:r>
+      <w:r>
+        <w:rPr>
+          <w:rFonts w:ascii="Consolas" w:eastAsia="굴림" w:hAnsi="Consolas" w:cs="굴림"/>
+          <w:color w:val="6A9955"/>
+          <w:kern w:val="0"/>
+          <w:sz w:val="21"/>
+          <w:szCs w:val="21"/>
+        </w:rPr>
+        <w:t>// Low byte</w:t>
+      </w:r>
+    </w:p>
+    <w:p>
+      <w:pPr>
+        <w:widowControl/>
+        <w:shd w:val="clear" w:color="auto" w:fill="1F1F1F"/>
+        <w:wordWrap/>
+        <w:autoSpaceDE/>
+        <w:autoSpaceDN/>
+        <w:spacing w:after="0" w:line="285" w:lineRule="atLeast"/>
+        <w:jc w:val="left"/>
+        <w:rPr>
+          <w:rFonts w:ascii="Consolas" w:eastAsia="굴림" w:hAnsi="Consolas" w:cs="굴림"/>
+          <w:color w:val="CCCCCC"/>
+          <w:kern w:val="0"/>
+          <w:sz w:val="21"/>
+          <w:szCs w:val="21"/>
+        </w:rPr>
+      </w:pPr>
+      <w:r>
+        <w:rPr>
+          <w:rFonts w:ascii="Consolas" w:eastAsia="굴림" w:hAnsi="Consolas" w:cs="굴림"/>
+          <w:color w:val="CCCCCC"/>
+          <w:kern w:val="0"/>
+          <w:sz w:val="21"/>
+          <w:szCs w:val="21"/>
+        </w:rPr>
+        <w:t xml:space="preserve">                </w:t>
+      </w:r>
+      <w:r>
+        <w:rPr>
+          <w:rFonts w:ascii="Consolas" w:eastAsia="굴림" w:hAnsi="Consolas" w:cs="굴림"/>
+          <w:color w:val="9CDCFE"/>
+          <w:kern w:val="0"/>
+          <w:sz w:val="21"/>
+          <w:szCs w:val="21"/>
+        </w:rPr>
+        <w:t>rawData</w:t>
+      </w:r>
+      <w:r>
+        <w:rPr>
+          <w:rFonts w:ascii="Consolas" w:eastAsia="굴림" w:hAnsi="Consolas" w:cs="굴림"/>
+          <w:color w:val="CCCCCC"/>
+          <w:kern w:val="0"/>
+          <w:sz w:val="21"/>
+          <w:szCs w:val="21"/>
+        </w:rPr>
+        <w:t>[</w:t>
+      </w:r>
+      <w:r>
+        <w:rPr>
+          <w:rFonts w:ascii="Consolas" w:eastAsia="굴림" w:hAnsi="Consolas" w:cs="굴림"/>
+          <w:color w:val="9CDCFE"/>
+          <w:kern w:val="0"/>
+          <w:sz w:val="21"/>
+          <w:szCs w:val="21"/>
+        </w:rPr>
+        <w:t>index</w:t>
+      </w:r>
+      <w:r>
+        <w:rPr>
+          <w:rFonts w:ascii="Consolas" w:eastAsia="굴림" w:hAnsi="Consolas" w:cs="굴림"/>
+          <w:color w:val="CCCCCC"/>
+          <w:kern w:val="0"/>
+          <w:sz w:val="21"/>
+          <w:szCs w:val="21"/>
+        </w:rPr>
+        <w:t xml:space="preserve"> </w:t>
+      </w:r>
+      <w:r>
+        <w:rPr>
+          <w:rFonts w:ascii="Consolas" w:eastAsia="굴림" w:hAnsi="Consolas" w:cs="굴림"/>
+          <w:color w:val="D4D4D4"/>
+          <w:kern w:val="0"/>
+          <w:sz w:val="21"/>
+          <w:szCs w:val="21"/>
+        </w:rPr>
+        <w:t>+</w:t>
+      </w:r>
+      <w:r>
+        <w:rPr>
+          <w:rFonts w:ascii="Consolas" w:eastAsia="굴림" w:hAnsi="Consolas" w:cs="굴림"/>
+          <w:color w:val="CCCCCC"/>
+          <w:kern w:val="0"/>
+          <w:sz w:val="21"/>
+          <w:szCs w:val="21"/>
+        </w:rPr>
+        <w:t xml:space="preserve"> </w:t>
+      </w:r>
+      <w:r>
+        <w:rPr>
+          <w:rFonts w:ascii="Consolas" w:eastAsia="굴림" w:hAnsi="Consolas" w:cs="굴림"/>
+          <w:color w:val="B5CEA8"/>
+          <w:kern w:val="0"/>
+          <w:sz w:val="21"/>
+          <w:szCs w:val="21"/>
+        </w:rPr>
+        <w:t>1</w:t>
+      </w:r>
+      <w:r>
+        <w:rPr>
+          <w:rFonts w:ascii="Consolas" w:eastAsia="굴림" w:hAnsi="Consolas" w:cs="굴림"/>
+          <w:color w:val="CCCCCC"/>
+          <w:kern w:val="0"/>
+          <w:sz w:val="21"/>
+          <w:szCs w:val="21"/>
+        </w:rPr>
+        <w:t xml:space="preserve">] </w:t>
+      </w:r>
+      <w:r>
+        <w:rPr>
+          <w:rFonts w:ascii="Consolas" w:eastAsia="굴림" w:hAnsi="Consolas" w:cs="굴림"/>
+          <w:color w:val="D4D4D4"/>
+          <w:kern w:val="0"/>
+          <w:sz w:val="21"/>
+          <w:szCs w:val="21"/>
+        </w:rPr>
+        <w:t>=</w:t>
+      </w:r>
+      <w:r>
+        <w:rPr>
+          <w:rFonts w:ascii="Consolas" w:eastAsia="굴림" w:hAnsi="Consolas" w:cs="굴림"/>
+          <w:color w:val="CCCCCC"/>
+          <w:kern w:val="0"/>
+          <w:sz w:val="21"/>
+          <w:szCs w:val="21"/>
+        </w:rPr>
+        <w:t xml:space="preserve"> </w:t>
+      </w:r>
+      <w:r>
+        <w:rPr>
+          <w:rFonts w:ascii="Consolas" w:eastAsia="굴림" w:hAnsi="Consolas" w:cs="굴림"/>
+          <w:color w:val="9CDCFE"/>
+          <w:kern w:val="0"/>
+          <w:sz w:val="21"/>
+          <w:szCs w:val="21"/>
+        </w:rPr>
+        <w:t>floatBytes</w:t>
+      </w:r>
+      <w:r>
+        <w:rPr>
+          <w:rFonts w:ascii="Consolas" w:eastAsia="굴림" w:hAnsi="Consolas" w:cs="굴림"/>
+          <w:color w:val="CCCCCC"/>
+          <w:kern w:val="0"/>
+          <w:sz w:val="21"/>
+          <w:szCs w:val="21"/>
+        </w:rPr>
+        <w:t>[</w:t>
+      </w:r>
+      <w:r>
+        <w:rPr>
+          <w:rFonts w:ascii="Consolas" w:eastAsia="굴림" w:hAnsi="Consolas" w:cs="굴림"/>
+          <w:color w:val="B5CEA8"/>
+          <w:kern w:val="0"/>
+          <w:sz w:val="21"/>
+          <w:szCs w:val="21"/>
+        </w:rPr>
+        <w:t>1</w:t>
+      </w:r>
+      <w:r>
+        <w:rPr>
+          <w:rFonts w:ascii="Consolas" w:eastAsia="굴림" w:hAnsi="Consolas" w:cs="굴림"/>
+          <w:color w:val="CCCCCC"/>
+          <w:kern w:val="0"/>
+          <w:sz w:val="21"/>
+          <w:szCs w:val="21"/>
+        </w:rPr>
+        <w:t>];</w:t>
+      </w:r>
+    </w:p>
+    <w:p>
+      <w:pPr>
+        <w:widowControl/>
+        <w:shd w:val="clear" w:color="auto" w:fill="1F1F1F"/>
+        <w:wordWrap/>
+        <w:autoSpaceDE/>
+        <w:autoSpaceDN/>
+        <w:spacing w:after="0" w:line="285" w:lineRule="atLeast"/>
+        <w:jc w:val="left"/>
+        <w:rPr>
+          <w:rFonts w:ascii="Consolas" w:eastAsia="굴림" w:hAnsi="Consolas" w:cs="굴림"/>
+          <w:color w:val="CCCCCC"/>
+          <w:kern w:val="0"/>
+          <w:sz w:val="21"/>
+          <w:szCs w:val="21"/>
+        </w:rPr>
+      </w:pPr>
+      <w:r>
+        <w:rPr>
+          <w:rFonts w:ascii="Consolas" w:eastAsia="굴림" w:hAnsi="Consolas" w:cs="굴림"/>
+          <w:color w:val="CCCCCC"/>
+          <w:kern w:val="0"/>
+          <w:sz w:val="21"/>
+          <w:szCs w:val="21"/>
+        </w:rPr>
+        <w:t xml:space="preserve">                </w:t>
+      </w:r>
+      <w:r>
+        <w:rPr>
+          <w:rFonts w:ascii="Consolas" w:eastAsia="굴림" w:hAnsi="Consolas" w:cs="굴림"/>
+          <w:color w:val="9CDCFE"/>
+          <w:kern w:val="0"/>
+          <w:sz w:val="21"/>
+          <w:szCs w:val="21"/>
+        </w:rPr>
+        <w:t>rawData</w:t>
+      </w:r>
+      <w:r>
+        <w:rPr>
+          <w:rFonts w:ascii="Consolas" w:eastAsia="굴림" w:hAnsi="Consolas" w:cs="굴림"/>
+          <w:color w:val="CCCCCC"/>
+          <w:kern w:val="0"/>
+          <w:sz w:val="21"/>
+          <w:szCs w:val="21"/>
+        </w:rPr>
+        <w:t>[</w:t>
+      </w:r>
+      <w:r>
+        <w:rPr>
+          <w:rFonts w:ascii="Consolas" w:eastAsia="굴림" w:hAnsi="Consolas" w:cs="굴림"/>
+          <w:color w:val="9CDCFE"/>
+          <w:kern w:val="0"/>
+          <w:sz w:val="21"/>
+          <w:szCs w:val="21"/>
+        </w:rPr>
+        <w:t>index</w:t>
+      </w:r>
+      <w:r>
+        <w:rPr>
+          <w:rFonts w:ascii="Consolas" w:eastAsia="굴림" w:hAnsi="Consolas" w:cs="굴림"/>
+          <w:color w:val="CCCCCC"/>
+          <w:kern w:val="0"/>
+          <w:sz w:val="21"/>
+          <w:szCs w:val="21"/>
+        </w:rPr>
+        <w:t xml:space="preserve"> </w:t>
+      </w:r>
+      <w:r>
+        <w:rPr>
+          <w:rFonts w:ascii="Consolas" w:eastAsia="굴림" w:hAnsi="Consolas" w:cs="굴림"/>
+          <w:color w:val="D4D4D4"/>
+          <w:kern w:val="0"/>
+          <w:sz w:val="21"/>
+          <w:szCs w:val="21"/>
+        </w:rPr>
+        <w:t>+</w:t>
+      </w:r>
+      <w:r>
+        <w:rPr>
+          <w:rFonts w:ascii="Consolas" w:eastAsia="굴림" w:hAnsi="Consolas" w:cs="굴림"/>
+          <w:color w:val="CCCCCC"/>
+          <w:kern w:val="0"/>
+          <w:sz w:val="21"/>
+          <w:szCs w:val="21"/>
+        </w:rPr>
+        <w:t xml:space="preserve"> </w:t>
+      </w:r>
+      <w:r>
+        <w:rPr>
+          <w:rFonts w:ascii="Consolas" w:eastAsia="굴림" w:hAnsi="Consolas" w:cs="굴림"/>
+          <w:color w:val="B5CEA8"/>
+          <w:kern w:val="0"/>
+          <w:sz w:val="21"/>
+          <w:szCs w:val="21"/>
+        </w:rPr>
+        <w:t>2</w:t>
+      </w:r>
+      <w:r>
+        <w:rPr>
+          <w:rFonts w:ascii="Consolas" w:eastAsia="굴림" w:hAnsi="Consolas" w:cs="굴림"/>
+          <w:color w:val="CCCCCC"/>
+          <w:kern w:val="0"/>
+          <w:sz w:val="21"/>
+          <w:szCs w:val="21"/>
+        </w:rPr>
+        <w:t xml:space="preserve">] </w:t>
+      </w:r>
+      <w:r>
+        <w:rPr>
+          <w:rFonts w:ascii="Consolas" w:eastAsia="굴림" w:hAnsi="Consolas" w:cs="굴림"/>
+          <w:color w:val="D4D4D4"/>
+          <w:kern w:val="0"/>
+          <w:sz w:val="21"/>
+          <w:szCs w:val="21"/>
+        </w:rPr>
+        <w:t>=</w:t>
+      </w:r>
+      <w:r>
+        <w:rPr>
+          <w:rFonts w:ascii="Consolas" w:eastAsia="굴림" w:hAnsi="Consolas" w:cs="굴림"/>
+          <w:color w:val="CCCCCC"/>
+          <w:kern w:val="0"/>
+          <w:sz w:val="21"/>
+          <w:szCs w:val="21"/>
+        </w:rPr>
+        <w:t xml:space="preserve"> </w:t>
+      </w:r>
+      <w:r>
+        <w:rPr>
+          <w:rFonts w:ascii="Consolas" w:eastAsia="굴림" w:hAnsi="Consolas" w:cs="굴림"/>
+          <w:color w:val="9CDCFE"/>
+          <w:kern w:val="0"/>
+          <w:sz w:val="21"/>
+          <w:szCs w:val="21"/>
+        </w:rPr>
+        <w:t>floatBytes</w:t>
+      </w:r>
+      <w:r>
+        <w:rPr>
+          <w:rFonts w:ascii="Consolas" w:eastAsia="굴림" w:hAnsi="Consolas" w:cs="굴림"/>
+          <w:color w:val="CCCCCC"/>
+          <w:kern w:val="0"/>
+          <w:sz w:val="21"/>
+          <w:szCs w:val="21"/>
+        </w:rPr>
+        <w:t>[</w:t>
+      </w:r>
+      <w:r>
+        <w:rPr>
+          <w:rFonts w:ascii="Consolas" w:eastAsia="굴림" w:hAnsi="Consolas" w:cs="굴림"/>
+          <w:color w:val="B5CEA8"/>
+          <w:kern w:val="0"/>
+          <w:sz w:val="21"/>
+          <w:szCs w:val="21"/>
+        </w:rPr>
+        <w:t>2</w:t>
+      </w:r>
+      <w:r>
+        <w:rPr>
+          <w:rFonts w:ascii="Consolas" w:eastAsia="굴림" w:hAnsi="Consolas" w:cs="굴림"/>
+          <w:color w:val="CCCCCC"/>
+          <w:kern w:val="0"/>
+          <w:sz w:val="21"/>
+          <w:szCs w:val="21"/>
+        </w:rPr>
+        <w:t>];</w:t>
+      </w:r>
+    </w:p>
+    <w:p>
+      <w:pPr>
+        <w:widowControl/>
+        <w:shd w:val="clear" w:color="auto" w:fill="1F1F1F"/>
+        <w:wordWrap/>
+        <w:autoSpaceDE/>
+        <w:autoSpaceDN/>
+        <w:spacing w:after="0" w:line="285" w:lineRule="atLeast"/>
+        <w:jc w:val="left"/>
+        <w:rPr>
+          <w:rFonts w:ascii="Consolas" w:eastAsia="굴림" w:hAnsi="Consolas" w:cs="굴림"/>
+          <w:color w:val="CCCCCC"/>
+          <w:kern w:val="0"/>
+          <w:sz w:val="21"/>
+          <w:szCs w:val="21"/>
+        </w:rPr>
+      </w:pPr>
+      <w:r>
+        <w:rPr>
+          <w:rFonts w:ascii="Consolas" w:eastAsia="굴림" w:hAnsi="Consolas" w:cs="굴림"/>
+          <w:color w:val="CCCCCC"/>
+          <w:kern w:val="0"/>
+          <w:sz w:val="21"/>
+          <w:szCs w:val="21"/>
+        </w:rPr>
+        <w:t xml:space="preserve">                </w:t>
+      </w:r>
+      <w:r>
+        <w:rPr>
+          <w:rFonts w:ascii="Consolas" w:eastAsia="굴림" w:hAnsi="Consolas" w:cs="굴림"/>
+          <w:color w:val="9CDCFE"/>
+          <w:kern w:val="0"/>
+          <w:sz w:val="21"/>
+          <w:szCs w:val="21"/>
+        </w:rPr>
+        <w:t>rawData</w:t>
+      </w:r>
+      <w:r>
+        <w:rPr>
+          <w:rFonts w:ascii="Consolas" w:eastAsia="굴림" w:hAnsi="Consolas" w:cs="굴림"/>
+          <w:color w:val="CCCCCC"/>
+          <w:kern w:val="0"/>
+          <w:sz w:val="21"/>
+          <w:szCs w:val="21"/>
+        </w:rPr>
+        <w:t>[</w:t>
+      </w:r>
+      <w:r>
+        <w:rPr>
+          <w:rFonts w:ascii="Consolas" w:eastAsia="굴림" w:hAnsi="Consolas" w:cs="굴림"/>
+          <w:color w:val="9CDCFE"/>
+          <w:kern w:val="0"/>
+          <w:sz w:val="21"/>
+          <w:szCs w:val="21"/>
+        </w:rPr>
+        <w:t>index</w:t>
+      </w:r>
+      <w:r>
+        <w:rPr>
+          <w:rFonts w:ascii="Consolas" w:eastAsia="굴림" w:hAnsi="Consolas" w:cs="굴림"/>
+          <w:color w:val="CCCCCC"/>
+          <w:kern w:val="0"/>
+          <w:sz w:val="21"/>
+          <w:szCs w:val="21"/>
+        </w:rPr>
+        <w:t xml:space="preserve"> </w:t>
+      </w:r>
+      <w:r>
+        <w:rPr>
+          <w:rFonts w:ascii="Consolas" w:eastAsia="굴림" w:hAnsi="Consolas" w:cs="굴림"/>
+          <w:color w:val="D4D4D4"/>
+          <w:kern w:val="0"/>
+          <w:sz w:val="21"/>
+          <w:szCs w:val="21"/>
+        </w:rPr>
+        <w:t>+</w:t>
+      </w:r>
+      <w:r>
+        <w:rPr>
+          <w:rFonts w:ascii="Consolas" w:eastAsia="굴림" w:hAnsi="Consolas" w:cs="굴림"/>
+          <w:color w:val="CCCCCC"/>
+          <w:kern w:val="0"/>
+          <w:sz w:val="21"/>
+          <w:szCs w:val="21"/>
+        </w:rPr>
+        <w:t xml:space="preserve"> </w:t>
+      </w:r>
+      <w:r>
+        <w:rPr>
+          <w:rFonts w:ascii="Consolas" w:eastAsia="굴림" w:hAnsi="Consolas" w:cs="굴림"/>
+          <w:color w:val="B5CEA8"/>
+          <w:kern w:val="0"/>
+          <w:sz w:val="21"/>
+          <w:szCs w:val="21"/>
+        </w:rPr>
+        <w:t>3</w:t>
+      </w:r>
+      <w:r>
+        <w:rPr>
+          <w:rFonts w:ascii="Consolas" w:eastAsia="굴림" w:hAnsi="Consolas" w:cs="굴림"/>
+          <w:color w:val="CCCCCC"/>
+          <w:kern w:val="0"/>
+          <w:sz w:val="21"/>
+          <w:szCs w:val="21"/>
+        </w:rPr>
+        <w:t xml:space="preserve">] </w:t>
+      </w:r>
+      <w:r>
+        <w:rPr>
+          <w:rFonts w:ascii="Consolas" w:eastAsia="굴림" w:hAnsi="Consolas" w:cs="굴림"/>
+          <w:color w:val="D4D4D4"/>
+          <w:kern w:val="0"/>
+          <w:sz w:val="21"/>
+          <w:szCs w:val="21"/>
+        </w:rPr>
+        <w:t>=</w:t>
+      </w:r>
+      <w:r>
+        <w:rPr>
+          <w:rFonts w:ascii="Consolas" w:eastAsia="굴림" w:hAnsi="Consolas" w:cs="굴림"/>
+          <w:color w:val="CCCCCC"/>
+          <w:kern w:val="0"/>
+          <w:sz w:val="21"/>
+          <w:szCs w:val="21"/>
+        </w:rPr>
+        <w:t xml:space="preserve"> </w:t>
+      </w:r>
+      <w:r>
+        <w:rPr>
+          <w:rFonts w:ascii="Consolas" w:eastAsia="굴림" w:hAnsi="Consolas" w:cs="굴림"/>
+          <w:color w:val="9CDCFE"/>
+          <w:kern w:val="0"/>
+          <w:sz w:val="21"/>
+          <w:szCs w:val="21"/>
+        </w:rPr>
+        <w:t>floatBytes</w:t>
+      </w:r>
+      <w:r>
+        <w:rPr>
+          <w:rFonts w:ascii="Consolas" w:eastAsia="굴림" w:hAnsi="Consolas" w:cs="굴림"/>
+          <w:color w:val="CCCCCC"/>
+          <w:kern w:val="0"/>
+          <w:sz w:val="21"/>
+          <w:szCs w:val="21"/>
+        </w:rPr>
+        <w:t>[</w:t>
+      </w:r>
+      <w:r>
+        <w:rPr>
+          <w:rFonts w:ascii="Consolas" w:eastAsia="굴림" w:hAnsi="Consolas" w:cs="굴림"/>
+          <w:color w:val="B5CEA8"/>
+          <w:kern w:val="0"/>
+          <w:sz w:val="21"/>
+          <w:szCs w:val="21"/>
+        </w:rPr>
+        <w:t>3</w:t>
+      </w:r>
+      <w:r>
+        <w:rPr>
+          <w:rFonts w:ascii="Consolas" w:eastAsia="굴림" w:hAnsi="Consolas" w:cs="굴림"/>
+          <w:color w:val="CCCCCC"/>
+          <w:kern w:val="0"/>
+          <w:sz w:val="21"/>
+          <w:szCs w:val="21"/>
+        </w:rPr>
+        <w:t xml:space="preserve">];   </w:t>
+      </w:r>
+      <w:r>
+        <w:rPr>
+          <w:rFonts w:ascii="Consolas" w:eastAsia="굴림" w:hAnsi="Consolas" w:cs="굴림"/>
+          <w:color w:val="6A9955"/>
+          <w:kern w:val="0"/>
+          <w:sz w:val="21"/>
+          <w:szCs w:val="21"/>
+        </w:rPr>
+        <w:t>// High byte</w:t>
+      </w:r>
+    </w:p>
+    <w:p>
+      <w:pPr>
+        <w:widowControl/>
+        <w:shd w:val="clear" w:color="auto" w:fill="1F1F1F"/>
+        <w:wordWrap/>
+        <w:autoSpaceDE/>
+        <w:autoSpaceDN/>
+        <w:spacing w:after="0" w:line="285" w:lineRule="atLeast"/>
+        <w:jc w:val="left"/>
+        <w:rPr>
+          <w:rFonts w:ascii="Consolas" w:eastAsia="굴림" w:hAnsi="Consolas" w:cs="굴림"/>
+          <w:color w:val="CCCCCC"/>
+          <w:kern w:val="0"/>
+          <w:sz w:val="21"/>
+          <w:szCs w:val="21"/>
+        </w:rPr>
+      </w:pPr>
+      <w:r>
+        <w:rPr>
+          <w:rFonts w:ascii="Consolas" w:eastAsia="굴림" w:hAnsi="Consolas" w:cs="굴림"/>
+          <w:color w:val="CCCCCC"/>
+          <w:kern w:val="0"/>
+          <w:sz w:val="21"/>
+          <w:szCs w:val="21"/>
+        </w:rPr>
+        <w:t>            }</w:t>
+      </w:r>
+    </w:p>
+    <w:p>
+      <w:pPr>
+        <w:widowControl/>
+        <w:shd w:val="clear" w:color="auto" w:fill="1F1F1F"/>
+        <w:wordWrap/>
+        <w:autoSpaceDE/>
+        <w:autoSpaceDN/>
+        <w:spacing w:after="0" w:line="285" w:lineRule="atLeast"/>
+        <w:jc w:val="left"/>
+        <w:rPr>
+          <w:rFonts w:ascii="Consolas" w:eastAsia="굴림" w:hAnsi="Consolas" w:cs="굴림"/>
+          <w:color w:val="CCCCCC"/>
+          <w:kern w:val="0"/>
+          <w:sz w:val="21"/>
+          <w:szCs w:val="21"/>
+        </w:rPr>
+      </w:pPr>
+      <w:r>
+        <w:rPr>
+          <w:rFonts w:ascii="Consolas" w:eastAsia="굴림" w:hAnsi="Consolas" w:cs="굴림"/>
+          <w:color w:val="CCCCCC"/>
+          <w:kern w:val="0"/>
+          <w:sz w:val="21"/>
+          <w:szCs w:val="21"/>
+        </w:rPr>
+        <w:t>        }</w:t>
       </w:r>
     </w:p>
     <w:p>
@@ -749,12 +2670,15 @@
           <w:numId w:val="20"/>
         </w:numPr>
         <w:ind w:leftChars="0"/>
-      </w:pPr>
-      <w:r>
         <w:rPr>
           <w:rFonts w:hint="eastAsia"/>
         </w:rPr>
-        <w:t>받은 네트워크 패킷 처리 -&gt; 입력 처리 -&gt; 게임 업데이트 -&gt; 업데이트된 내용 패킷 전송 -&gt; 렌더링</w:t>
+      </w:pPr>
+      <w:r>
+        <w:rPr>
+          <w:rFonts w:hint="eastAsia"/>
+        </w:rPr>
+        <w:t>지수 부분에 변화가 생기면 큰 오차가 발생하는 float를 사용하는 대신 정수 타입으로 컬러를</w:t>
       </w:r>
       <w:r>
         <w:br/>
@@ -763,7 +2687,1920 @@
         <w:rPr>
           <w:rFonts w:hint="eastAsia"/>
         </w:rPr>
-        <w:t>단계로 게임 루프가 진행되도록 게임 루프에 네트워크 단계들을 추가</w:t>
+        <w:t>저장함으로써 그 오차가 크게 느껴지지 않도록 수정</w:t>
+      </w:r>
+    </w:p>
+    <w:p>
+      <w:pPr>
+        <w:widowControl/>
+        <w:shd w:val="clear" w:color="auto" w:fill="1F1F1F"/>
+        <w:wordWrap/>
+        <w:autoSpaceDE/>
+        <w:autoSpaceDN/>
+        <w:spacing w:after="0" w:line="285" w:lineRule="atLeast"/>
+        <w:jc w:val="left"/>
+        <w:rPr>
+          <w:rFonts w:ascii="Consolas" w:eastAsia="굴림" w:hAnsi="Consolas" w:cs="굴림"/>
+          <w:color w:val="CCCCCC"/>
+          <w:kern w:val="0"/>
+          <w:sz w:val="21"/>
+          <w:szCs w:val="21"/>
+        </w:rPr>
+      </w:pPr>
+      <w:r>
+        <w:rPr>
+          <w:rFonts w:ascii="Consolas" w:eastAsia="굴림" w:hAnsi="Consolas" w:cs="굴림"/>
+          <w:color w:val="CCCCCC"/>
+          <w:kern w:val="0"/>
+          <w:sz w:val="21"/>
+          <w:szCs w:val="21"/>
+        </w:rPr>
+        <w:t xml:space="preserve">        </w:t>
+      </w:r>
+      <w:r>
+        <w:rPr>
+          <w:rFonts w:ascii="Consolas" w:eastAsia="굴림" w:hAnsi="Consolas" w:cs="굴림"/>
+          <w:color w:val="C586C0"/>
+          <w:kern w:val="0"/>
+          <w:sz w:val="21"/>
+          <w:szCs w:val="21"/>
+        </w:rPr>
+        <w:t>for</w:t>
+      </w:r>
+      <w:r>
+        <w:rPr>
+          <w:rFonts w:ascii="Consolas" w:eastAsia="굴림" w:hAnsi="Consolas" w:cs="굴림"/>
+          <w:color w:val="CCCCCC"/>
+          <w:kern w:val="0"/>
+          <w:sz w:val="21"/>
+          <w:szCs w:val="21"/>
+        </w:rPr>
+        <w:t xml:space="preserve"> (</w:t>
+      </w:r>
+      <w:r>
+        <w:rPr>
+          <w:rFonts w:ascii="Consolas" w:eastAsia="굴림" w:hAnsi="Consolas" w:cs="굴림"/>
+          <w:color w:val="569CD6"/>
+          <w:kern w:val="0"/>
+          <w:sz w:val="21"/>
+          <w:szCs w:val="21"/>
+        </w:rPr>
+        <w:t>int</w:t>
+      </w:r>
+      <w:r>
+        <w:rPr>
+          <w:rFonts w:ascii="Consolas" w:eastAsia="굴림" w:hAnsi="Consolas" w:cs="굴림"/>
+          <w:color w:val="CCCCCC"/>
+          <w:kern w:val="0"/>
+          <w:sz w:val="21"/>
+          <w:szCs w:val="21"/>
+        </w:rPr>
+        <w:t xml:space="preserve"> </w:t>
+      </w:r>
+      <w:r>
+        <w:rPr>
+          <w:rFonts w:ascii="Consolas" w:eastAsia="굴림" w:hAnsi="Consolas" w:cs="굴림"/>
+          <w:color w:val="9CDCFE"/>
+          <w:kern w:val="0"/>
+          <w:sz w:val="21"/>
+          <w:szCs w:val="21"/>
+        </w:rPr>
+        <w:t>y</w:t>
+      </w:r>
+      <w:r>
+        <w:rPr>
+          <w:rFonts w:ascii="Consolas" w:eastAsia="굴림" w:hAnsi="Consolas" w:cs="굴림"/>
+          <w:color w:val="CCCCCC"/>
+          <w:kern w:val="0"/>
+          <w:sz w:val="21"/>
+          <w:szCs w:val="21"/>
+        </w:rPr>
+        <w:t xml:space="preserve"> </w:t>
+      </w:r>
+      <w:r>
+        <w:rPr>
+          <w:rFonts w:ascii="Consolas" w:eastAsia="굴림" w:hAnsi="Consolas" w:cs="굴림"/>
+          <w:color w:val="D4D4D4"/>
+          <w:kern w:val="0"/>
+          <w:sz w:val="21"/>
+          <w:szCs w:val="21"/>
+        </w:rPr>
+        <w:t>=</w:t>
+      </w:r>
+      <w:r>
+        <w:rPr>
+          <w:rFonts w:ascii="Consolas" w:eastAsia="굴림" w:hAnsi="Consolas" w:cs="굴림"/>
+          <w:color w:val="CCCCCC"/>
+          <w:kern w:val="0"/>
+          <w:sz w:val="21"/>
+          <w:szCs w:val="21"/>
+        </w:rPr>
+        <w:t xml:space="preserve"> </w:t>
+      </w:r>
+      <w:r>
+        <w:rPr>
+          <w:rFonts w:ascii="Consolas" w:eastAsia="굴림" w:hAnsi="Consolas" w:cs="굴림"/>
+          <w:color w:val="B5CEA8"/>
+          <w:kern w:val="0"/>
+          <w:sz w:val="21"/>
+          <w:szCs w:val="21"/>
+        </w:rPr>
+        <w:t>0</w:t>
+      </w:r>
+      <w:r>
+        <w:rPr>
+          <w:rFonts w:ascii="Consolas" w:eastAsia="굴림" w:hAnsi="Consolas" w:cs="굴림"/>
+          <w:color w:val="CCCCCC"/>
+          <w:kern w:val="0"/>
+          <w:sz w:val="21"/>
+          <w:szCs w:val="21"/>
+        </w:rPr>
+        <w:t xml:space="preserve">; </w:t>
+      </w:r>
+      <w:r>
+        <w:rPr>
+          <w:rFonts w:ascii="Consolas" w:eastAsia="굴림" w:hAnsi="Consolas" w:cs="굴림"/>
+          <w:color w:val="9CDCFE"/>
+          <w:kern w:val="0"/>
+          <w:sz w:val="21"/>
+          <w:szCs w:val="21"/>
+        </w:rPr>
+        <w:t>y</w:t>
+      </w:r>
+      <w:r>
+        <w:rPr>
+          <w:rFonts w:ascii="Consolas" w:eastAsia="굴림" w:hAnsi="Consolas" w:cs="굴림"/>
+          <w:color w:val="CCCCCC"/>
+          <w:kern w:val="0"/>
+          <w:sz w:val="21"/>
+          <w:szCs w:val="21"/>
+        </w:rPr>
+        <w:t xml:space="preserve"> </w:t>
+      </w:r>
+      <w:r>
+        <w:rPr>
+          <w:rFonts w:ascii="Consolas" w:eastAsia="굴림" w:hAnsi="Consolas" w:cs="굴림"/>
+          <w:color w:val="D4D4D4"/>
+          <w:kern w:val="0"/>
+          <w:sz w:val="21"/>
+          <w:szCs w:val="21"/>
+        </w:rPr>
+        <w:t>&lt;</w:t>
+      </w:r>
+      <w:r>
+        <w:rPr>
+          <w:rFonts w:ascii="Consolas" w:eastAsia="굴림" w:hAnsi="Consolas" w:cs="굴림"/>
+          <w:color w:val="CCCCCC"/>
+          <w:kern w:val="0"/>
+          <w:sz w:val="21"/>
+          <w:szCs w:val="21"/>
+        </w:rPr>
+        <w:t xml:space="preserve"> </w:t>
+      </w:r>
+      <w:r>
+        <w:rPr>
+          <w:rFonts w:ascii="Consolas" w:eastAsia="굴림" w:hAnsi="Consolas" w:cs="굴림"/>
+          <w:color w:val="9CDCFE"/>
+          <w:kern w:val="0"/>
+          <w:sz w:val="21"/>
+          <w:szCs w:val="21"/>
+        </w:rPr>
+        <w:t>resolution</w:t>
+      </w:r>
+      <w:r>
+        <w:rPr>
+          <w:rFonts w:ascii="Consolas" w:eastAsia="굴림" w:hAnsi="Consolas" w:cs="굴림"/>
+          <w:color w:val="CCCCCC"/>
+          <w:kern w:val="0"/>
+          <w:sz w:val="21"/>
+          <w:szCs w:val="21"/>
+        </w:rPr>
+        <w:t xml:space="preserve">; </w:t>
+      </w:r>
+      <w:r>
+        <w:rPr>
+          <w:rFonts w:ascii="Consolas" w:eastAsia="굴림" w:hAnsi="Consolas" w:cs="굴림"/>
+          <w:color w:val="9CDCFE"/>
+          <w:kern w:val="0"/>
+          <w:sz w:val="21"/>
+          <w:szCs w:val="21"/>
+        </w:rPr>
+        <w:t>y</w:t>
+      </w:r>
+      <w:r>
+        <w:rPr>
+          <w:rFonts w:ascii="Consolas" w:eastAsia="굴림" w:hAnsi="Consolas" w:cs="굴림"/>
+          <w:color w:val="D4D4D4"/>
+          <w:kern w:val="0"/>
+          <w:sz w:val="21"/>
+          <w:szCs w:val="21"/>
+        </w:rPr>
+        <w:t>++</w:t>
+      </w:r>
+      <w:r>
+        <w:rPr>
+          <w:rFonts w:ascii="Consolas" w:eastAsia="굴림" w:hAnsi="Consolas" w:cs="굴림"/>
+          <w:color w:val="CCCCCC"/>
+          <w:kern w:val="0"/>
+          <w:sz w:val="21"/>
+          <w:szCs w:val="21"/>
+        </w:rPr>
+        <w:t>)</w:t>
+      </w:r>
+    </w:p>
+    <w:p>
+      <w:pPr>
+        <w:widowControl/>
+        <w:shd w:val="clear" w:color="auto" w:fill="1F1F1F"/>
+        <w:wordWrap/>
+        <w:autoSpaceDE/>
+        <w:autoSpaceDN/>
+        <w:spacing w:after="0" w:line="285" w:lineRule="atLeast"/>
+        <w:jc w:val="left"/>
+        <w:rPr>
+          <w:rFonts w:ascii="Consolas" w:eastAsia="굴림" w:hAnsi="Consolas" w:cs="굴림"/>
+          <w:color w:val="CCCCCC"/>
+          <w:kern w:val="0"/>
+          <w:sz w:val="21"/>
+          <w:szCs w:val="21"/>
+        </w:rPr>
+      </w:pPr>
+      <w:r>
+        <w:rPr>
+          <w:rFonts w:ascii="Consolas" w:eastAsia="굴림" w:hAnsi="Consolas" w:cs="굴림"/>
+          <w:color w:val="CCCCCC"/>
+          <w:kern w:val="0"/>
+          <w:sz w:val="21"/>
+          <w:szCs w:val="21"/>
+        </w:rPr>
+        <w:t>        {</w:t>
+      </w:r>
+    </w:p>
+    <w:p>
+      <w:pPr>
+        <w:widowControl/>
+        <w:shd w:val="clear" w:color="auto" w:fill="1F1F1F"/>
+        <w:wordWrap/>
+        <w:autoSpaceDE/>
+        <w:autoSpaceDN/>
+        <w:spacing w:after="0" w:line="285" w:lineRule="atLeast"/>
+        <w:jc w:val="left"/>
+        <w:rPr>
+          <w:rFonts w:ascii="Consolas" w:eastAsia="굴림" w:hAnsi="Consolas" w:cs="굴림"/>
+          <w:color w:val="CCCCCC"/>
+          <w:kern w:val="0"/>
+          <w:sz w:val="21"/>
+          <w:szCs w:val="21"/>
+        </w:rPr>
+      </w:pPr>
+      <w:r>
+        <w:rPr>
+          <w:rFonts w:ascii="Consolas" w:eastAsia="굴림" w:hAnsi="Consolas" w:cs="굴림"/>
+          <w:color w:val="CCCCCC"/>
+          <w:kern w:val="0"/>
+          <w:sz w:val="21"/>
+          <w:szCs w:val="21"/>
+        </w:rPr>
+        <w:t xml:space="preserve">            </w:t>
+      </w:r>
+      <w:r>
+        <w:rPr>
+          <w:rFonts w:ascii="Consolas" w:eastAsia="굴림" w:hAnsi="Consolas" w:cs="굴림"/>
+          <w:color w:val="C586C0"/>
+          <w:kern w:val="0"/>
+          <w:sz w:val="21"/>
+          <w:szCs w:val="21"/>
+        </w:rPr>
+        <w:t>for</w:t>
+      </w:r>
+      <w:r>
+        <w:rPr>
+          <w:rFonts w:ascii="Consolas" w:eastAsia="굴림" w:hAnsi="Consolas" w:cs="굴림"/>
+          <w:color w:val="CCCCCC"/>
+          <w:kern w:val="0"/>
+          <w:sz w:val="21"/>
+          <w:szCs w:val="21"/>
+        </w:rPr>
+        <w:t xml:space="preserve"> (</w:t>
+      </w:r>
+      <w:r>
+        <w:rPr>
+          <w:rFonts w:ascii="Consolas" w:eastAsia="굴림" w:hAnsi="Consolas" w:cs="굴림"/>
+          <w:color w:val="569CD6"/>
+          <w:kern w:val="0"/>
+          <w:sz w:val="21"/>
+          <w:szCs w:val="21"/>
+        </w:rPr>
+        <w:t>int</w:t>
+      </w:r>
+      <w:r>
+        <w:rPr>
+          <w:rFonts w:ascii="Consolas" w:eastAsia="굴림" w:hAnsi="Consolas" w:cs="굴림"/>
+          <w:color w:val="CCCCCC"/>
+          <w:kern w:val="0"/>
+          <w:sz w:val="21"/>
+          <w:szCs w:val="21"/>
+        </w:rPr>
+        <w:t xml:space="preserve"> </w:t>
+      </w:r>
+      <w:r>
+        <w:rPr>
+          <w:rFonts w:ascii="Consolas" w:eastAsia="굴림" w:hAnsi="Consolas" w:cs="굴림"/>
+          <w:color w:val="9CDCFE"/>
+          <w:kern w:val="0"/>
+          <w:sz w:val="21"/>
+          <w:szCs w:val="21"/>
+        </w:rPr>
+        <w:t>x</w:t>
+      </w:r>
+      <w:r>
+        <w:rPr>
+          <w:rFonts w:ascii="Consolas" w:eastAsia="굴림" w:hAnsi="Consolas" w:cs="굴림"/>
+          <w:color w:val="CCCCCC"/>
+          <w:kern w:val="0"/>
+          <w:sz w:val="21"/>
+          <w:szCs w:val="21"/>
+        </w:rPr>
+        <w:t xml:space="preserve"> </w:t>
+      </w:r>
+      <w:r>
+        <w:rPr>
+          <w:rFonts w:ascii="Consolas" w:eastAsia="굴림" w:hAnsi="Consolas" w:cs="굴림"/>
+          <w:color w:val="D4D4D4"/>
+          <w:kern w:val="0"/>
+          <w:sz w:val="21"/>
+          <w:szCs w:val="21"/>
+        </w:rPr>
+        <w:t>=</w:t>
+      </w:r>
+      <w:r>
+        <w:rPr>
+          <w:rFonts w:ascii="Consolas" w:eastAsia="굴림" w:hAnsi="Consolas" w:cs="굴림"/>
+          <w:color w:val="CCCCCC"/>
+          <w:kern w:val="0"/>
+          <w:sz w:val="21"/>
+          <w:szCs w:val="21"/>
+        </w:rPr>
+        <w:t xml:space="preserve"> </w:t>
+      </w:r>
+      <w:r>
+        <w:rPr>
+          <w:rFonts w:ascii="Consolas" w:eastAsia="굴림" w:hAnsi="Consolas" w:cs="굴림"/>
+          <w:color w:val="B5CEA8"/>
+          <w:kern w:val="0"/>
+          <w:sz w:val="21"/>
+          <w:szCs w:val="21"/>
+        </w:rPr>
+        <w:t>0</w:t>
+      </w:r>
+      <w:r>
+        <w:rPr>
+          <w:rFonts w:ascii="Consolas" w:eastAsia="굴림" w:hAnsi="Consolas" w:cs="굴림"/>
+          <w:color w:val="CCCCCC"/>
+          <w:kern w:val="0"/>
+          <w:sz w:val="21"/>
+          <w:szCs w:val="21"/>
+        </w:rPr>
+        <w:t xml:space="preserve">; </w:t>
+      </w:r>
+      <w:r>
+        <w:rPr>
+          <w:rFonts w:ascii="Consolas" w:eastAsia="굴림" w:hAnsi="Consolas" w:cs="굴림"/>
+          <w:color w:val="9CDCFE"/>
+          <w:kern w:val="0"/>
+          <w:sz w:val="21"/>
+          <w:szCs w:val="21"/>
+        </w:rPr>
+        <w:t>x</w:t>
+      </w:r>
+      <w:r>
+        <w:rPr>
+          <w:rFonts w:ascii="Consolas" w:eastAsia="굴림" w:hAnsi="Consolas" w:cs="굴림"/>
+          <w:color w:val="CCCCCC"/>
+          <w:kern w:val="0"/>
+          <w:sz w:val="21"/>
+          <w:szCs w:val="21"/>
+        </w:rPr>
+        <w:t xml:space="preserve"> </w:t>
+      </w:r>
+      <w:r>
+        <w:rPr>
+          <w:rFonts w:ascii="Consolas" w:eastAsia="굴림" w:hAnsi="Consolas" w:cs="굴림"/>
+          <w:color w:val="D4D4D4"/>
+          <w:kern w:val="0"/>
+          <w:sz w:val="21"/>
+          <w:szCs w:val="21"/>
+        </w:rPr>
+        <w:t>&lt;</w:t>
+      </w:r>
+      <w:r>
+        <w:rPr>
+          <w:rFonts w:ascii="Consolas" w:eastAsia="굴림" w:hAnsi="Consolas" w:cs="굴림"/>
+          <w:color w:val="CCCCCC"/>
+          <w:kern w:val="0"/>
+          <w:sz w:val="21"/>
+          <w:szCs w:val="21"/>
+        </w:rPr>
+        <w:t xml:space="preserve"> </w:t>
+      </w:r>
+      <w:r>
+        <w:rPr>
+          <w:rFonts w:ascii="Consolas" w:eastAsia="굴림" w:hAnsi="Consolas" w:cs="굴림"/>
+          <w:color w:val="9CDCFE"/>
+          <w:kern w:val="0"/>
+          <w:sz w:val="21"/>
+          <w:szCs w:val="21"/>
+        </w:rPr>
+        <w:t>resolution</w:t>
+      </w:r>
+      <w:r>
+        <w:rPr>
+          <w:rFonts w:ascii="Consolas" w:eastAsia="굴림" w:hAnsi="Consolas" w:cs="굴림"/>
+          <w:color w:val="CCCCCC"/>
+          <w:kern w:val="0"/>
+          <w:sz w:val="21"/>
+          <w:szCs w:val="21"/>
+        </w:rPr>
+        <w:t xml:space="preserve">; </w:t>
+      </w:r>
+      <w:r>
+        <w:rPr>
+          <w:rFonts w:ascii="Consolas" w:eastAsia="굴림" w:hAnsi="Consolas" w:cs="굴림"/>
+          <w:color w:val="9CDCFE"/>
+          <w:kern w:val="0"/>
+          <w:sz w:val="21"/>
+          <w:szCs w:val="21"/>
+        </w:rPr>
+        <w:t>x</w:t>
+      </w:r>
+      <w:r>
+        <w:rPr>
+          <w:rFonts w:ascii="Consolas" w:eastAsia="굴림" w:hAnsi="Consolas" w:cs="굴림"/>
+          <w:color w:val="D4D4D4"/>
+          <w:kern w:val="0"/>
+          <w:sz w:val="21"/>
+          <w:szCs w:val="21"/>
+        </w:rPr>
+        <w:t>++</w:t>
+      </w:r>
+      <w:r>
+        <w:rPr>
+          <w:rFonts w:ascii="Consolas" w:eastAsia="굴림" w:hAnsi="Consolas" w:cs="굴림"/>
+          <w:color w:val="CCCCCC"/>
+          <w:kern w:val="0"/>
+          <w:sz w:val="21"/>
+          <w:szCs w:val="21"/>
+        </w:rPr>
+        <w:t>)</w:t>
+      </w:r>
+    </w:p>
+    <w:p>
+      <w:pPr>
+        <w:widowControl/>
+        <w:shd w:val="clear" w:color="auto" w:fill="1F1F1F"/>
+        <w:wordWrap/>
+        <w:autoSpaceDE/>
+        <w:autoSpaceDN/>
+        <w:spacing w:after="0" w:line="285" w:lineRule="atLeast"/>
+        <w:jc w:val="left"/>
+        <w:rPr>
+          <w:rFonts w:ascii="Consolas" w:eastAsia="굴림" w:hAnsi="Consolas" w:cs="굴림"/>
+          <w:color w:val="CCCCCC"/>
+          <w:kern w:val="0"/>
+          <w:sz w:val="21"/>
+          <w:szCs w:val="21"/>
+        </w:rPr>
+      </w:pPr>
+      <w:r>
+        <w:rPr>
+          <w:rFonts w:ascii="Consolas" w:eastAsia="굴림" w:hAnsi="Consolas" w:cs="굴림"/>
+          <w:color w:val="CCCCCC"/>
+          <w:kern w:val="0"/>
+          <w:sz w:val="21"/>
+          <w:szCs w:val="21"/>
+        </w:rPr>
+        <w:t>            {</w:t>
+      </w:r>
+    </w:p>
+    <w:p>
+      <w:pPr>
+        <w:widowControl/>
+        <w:shd w:val="clear" w:color="auto" w:fill="1F1F1F"/>
+        <w:wordWrap/>
+        <w:autoSpaceDE/>
+        <w:autoSpaceDN/>
+        <w:spacing w:after="0" w:line="285" w:lineRule="atLeast"/>
+        <w:jc w:val="left"/>
+        <w:rPr>
+          <w:rFonts w:ascii="Consolas" w:eastAsia="굴림" w:hAnsi="Consolas" w:cs="굴림"/>
+          <w:color w:val="CCCCCC"/>
+          <w:kern w:val="0"/>
+          <w:sz w:val="21"/>
+          <w:szCs w:val="21"/>
+        </w:rPr>
+      </w:pPr>
+      <w:r>
+        <w:rPr>
+          <w:rFonts w:ascii="Consolas" w:eastAsia="굴림" w:hAnsi="Consolas" w:cs="굴림"/>
+          <w:color w:val="CCCCCC"/>
+          <w:kern w:val="0"/>
+          <w:sz w:val="21"/>
+          <w:szCs w:val="21"/>
+        </w:rPr>
+        <w:t xml:space="preserve">                </w:t>
+      </w:r>
+      <w:r>
+        <w:rPr>
+          <w:rFonts w:ascii="Consolas" w:eastAsia="굴림" w:hAnsi="Consolas" w:cs="굴림"/>
+          <w:color w:val="569CD6"/>
+          <w:kern w:val="0"/>
+          <w:sz w:val="21"/>
+          <w:szCs w:val="21"/>
+        </w:rPr>
+        <w:t>float</w:t>
+      </w:r>
+      <w:r>
+        <w:rPr>
+          <w:rFonts w:ascii="Consolas" w:eastAsia="굴림" w:hAnsi="Consolas" w:cs="굴림"/>
+          <w:color w:val="CCCCCC"/>
+          <w:kern w:val="0"/>
+          <w:sz w:val="21"/>
+          <w:szCs w:val="21"/>
+        </w:rPr>
+        <w:t xml:space="preserve"> </w:t>
+      </w:r>
+      <w:r>
+        <w:rPr>
+          <w:rFonts w:ascii="Consolas" w:eastAsia="굴림" w:hAnsi="Consolas" w:cs="굴림"/>
+          <w:color w:val="9CDCFE"/>
+          <w:kern w:val="0"/>
+          <w:sz w:val="21"/>
+          <w:szCs w:val="21"/>
+        </w:rPr>
+        <w:t>normalizedHeight</w:t>
+      </w:r>
+      <w:r>
+        <w:rPr>
+          <w:rFonts w:ascii="Consolas" w:eastAsia="굴림" w:hAnsi="Consolas" w:cs="굴림"/>
+          <w:color w:val="CCCCCC"/>
+          <w:kern w:val="0"/>
+          <w:sz w:val="21"/>
+          <w:szCs w:val="21"/>
+        </w:rPr>
+        <w:t xml:space="preserve"> </w:t>
+      </w:r>
+      <w:r>
+        <w:rPr>
+          <w:rFonts w:ascii="Consolas" w:eastAsia="굴림" w:hAnsi="Consolas" w:cs="굴림"/>
+          <w:color w:val="D4D4D4"/>
+          <w:kern w:val="0"/>
+          <w:sz w:val="21"/>
+          <w:szCs w:val="21"/>
+        </w:rPr>
+        <w:t>=</w:t>
+      </w:r>
+      <w:r>
+        <w:rPr>
+          <w:rFonts w:ascii="Consolas" w:eastAsia="굴림" w:hAnsi="Consolas" w:cs="굴림"/>
+          <w:color w:val="CCCCCC"/>
+          <w:kern w:val="0"/>
+          <w:sz w:val="21"/>
+          <w:szCs w:val="21"/>
+        </w:rPr>
+        <w:t xml:space="preserve"> </w:t>
+      </w:r>
+      <w:r>
+        <w:rPr>
+          <w:rFonts w:ascii="Consolas" w:eastAsia="굴림" w:hAnsi="Consolas" w:cs="굴림"/>
+          <w:color w:val="9CDCFE"/>
+          <w:kern w:val="0"/>
+          <w:sz w:val="21"/>
+          <w:szCs w:val="21"/>
+        </w:rPr>
+        <w:t>heights</w:t>
+      </w:r>
+      <w:r>
+        <w:rPr>
+          <w:rFonts w:ascii="Consolas" w:eastAsia="굴림" w:hAnsi="Consolas" w:cs="굴림"/>
+          <w:color w:val="CCCCCC"/>
+          <w:kern w:val="0"/>
+          <w:sz w:val="21"/>
+          <w:szCs w:val="21"/>
+        </w:rPr>
+        <w:t>[</w:t>
+      </w:r>
+      <w:r>
+        <w:rPr>
+          <w:rFonts w:ascii="Consolas" w:eastAsia="굴림" w:hAnsi="Consolas" w:cs="굴림"/>
+          <w:color w:val="9CDCFE"/>
+          <w:kern w:val="0"/>
+          <w:sz w:val="21"/>
+          <w:szCs w:val="21"/>
+        </w:rPr>
+        <w:t>y</w:t>
+      </w:r>
+      <w:r>
+        <w:rPr>
+          <w:rFonts w:ascii="Consolas" w:eastAsia="굴림" w:hAnsi="Consolas" w:cs="굴림"/>
+          <w:color w:val="CCCCCC"/>
+          <w:kern w:val="0"/>
+          <w:sz w:val="21"/>
+          <w:szCs w:val="21"/>
+        </w:rPr>
+        <w:t xml:space="preserve">, </w:t>
+      </w:r>
+      <w:r>
+        <w:rPr>
+          <w:rFonts w:ascii="Consolas" w:eastAsia="굴림" w:hAnsi="Consolas" w:cs="굴림"/>
+          <w:color w:val="9CDCFE"/>
+          <w:kern w:val="0"/>
+          <w:sz w:val="21"/>
+          <w:szCs w:val="21"/>
+        </w:rPr>
+        <w:t>x</w:t>
+      </w:r>
+      <w:r>
+        <w:rPr>
+          <w:rFonts w:ascii="Consolas" w:eastAsia="굴림" w:hAnsi="Consolas" w:cs="굴림"/>
+          <w:color w:val="CCCCCC"/>
+          <w:kern w:val="0"/>
+          <w:sz w:val="21"/>
+          <w:szCs w:val="21"/>
+        </w:rPr>
+        <w:t>];</w:t>
+      </w:r>
+    </w:p>
+    <w:p>
+      <w:pPr>
+        <w:widowControl/>
+        <w:shd w:val="clear" w:color="auto" w:fill="1F1F1F"/>
+        <w:wordWrap/>
+        <w:autoSpaceDE/>
+        <w:autoSpaceDN/>
+        <w:spacing w:after="0" w:line="285" w:lineRule="atLeast"/>
+        <w:jc w:val="left"/>
+        <w:rPr>
+          <w:rFonts w:ascii="Consolas" w:eastAsia="굴림" w:hAnsi="Consolas" w:cs="굴림"/>
+          <w:color w:val="CCCCCC"/>
+          <w:kern w:val="0"/>
+          <w:sz w:val="21"/>
+          <w:szCs w:val="21"/>
+        </w:rPr>
+      </w:pPr>
+      <w:r>
+        <w:rPr>
+          <w:rFonts w:ascii="Consolas" w:eastAsia="굴림" w:hAnsi="Consolas" w:cs="굴림"/>
+          <w:color w:val="CCCCCC"/>
+          <w:kern w:val="0"/>
+          <w:sz w:val="21"/>
+          <w:szCs w:val="21"/>
+        </w:rPr>
+        <w:t xml:space="preserve">                </w:t>
+      </w:r>
+      <w:r>
+        <w:rPr>
+          <w:rFonts w:ascii="Consolas" w:eastAsia="굴림" w:hAnsi="Consolas" w:cs="굴림"/>
+          <w:color w:val="9CDCFE"/>
+          <w:kern w:val="0"/>
+          <w:sz w:val="21"/>
+          <w:szCs w:val="21"/>
+        </w:rPr>
+        <w:t>normalizedHeight</w:t>
+      </w:r>
+      <w:r>
+        <w:rPr>
+          <w:rFonts w:ascii="Consolas" w:eastAsia="굴림" w:hAnsi="Consolas" w:cs="굴림"/>
+          <w:color w:val="CCCCCC"/>
+          <w:kern w:val="0"/>
+          <w:sz w:val="21"/>
+          <w:szCs w:val="21"/>
+        </w:rPr>
+        <w:t xml:space="preserve"> </w:t>
+      </w:r>
+      <w:r>
+        <w:rPr>
+          <w:rFonts w:ascii="Consolas" w:eastAsia="굴림" w:hAnsi="Consolas" w:cs="굴림"/>
+          <w:color w:val="D4D4D4"/>
+          <w:kern w:val="0"/>
+          <w:sz w:val="21"/>
+          <w:szCs w:val="21"/>
+        </w:rPr>
+        <w:t>=</w:t>
+      </w:r>
+      <w:r>
+        <w:rPr>
+          <w:rFonts w:ascii="Consolas" w:eastAsia="굴림" w:hAnsi="Consolas" w:cs="굴림"/>
+          <w:color w:val="CCCCCC"/>
+          <w:kern w:val="0"/>
+          <w:sz w:val="21"/>
+          <w:szCs w:val="21"/>
+        </w:rPr>
+        <w:t xml:space="preserve"> </w:t>
+      </w:r>
+      <w:r>
+        <w:rPr>
+          <w:rFonts w:ascii="Consolas" w:eastAsia="굴림" w:hAnsi="Consolas" w:cs="굴림"/>
+          <w:color w:val="9CDCFE"/>
+          <w:kern w:val="0"/>
+          <w:sz w:val="21"/>
+          <w:szCs w:val="21"/>
+        </w:rPr>
+        <w:t>heights</w:t>
+      </w:r>
+      <w:r>
+        <w:rPr>
+          <w:rFonts w:ascii="Consolas" w:eastAsia="굴림" w:hAnsi="Consolas" w:cs="굴림"/>
+          <w:color w:val="CCCCCC"/>
+          <w:kern w:val="0"/>
+          <w:sz w:val="21"/>
+          <w:szCs w:val="21"/>
+        </w:rPr>
+        <w:t>[</w:t>
+      </w:r>
+      <w:r>
+        <w:rPr>
+          <w:rFonts w:ascii="Consolas" w:eastAsia="굴림" w:hAnsi="Consolas" w:cs="굴림"/>
+          <w:color w:val="9CDCFE"/>
+          <w:kern w:val="0"/>
+          <w:sz w:val="21"/>
+          <w:szCs w:val="21"/>
+        </w:rPr>
+        <w:t>y</w:t>
+      </w:r>
+      <w:r>
+        <w:rPr>
+          <w:rFonts w:ascii="Consolas" w:eastAsia="굴림" w:hAnsi="Consolas" w:cs="굴림"/>
+          <w:color w:val="CCCCCC"/>
+          <w:kern w:val="0"/>
+          <w:sz w:val="21"/>
+          <w:szCs w:val="21"/>
+        </w:rPr>
+        <w:t xml:space="preserve">, </w:t>
+      </w:r>
+      <w:r>
+        <w:rPr>
+          <w:rFonts w:ascii="Consolas" w:eastAsia="굴림" w:hAnsi="Consolas" w:cs="굴림"/>
+          <w:color w:val="9CDCFE"/>
+          <w:kern w:val="0"/>
+          <w:sz w:val="21"/>
+          <w:szCs w:val="21"/>
+        </w:rPr>
+        <w:t>x</w:t>
+      </w:r>
+      <w:r>
+        <w:rPr>
+          <w:rFonts w:ascii="Consolas" w:eastAsia="굴림" w:hAnsi="Consolas" w:cs="굴림"/>
+          <w:color w:val="CCCCCC"/>
+          <w:kern w:val="0"/>
+          <w:sz w:val="21"/>
+          <w:szCs w:val="21"/>
+        </w:rPr>
+        <w:t xml:space="preserve">] </w:t>
+      </w:r>
+      <w:r>
+        <w:rPr>
+          <w:rFonts w:ascii="Consolas" w:eastAsia="굴림" w:hAnsi="Consolas" w:cs="굴림"/>
+          <w:color w:val="D4D4D4"/>
+          <w:kern w:val="0"/>
+          <w:sz w:val="21"/>
+          <w:szCs w:val="21"/>
+        </w:rPr>
+        <w:t>*</w:t>
+      </w:r>
+      <w:r>
+        <w:rPr>
+          <w:rFonts w:ascii="Consolas" w:eastAsia="굴림" w:hAnsi="Consolas" w:cs="굴림"/>
+          <w:color w:val="CCCCCC"/>
+          <w:kern w:val="0"/>
+          <w:sz w:val="21"/>
+          <w:szCs w:val="21"/>
+        </w:rPr>
+        <w:t xml:space="preserve"> </w:t>
+      </w:r>
+      <w:r>
+        <w:rPr>
+          <w:rFonts w:ascii="Consolas" w:eastAsia="굴림" w:hAnsi="Consolas" w:cs="굴림"/>
+          <w:color w:val="B5CEA8"/>
+          <w:kern w:val="0"/>
+          <w:sz w:val="21"/>
+          <w:szCs w:val="21"/>
+        </w:rPr>
+        <w:t>30.0f</w:t>
+      </w:r>
+      <w:r>
+        <w:rPr>
+          <w:rFonts w:ascii="Consolas" w:eastAsia="굴림" w:hAnsi="Consolas" w:cs="굴림"/>
+          <w:color w:val="CCCCCC"/>
+          <w:kern w:val="0"/>
+          <w:sz w:val="21"/>
+          <w:szCs w:val="21"/>
+        </w:rPr>
+        <w:t xml:space="preserve">; </w:t>
+      </w:r>
+      <w:r>
+        <w:rPr>
+          <w:rFonts w:ascii="Consolas" w:eastAsia="굴림" w:hAnsi="Consolas" w:cs="굴림"/>
+          <w:color w:val="6A9955"/>
+          <w:kern w:val="0"/>
+          <w:sz w:val="21"/>
+          <w:szCs w:val="21"/>
+        </w:rPr>
+        <w:t>// Temporary scaling</w:t>
+      </w:r>
+    </w:p>
+    <w:p>
+      <w:pPr>
+        <w:widowControl/>
+        <w:shd w:val="clear" w:color="auto" w:fill="1F1F1F"/>
+        <w:wordWrap/>
+        <w:autoSpaceDE/>
+        <w:autoSpaceDN/>
+        <w:spacing w:after="0" w:line="285" w:lineRule="atLeast"/>
+        <w:jc w:val="left"/>
+        <w:rPr>
+          <w:rFonts w:ascii="Consolas" w:eastAsia="굴림" w:hAnsi="Consolas" w:cs="굴림"/>
+          <w:color w:val="CCCCCC"/>
+          <w:kern w:val="0"/>
+          <w:sz w:val="21"/>
+          <w:szCs w:val="21"/>
+        </w:rPr>
+      </w:pPr>
+      <w:r>
+        <w:rPr>
+          <w:rFonts w:ascii="Consolas" w:eastAsia="굴림" w:hAnsi="Consolas" w:cs="굴림"/>
+          <w:color w:val="CCCCCC"/>
+          <w:kern w:val="0"/>
+          <w:sz w:val="21"/>
+          <w:szCs w:val="21"/>
+        </w:rPr>
+        <w:t xml:space="preserve">                </w:t>
+      </w:r>
+      <w:r>
+        <w:rPr>
+          <w:rFonts w:ascii="Consolas" w:eastAsia="굴림" w:hAnsi="Consolas" w:cs="굴림"/>
+          <w:color w:val="569CD6"/>
+          <w:kern w:val="0"/>
+          <w:sz w:val="21"/>
+          <w:szCs w:val="21"/>
+        </w:rPr>
+        <w:t>uint</w:t>
+      </w:r>
+      <w:r>
+        <w:rPr>
+          <w:rFonts w:ascii="Consolas" w:eastAsia="굴림" w:hAnsi="Consolas" w:cs="굴림"/>
+          <w:color w:val="CCCCCC"/>
+          <w:kern w:val="0"/>
+          <w:sz w:val="21"/>
+          <w:szCs w:val="21"/>
+        </w:rPr>
+        <w:t xml:space="preserve"> </w:t>
+      </w:r>
+      <w:r>
+        <w:rPr>
+          <w:rFonts w:ascii="Consolas" w:eastAsia="굴림" w:hAnsi="Consolas" w:cs="굴림"/>
+          <w:color w:val="9CDCFE"/>
+          <w:kern w:val="0"/>
+          <w:sz w:val="21"/>
+          <w:szCs w:val="21"/>
+        </w:rPr>
+        <w:t>height</w:t>
+      </w:r>
+      <w:r>
+        <w:rPr>
+          <w:rFonts w:ascii="Consolas" w:eastAsia="굴림" w:hAnsi="Consolas" w:cs="굴림"/>
+          <w:color w:val="CCCCCC"/>
+          <w:kern w:val="0"/>
+          <w:sz w:val="21"/>
+          <w:szCs w:val="21"/>
+        </w:rPr>
+        <w:t xml:space="preserve"> </w:t>
+      </w:r>
+      <w:r>
+        <w:rPr>
+          <w:rFonts w:ascii="Consolas" w:eastAsia="굴림" w:hAnsi="Consolas" w:cs="굴림"/>
+          <w:color w:val="D4D4D4"/>
+          <w:kern w:val="0"/>
+          <w:sz w:val="21"/>
+          <w:szCs w:val="21"/>
+        </w:rPr>
+        <w:t>=</w:t>
+      </w:r>
+      <w:r>
+        <w:rPr>
+          <w:rFonts w:ascii="Consolas" w:eastAsia="굴림" w:hAnsi="Consolas" w:cs="굴림"/>
+          <w:color w:val="CCCCCC"/>
+          <w:kern w:val="0"/>
+          <w:sz w:val="21"/>
+          <w:szCs w:val="21"/>
+        </w:rPr>
+        <w:t xml:space="preserve"> (</w:t>
+      </w:r>
+      <w:r>
+        <w:rPr>
+          <w:rFonts w:ascii="Consolas" w:eastAsia="굴림" w:hAnsi="Consolas" w:cs="굴림"/>
+          <w:color w:val="569CD6"/>
+          <w:kern w:val="0"/>
+          <w:sz w:val="21"/>
+          <w:szCs w:val="21"/>
+        </w:rPr>
+        <w:t>uint</w:t>
+      </w:r>
+      <w:r>
+        <w:rPr>
+          <w:rFonts w:ascii="Consolas" w:eastAsia="굴림" w:hAnsi="Consolas" w:cs="굴림"/>
+          <w:color w:val="CCCCCC"/>
+          <w:kern w:val="0"/>
+          <w:sz w:val="21"/>
+          <w:szCs w:val="21"/>
+        </w:rPr>
+        <w:t>)(</w:t>
+      </w:r>
+      <w:r>
+        <w:rPr>
+          <w:rFonts w:ascii="Consolas" w:eastAsia="굴림" w:hAnsi="Consolas" w:cs="굴림"/>
+          <w:color w:val="9CDCFE"/>
+          <w:kern w:val="0"/>
+          <w:sz w:val="21"/>
+          <w:szCs w:val="21"/>
+        </w:rPr>
+        <w:t>normalizedHeight</w:t>
+      </w:r>
+      <w:r>
+        <w:rPr>
+          <w:rFonts w:ascii="Consolas" w:eastAsia="굴림" w:hAnsi="Consolas" w:cs="굴림"/>
+          <w:color w:val="CCCCCC"/>
+          <w:kern w:val="0"/>
+          <w:sz w:val="21"/>
+          <w:szCs w:val="21"/>
+        </w:rPr>
+        <w:t xml:space="preserve"> </w:t>
+      </w:r>
+      <w:r>
+        <w:rPr>
+          <w:rFonts w:ascii="Consolas" w:eastAsia="굴림" w:hAnsi="Consolas" w:cs="굴림"/>
+          <w:color w:val="D4D4D4"/>
+          <w:kern w:val="0"/>
+          <w:sz w:val="21"/>
+          <w:szCs w:val="21"/>
+        </w:rPr>
+        <w:t>*</w:t>
+      </w:r>
+      <w:r>
+        <w:rPr>
+          <w:rFonts w:ascii="Consolas" w:eastAsia="굴림" w:hAnsi="Consolas" w:cs="굴림"/>
+          <w:color w:val="CCCCCC"/>
+          <w:kern w:val="0"/>
+          <w:sz w:val="21"/>
+          <w:szCs w:val="21"/>
+        </w:rPr>
+        <w:t xml:space="preserve"> </w:t>
+      </w:r>
+      <w:r>
+        <w:rPr>
+          <w:rFonts w:ascii="Consolas" w:eastAsia="굴림" w:hAnsi="Consolas" w:cs="굴림"/>
+          <w:color w:val="B5CEA8"/>
+          <w:kern w:val="0"/>
+          <w:sz w:val="21"/>
+          <w:szCs w:val="21"/>
+        </w:rPr>
+        <w:t>4294967296.0f</w:t>
+      </w:r>
+      <w:r>
+        <w:rPr>
+          <w:rFonts w:ascii="Consolas" w:eastAsia="굴림" w:hAnsi="Consolas" w:cs="굴림"/>
+          <w:color w:val="CCCCCC"/>
+          <w:kern w:val="0"/>
+          <w:sz w:val="21"/>
+          <w:szCs w:val="21"/>
+        </w:rPr>
+        <w:t>);</w:t>
+      </w:r>
+    </w:p>
+    <w:p>
+      <w:pPr>
+        <w:widowControl/>
+        <w:shd w:val="clear" w:color="auto" w:fill="1F1F1F"/>
+        <w:wordWrap/>
+        <w:autoSpaceDE/>
+        <w:autoSpaceDN/>
+        <w:spacing w:after="0" w:line="285" w:lineRule="atLeast"/>
+        <w:jc w:val="left"/>
+        <w:rPr>
+          <w:rFonts w:ascii="Consolas" w:eastAsia="굴림" w:hAnsi="Consolas" w:cs="굴림"/>
+          <w:color w:val="CCCCCC"/>
+          <w:kern w:val="0"/>
+          <w:sz w:val="21"/>
+          <w:szCs w:val="21"/>
+        </w:rPr>
+      </w:pPr>
+    </w:p>
+    <w:p>
+      <w:pPr>
+        <w:widowControl/>
+        <w:shd w:val="clear" w:color="auto" w:fill="1F1F1F"/>
+        <w:wordWrap/>
+        <w:autoSpaceDE/>
+        <w:autoSpaceDN/>
+        <w:spacing w:after="0" w:line="285" w:lineRule="atLeast"/>
+        <w:jc w:val="left"/>
+        <w:rPr>
+          <w:rFonts w:ascii="Consolas" w:eastAsia="굴림" w:hAnsi="Consolas" w:cs="굴림"/>
+          <w:color w:val="CCCCCC"/>
+          <w:kern w:val="0"/>
+          <w:sz w:val="21"/>
+          <w:szCs w:val="21"/>
+        </w:rPr>
+      </w:pPr>
+      <w:r>
+        <w:rPr>
+          <w:rFonts w:ascii="Consolas" w:eastAsia="굴림" w:hAnsi="Consolas" w:cs="굴림"/>
+          <w:color w:val="CCCCCC"/>
+          <w:kern w:val="0"/>
+          <w:sz w:val="21"/>
+          <w:szCs w:val="21"/>
+        </w:rPr>
+        <w:t xml:space="preserve">                </w:t>
+      </w:r>
+      <w:r>
+        <w:rPr>
+          <w:rFonts w:ascii="Consolas" w:eastAsia="굴림" w:hAnsi="Consolas" w:cs="굴림"/>
+          <w:color w:val="9CDCFE"/>
+          <w:kern w:val="0"/>
+          <w:sz w:val="21"/>
+          <w:szCs w:val="21"/>
+        </w:rPr>
+        <w:t>Color32</w:t>
+      </w:r>
+      <w:r>
+        <w:rPr>
+          <w:rFonts w:ascii="Consolas" w:eastAsia="굴림" w:hAnsi="Consolas" w:cs="굴림"/>
+          <w:color w:val="CCCCCC"/>
+          <w:kern w:val="0"/>
+          <w:sz w:val="21"/>
+          <w:szCs w:val="21"/>
+        </w:rPr>
+        <w:t xml:space="preserve"> </w:t>
+      </w:r>
+      <w:r>
+        <w:rPr>
+          <w:rFonts w:ascii="Consolas" w:eastAsia="굴림" w:hAnsi="Consolas" w:cs="굴림"/>
+          <w:color w:val="9CDCFE"/>
+          <w:kern w:val="0"/>
+          <w:sz w:val="21"/>
+          <w:szCs w:val="21"/>
+        </w:rPr>
+        <w:t>color</w:t>
+      </w:r>
+      <w:r>
+        <w:rPr>
+          <w:rFonts w:ascii="Consolas" w:eastAsia="굴림" w:hAnsi="Consolas" w:cs="굴림"/>
+          <w:color w:val="CCCCCC"/>
+          <w:kern w:val="0"/>
+          <w:sz w:val="21"/>
+          <w:szCs w:val="21"/>
+        </w:rPr>
+        <w:t xml:space="preserve"> </w:t>
+      </w:r>
+      <w:r>
+        <w:rPr>
+          <w:rFonts w:ascii="Consolas" w:eastAsia="굴림" w:hAnsi="Consolas" w:cs="굴림"/>
+          <w:color w:val="D4D4D4"/>
+          <w:kern w:val="0"/>
+          <w:sz w:val="21"/>
+          <w:szCs w:val="21"/>
+        </w:rPr>
+        <w:t>=</w:t>
+      </w:r>
+      <w:r>
+        <w:rPr>
+          <w:rFonts w:ascii="Consolas" w:eastAsia="굴림" w:hAnsi="Consolas" w:cs="굴림"/>
+          <w:color w:val="CCCCCC"/>
+          <w:kern w:val="0"/>
+          <w:sz w:val="21"/>
+          <w:szCs w:val="21"/>
+        </w:rPr>
+        <w:t xml:space="preserve"> </w:t>
+      </w:r>
+      <w:r>
+        <w:rPr>
+          <w:rFonts w:ascii="Consolas" w:eastAsia="굴림" w:hAnsi="Consolas" w:cs="굴림"/>
+          <w:color w:val="569CD6"/>
+          <w:kern w:val="0"/>
+          <w:sz w:val="21"/>
+          <w:szCs w:val="21"/>
+        </w:rPr>
+        <w:t>new</w:t>
+      </w:r>
+      <w:r>
+        <w:rPr>
+          <w:rFonts w:ascii="Consolas" w:eastAsia="굴림" w:hAnsi="Consolas" w:cs="굴림"/>
+          <w:color w:val="CCCCCC"/>
+          <w:kern w:val="0"/>
+          <w:sz w:val="21"/>
+          <w:szCs w:val="21"/>
+        </w:rPr>
+        <w:t xml:space="preserve"> </w:t>
+      </w:r>
+      <w:r>
+        <w:rPr>
+          <w:rFonts w:ascii="Consolas" w:eastAsia="굴림" w:hAnsi="Consolas" w:cs="굴림"/>
+          <w:color w:val="9CDCFE"/>
+          <w:kern w:val="0"/>
+          <w:sz w:val="21"/>
+          <w:szCs w:val="21"/>
+        </w:rPr>
+        <w:t>Color32</w:t>
+      </w:r>
+      <w:r>
+        <w:rPr>
+          <w:rFonts w:ascii="Consolas" w:eastAsia="굴림" w:hAnsi="Consolas" w:cs="굴림"/>
+          <w:color w:val="CCCCCC"/>
+          <w:kern w:val="0"/>
+          <w:sz w:val="21"/>
+          <w:szCs w:val="21"/>
+        </w:rPr>
+        <w:t>(</w:t>
+      </w:r>
+    </w:p>
+    <w:p>
+      <w:pPr>
+        <w:widowControl/>
+        <w:shd w:val="clear" w:color="auto" w:fill="1F1F1F"/>
+        <w:wordWrap/>
+        <w:autoSpaceDE/>
+        <w:autoSpaceDN/>
+        <w:spacing w:after="0" w:line="285" w:lineRule="atLeast"/>
+        <w:jc w:val="left"/>
+        <w:rPr>
+          <w:rFonts w:ascii="Consolas" w:eastAsia="굴림" w:hAnsi="Consolas" w:cs="굴림"/>
+          <w:color w:val="CCCCCC"/>
+          <w:kern w:val="0"/>
+          <w:sz w:val="21"/>
+          <w:szCs w:val="21"/>
+        </w:rPr>
+      </w:pPr>
+      <w:r>
+        <w:rPr>
+          <w:rFonts w:ascii="Consolas" w:eastAsia="굴림" w:hAnsi="Consolas" w:cs="굴림"/>
+          <w:color w:val="CCCCCC"/>
+          <w:kern w:val="0"/>
+          <w:sz w:val="21"/>
+          <w:szCs w:val="21"/>
+        </w:rPr>
+        <w:t>                    (</w:t>
+      </w:r>
+      <w:r>
+        <w:rPr>
+          <w:rFonts w:ascii="Consolas" w:eastAsia="굴림" w:hAnsi="Consolas" w:cs="굴림"/>
+          <w:color w:val="569CD6"/>
+          <w:kern w:val="0"/>
+          <w:sz w:val="21"/>
+          <w:szCs w:val="21"/>
+        </w:rPr>
+        <w:t>byte</w:t>
+      </w:r>
+      <w:r>
+        <w:rPr>
+          <w:rFonts w:ascii="Consolas" w:eastAsia="굴림" w:hAnsi="Consolas" w:cs="굴림"/>
+          <w:color w:val="CCCCCC"/>
+          <w:kern w:val="0"/>
+          <w:sz w:val="21"/>
+          <w:szCs w:val="21"/>
+        </w:rPr>
+        <w:t>)((</w:t>
+      </w:r>
+      <w:r>
+        <w:rPr>
+          <w:rFonts w:ascii="Consolas" w:eastAsia="굴림" w:hAnsi="Consolas" w:cs="굴림"/>
+          <w:color w:val="9CDCFE"/>
+          <w:kern w:val="0"/>
+          <w:sz w:val="21"/>
+          <w:szCs w:val="21"/>
+        </w:rPr>
+        <w:t>height</w:t>
+      </w:r>
+      <w:r>
+        <w:rPr>
+          <w:rFonts w:ascii="Consolas" w:eastAsia="굴림" w:hAnsi="Consolas" w:cs="굴림"/>
+          <w:color w:val="CCCCCC"/>
+          <w:kern w:val="0"/>
+          <w:sz w:val="21"/>
+          <w:szCs w:val="21"/>
+        </w:rPr>
+        <w:t xml:space="preserve"> </w:t>
+      </w:r>
+      <w:r>
+        <w:rPr>
+          <w:rFonts w:ascii="Consolas" w:eastAsia="굴림" w:hAnsi="Consolas" w:cs="굴림"/>
+          <w:color w:val="D4D4D4"/>
+          <w:kern w:val="0"/>
+          <w:sz w:val="21"/>
+          <w:szCs w:val="21"/>
+        </w:rPr>
+        <w:t>&gt;&gt;</w:t>
+      </w:r>
+      <w:r>
+        <w:rPr>
+          <w:rFonts w:ascii="Consolas" w:eastAsia="굴림" w:hAnsi="Consolas" w:cs="굴림"/>
+          <w:color w:val="CCCCCC"/>
+          <w:kern w:val="0"/>
+          <w:sz w:val="21"/>
+          <w:szCs w:val="21"/>
+        </w:rPr>
+        <w:t xml:space="preserve"> </w:t>
+      </w:r>
+      <w:r>
+        <w:rPr>
+          <w:rFonts w:ascii="Consolas" w:eastAsia="굴림" w:hAnsi="Consolas" w:cs="굴림"/>
+          <w:color w:val="B5CEA8"/>
+          <w:kern w:val="0"/>
+          <w:sz w:val="21"/>
+          <w:szCs w:val="21"/>
+        </w:rPr>
+        <w:t>24</w:t>
+      </w:r>
+      <w:r>
+        <w:rPr>
+          <w:rFonts w:ascii="Consolas" w:eastAsia="굴림" w:hAnsi="Consolas" w:cs="굴림"/>
+          <w:color w:val="CCCCCC"/>
+          <w:kern w:val="0"/>
+          <w:sz w:val="21"/>
+          <w:szCs w:val="21"/>
+        </w:rPr>
+        <w:t xml:space="preserve">) </w:t>
+      </w:r>
+      <w:r>
+        <w:rPr>
+          <w:rFonts w:ascii="Consolas" w:eastAsia="굴림" w:hAnsi="Consolas" w:cs="굴림"/>
+          <w:color w:val="D4D4D4"/>
+          <w:kern w:val="0"/>
+          <w:sz w:val="21"/>
+          <w:szCs w:val="21"/>
+        </w:rPr>
+        <w:t>&amp;</w:t>
+      </w:r>
+      <w:r>
+        <w:rPr>
+          <w:rFonts w:ascii="Consolas" w:eastAsia="굴림" w:hAnsi="Consolas" w:cs="굴림"/>
+          <w:color w:val="CCCCCC"/>
+          <w:kern w:val="0"/>
+          <w:sz w:val="21"/>
+          <w:szCs w:val="21"/>
+        </w:rPr>
+        <w:t xml:space="preserve"> </w:t>
+      </w:r>
+      <w:r>
+        <w:rPr>
+          <w:rFonts w:ascii="Consolas" w:eastAsia="굴림" w:hAnsi="Consolas" w:cs="굴림"/>
+          <w:color w:val="B5CEA8"/>
+          <w:kern w:val="0"/>
+          <w:sz w:val="21"/>
+          <w:szCs w:val="21"/>
+        </w:rPr>
+        <w:t>0xFF</w:t>
+      </w:r>
+      <w:r>
+        <w:rPr>
+          <w:rFonts w:ascii="Consolas" w:eastAsia="굴림" w:hAnsi="Consolas" w:cs="굴림"/>
+          <w:color w:val="CCCCCC"/>
+          <w:kern w:val="0"/>
+          <w:sz w:val="21"/>
+          <w:szCs w:val="21"/>
+        </w:rPr>
+        <w:t>),</w:t>
+      </w:r>
+    </w:p>
+    <w:p>
+      <w:pPr>
+        <w:widowControl/>
+        <w:shd w:val="clear" w:color="auto" w:fill="1F1F1F"/>
+        <w:wordWrap/>
+        <w:autoSpaceDE/>
+        <w:autoSpaceDN/>
+        <w:spacing w:after="0" w:line="285" w:lineRule="atLeast"/>
+        <w:jc w:val="left"/>
+        <w:rPr>
+          <w:rFonts w:ascii="Consolas" w:eastAsia="굴림" w:hAnsi="Consolas" w:cs="굴림"/>
+          <w:color w:val="CCCCCC"/>
+          <w:kern w:val="0"/>
+          <w:sz w:val="21"/>
+          <w:szCs w:val="21"/>
+        </w:rPr>
+      </w:pPr>
+      <w:r>
+        <w:rPr>
+          <w:rFonts w:ascii="Consolas" w:eastAsia="굴림" w:hAnsi="Consolas" w:cs="굴림"/>
+          <w:color w:val="CCCCCC"/>
+          <w:kern w:val="0"/>
+          <w:sz w:val="21"/>
+          <w:szCs w:val="21"/>
+        </w:rPr>
+        <w:lastRenderedPageBreak/>
+        <w:t>                    (</w:t>
+      </w:r>
+      <w:r>
+        <w:rPr>
+          <w:rFonts w:ascii="Consolas" w:eastAsia="굴림" w:hAnsi="Consolas" w:cs="굴림"/>
+          <w:color w:val="569CD6"/>
+          <w:kern w:val="0"/>
+          <w:sz w:val="21"/>
+          <w:szCs w:val="21"/>
+        </w:rPr>
+        <w:t>byte</w:t>
+      </w:r>
+      <w:r>
+        <w:rPr>
+          <w:rFonts w:ascii="Consolas" w:eastAsia="굴림" w:hAnsi="Consolas" w:cs="굴림"/>
+          <w:color w:val="CCCCCC"/>
+          <w:kern w:val="0"/>
+          <w:sz w:val="21"/>
+          <w:szCs w:val="21"/>
+        </w:rPr>
+        <w:t>)((</w:t>
+      </w:r>
+      <w:r>
+        <w:rPr>
+          <w:rFonts w:ascii="Consolas" w:eastAsia="굴림" w:hAnsi="Consolas" w:cs="굴림"/>
+          <w:color w:val="9CDCFE"/>
+          <w:kern w:val="0"/>
+          <w:sz w:val="21"/>
+          <w:szCs w:val="21"/>
+        </w:rPr>
+        <w:t>height</w:t>
+      </w:r>
+      <w:r>
+        <w:rPr>
+          <w:rFonts w:ascii="Consolas" w:eastAsia="굴림" w:hAnsi="Consolas" w:cs="굴림"/>
+          <w:color w:val="CCCCCC"/>
+          <w:kern w:val="0"/>
+          <w:sz w:val="21"/>
+          <w:szCs w:val="21"/>
+        </w:rPr>
+        <w:t xml:space="preserve"> </w:t>
+      </w:r>
+      <w:r>
+        <w:rPr>
+          <w:rFonts w:ascii="Consolas" w:eastAsia="굴림" w:hAnsi="Consolas" w:cs="굴림"/>
+          <w:color w:val="D4D4D4"/>
+          <w:kern w:val="0"/>
+          <w:sz w:val="21"/>
+          <w:szCs w:val="21"/>
+        </w:rPr>
+        <w:t>&gt;&gt;</w:t>
+      </w:r>
+      <w:r>
+        <w:rPr>
+          <w:rFonts w:ascii="Consolas" w:eastAsia="굴림" w:hAnsi="Consolas" w:cs="굴림"/>
+          <w:color w:val="CCCCCC"/>
+          <w:kern w:val="0"/>
+          <w:sz w:val="21"/>
+          <w:szCs w:val="21"/>
+        </w:rPr>
+        <w:t xml:space="preserve"> </w:t>
+      </w:r>
+      <w:r>
+        <w:rPr>
+          <w:rFonts w:ascii="Consolas" w:eastAsia="굴림" w:hAnsi="Consolas" w:cs="굴림"/>
+          <w:color w:val="B5CEA8"/>
+          <w:kern w:val="0"/>
+          <w:sz w:val="21"/>
+          <w:szCs w:val="21"/>
+        </w:rPr>
+        <w:t>16</w:t>
+      </w:r>
+      <w:r>
+        <w:rPr>
+          <w:rFonts w:ascii="Consolas" w:eastAsia="굴림" w:hAnsi="Consolas" w:cs="굴림"/>
+          <w:color w:val="CCCCCC"/>
+          <w:kern w:val="0"/>
+          <w:sz w:val="21"/>
+          <w:szCs w:val="21"/>
+        </w:rPr>
+        <w:t xml:space="preserve">) </w:t>
+      </w:r>
+      <w:r>
+        <w:rPr>
+          <w:rFonts w:ascii="Consolas" w:eastAsia="굴림" w:hAnsi="Consolas" w:cs="굴림"/>
+          <w:color w:val="D4D4D4"/>
+          <w:kern w:val="0"/>
+          <w:sz w:val="21"/>
+          <w:szCs w:val="21"/>
+        </w:rPr>
+        <w:t>&amp;</w:t>
+      </w:r>
+      <w:r>
+        <w:rPr>
+          <w:rFonts w:ascii="Consolas" w:eastAsia="굴림" w:hAnsi="Consolas" w:cs="굴림"/>
+          <w:color w:val="CCCCCC"/>
+          <w:kern w:val="0"/>
+          <w:sz w:val="21"/>
+          <w:szCs w:val="21"/>
+        </w:rPr>
+        <w:t xml:space="preserve"> </w:t>
+      </w:r>
+      <w:r>
+        <w:rPr>
+          <w:rFonts w:ascii="Consolas" w:eastAsia="굴림" w:hAnsi="Consolas" w:cs="굴림"/>
+          <w:color w:val="B5CEA8"/>
+          <w:kern w:val="0"/>
+          <w:sz w:val="21"/>
+          <w:szCs w:val="21"/>
+        </w:rPr>
+        <w:t>0xFF</w:t>
+      </w:r>
+      <w:r>
+        <w:rPr>
+          <w:rFonts w:ascii="Consolas" w:eastAsia="굴림" w:hAnsi="Consolas" w:cs="굴림"/>
+          <w:color w:val="CCCCCC"/>
+          <w:kern w:val="0"/>
+          <w:sz w:val="21"/>
+          <w:szCs w:val="21"/>
+        </w:rPr>
+        <w:t>),</w:t>
+      </w:r>
+    </w:p>
+    <w:p>
+      <w:pPr>
+        <w:widowControl/>
+        <w:shd w:val="clear" w:color="auto" w:fill="1F1F1F"/>
+        <w:wordWrap/>
+        <w:autoSpaceDE/>
+        <w:autoSpaceDN/>
+        <w:spacing w:after="0" w:line="285" w:lineRule="atLeast"/>
+        <w:jc w:val="left"/>
+        <w:rPr>
+          <w:rFonts w:ascii="Consolas" w:eastAsia="굴림" w:hAnsi="Consolas" w:cs="굴림"/>
+          <w:color w:val="CCCCCC"/>
+          <w:kern w:val="0"/>
+          <w:sz w:val="21"/>
+          <w:szCs w:val="21"/>
+        </w:rPr>
+      </w:pPr>
+      <w:r>
+        <w:rPr>
+          <w:rFonts w:ascii="Consolas" w:eastAsia="굴림" w:hAnsi="Consolas" w:cs="굴림"/>
+          <w:color w:val="CCCCCC"/>
+          <w:kern w:val="0"/>
+          <w:sz w:val="21"/>
+          <w:szCs w:val="21"/>
+        </w:rPr>
+        <w:t>                    (</w:t>
+      </w:r>
+      <w:r>
+        <w:rPr>
+          <w:rFonts w:ascii="Consolas" w:eastAsia="굴림" w:hAnsi="Consolas" w:cs="굴림"/>
+          <w:color w:val="569CD6"/>
+          <w:kern w:val="0"/>
+          <w:sz w:val="21"/>
+          <w:szCs w:val="21"/>
+        </w:rPr>
+        <w:t>byte</w:t>
+      </w:r>
+      <w:r>
+        <w:rPr>
+          <w:rFonts w:ascii="Consolas" w:eastAsia="굴림" w:hAnsi="Consolas" w:cs="굴림"/>
+          <w:color w:val="CCCCCC"/>
+          <w:kern w:val="0"/>
+          <w:sz w:val="21"/>
+          <w:szCs w:val="21"/>
+        </w:rPr>
+        <w:t>)((</w:t>
+      </w:r>
+      <w:r>
+        <w:rPr>
+          <w:rFonts w:ascii="Consolas" w:eastAsia="굴림" w:hAnsi="Consolas" w:cs="굴림"/>
+          <w:color w:val="9CDCFE"/>
+          <w:kern w:val="0"/>
+          <w:sz w:val="21"/>
+          <w:szCs w:val="21"/>
+        </w:rPr>
+        <w:t>height</w:t>
+      </w:r>
+      <w:r>
+        <w:rPr>
+          <w:rFonts w:ascii="Consolas" w:eastAsia="굴림" w:hAnsi="Consolas" w:cs="굴림"/>
+          <w:color w:val="CCCCCC"/>
+          <w:kern w:val="0"/>
+          <w:sz w:val="21"/>
+          <w:szCs w:val="21"/>
+        </w:rPr>
+        <w:t xml:space="preserve"> </w:t>
+      </w:r>
+      <w:r>
+        <w:rPr>
+          <w:rFonts w:ascii="Consolas" w:eastAsia="굴림" w:hAnsi="Consolas" w:cs="굴림"/>
+          <w:color w:val="D4D4D4"/>
+          <w:kern w:val="0"/>
+          <w:sz w:val="21"/>
+          <w:szCs w:val="21"/>
+        </w:rPr>
+        <w:t>&gt;&gt;</w:t>
+      </w:r>
+      <w:r>
+        <w:rPr>
+          <w:rFonts w:ascii="Consolas" w:eastAsia="굴림" w:hAnsi="Consolas" w:cs="굴림"/>
+          <w:color w:val="CCCCCC"/>
+          <w:kern w:val="0"/>
+          <w:sz w:val="21"/>
+          <w:szCs w:val="21"/>
+        </w:rPr>
+        <w:t xml:space="preserve"> </w:t>
+      </w:r>
+      <w:r>
+        <w:rPr>
+          <w:rFonts w:ascii="Consolas" w:eastAsia="굴림" w:hAnsi="Consolas" w:cs="굴림"/>
+          <w:color w:val="B5CEA8"/>
+          <w:kern w:val="0"/>
+          <w:sz w:val="21"/>
+          <w:szCs w:val="21"/>
+        </w:rPr>
+        <w:t>8</w:t>
+      </w:r>
+      <w:r>
+        <w:rPr>
+          <w:rFonts w:ascii="Consolas" w:eastAsia="굴림" w:hAnsi="Consolas" w:cs="굴림"/>
+          <w:color w:val="CCCCCC"/>
+          <w:kern w:val="0"/>
+          <w:sz w:val="21"/>
+          <w:szCs w:val="21"/>
+        </w:rPr>
+        <w:t xml:space="preserve">) </w:t>
+      </w:r>
+      <w:r>
+        <w:rPr>
+          <w:rFonts w:ascii="Consolas" w:eastAsia="굴림" w:hAnsi="Consolas" w:cs="굴림"/>
+          <w:color w:val="D4D4D4"/>
+          <w:kern w:val="0"/>
+          <w:sz w:val="21"/>
+          <w:szCs w:val="21"/>
+        </w:rPr>
+        <w:t>&amp;</w:t>
+      </w:r>
+      <w:r>
+        <w:rPr>
+          <w:rFonts w:ascii="Consolas" w:eastAsia="굴림" w:hAnsi="Consolas" w:cs="굴림"/>
+          <w:color w:val="CCCCCC"/>
+          <w:kern w:val="0"/>
+          <w:sz w:val="21"/>
+          <w:szCs w:val="21"/>
+        </w:rPr>
+        <w:t xml:space="preserve"> </w:t>
+      </w:r>
+      <w:r>
+        <w:rPr>
+          <w:rFonts w:ascii="Consolas" w:eastAsia="굴림" w:hAnsi="Consolas" w:cs="굴림"/>
+          <w:color w:val="B5CEA8"/>
+          <w:kern w:val="0"/>
+          <w:sz w:val="21"/>
+          <w:szCs w:val="21"/>
+        </w:rPr>
+        <w:t>0xFF</w:t>
+      </w:r>
+      <w:r>
+        <w:rPr>
+          <w:rFonts w:ascii="Consolas" w:eastAsia="굴림" w:hAnsi="Consolas" w:cs="굴림"/>
+          <w:color w:val="CCCCCC"/>
+          <w:kern w:val="0"/>
+          <w:sz w:val="21"/>
+          <w:szCs w:val="21"/>
+        </w:rPr>
+        <w:t>),</w:t>
+      </w:r>
+    </w:p>
+    <w:p>
+      <w:pPr>
+        <w:widowControl/>
+        <w:shd w:val="clear" w:color="auto" w:fill="1F1F1F"/>
+        <w:wordWrap/>
+        <w:autoSpaceDE/>
+        <w:autoSpaceDN/>
+        <w:spacing w:after="0" w:line="285" w:lineRule="atLeast"/>
+        <w:jc w:val="left"/>
+        <w:rPr>
+          <w:rFonts w:ascii="Consolas" w:eastAsia="굴림" w:hAnsi="Consolas" w:cs="굴림"/>
+          <w:color w:val="CCCCCC"/>
+          <w:kern w:val="0"/>
+          <w:sz w:val="21"/>
+          <w:szCs w:val="21"/>
+        </w:rPr>
+      </w:pPr>
+      <w:r>
+        <w:rPr>
+          <w:rFonts w:ascii="Consolas" w:eastAsia="굴림" w:hAnsi="Consolas" w:cs="굴림"/>
+          <w:color w:val="CCCCCC"/>
+          <w:kern w:val="0"/>
+          <w:sz w:val="21"/>
+          <w:szCs w:val="21"/>
+        </w:rPr>
+        <w:t>                    (</w:t>
+      </w:r>
+      <w:r>
+        <w:rPr>
+          <w:rFonts w:ascii="Consolas" w:eastAsia="굴림" w:hAnsi="Consolas" w:cs="굴림"/>
+          <w:color w:val="569CD6"/>
+          <w:kern w:val="0"/>
+          <w:sz w:val="21"/>
+          <w:szCs w:val="21"/>
+        </w:rPr>
+        <w:t>byte</w:t>
+      </w:r>
+      <w:r>
+        <w:rPr>
+          <w:rFonts w:ascii="Consolas" w:eastAsia="굴림" w:hAnsi="Consolas" w:cs="굴림"/>
+          <w:color w:val="CCCCCC"/>
+          <w:kern w:val="0"/>
+          <w:sz w:val="21"/>
+          <w:szCs w:val="21"/>
+        </w:rPr>
+        <w:t>)(</w:t>
+      </w:r>
+      <w:r>
+        <w:rPr>
+          <w:rFonts w:ascii="Consolas" w:eastAsia="굴림" w:hAnsi="Consolas" w:cs="굴림"/>
+          <w:color w:val="9CDCFE"/>
+          <w:kern w:val="0"/>
+          <w:sz w:val="21"/>
+          <w:szCs w:val="21"/>
+        </w:rPr>
+        <w:t>height</w:t>
+      </w:r>
+      <w:r>
+        <w:rPr>
+          <w:rFonts w:ascii="Consolas" w:eastAsia="굴림" w:hAnsi="Consolas" w:cs="굴림"/>
+          <w:color w:val="CCCCCC"/>
+          <w:kern w:val="0"/>
+          <w:sz w:val="21"/>
+          <w:szCs w:val="21"/>
+        </w:rPr>
+        <w:t xml:space="preserve"> </w:t>
+      </w:r>
+      <w:r>
+        <w:rPr>
+          <w:rFonts w:ascii="Consolas" w:eastAsia="굴림" w:hAnsi="Consolas" w:cs="굴림"/>
+          <w:color w:val="D4D4D4"/>
+          <w:kern w:val="0"/>
+          <w:sz w:val="21"/>
+          <w:szCs w:val="21"/>
+        </w:rPr>
+        <w:t>&amp;</w:t>
+      </w:r>
+      <w:r>
+        <w:rPr>
+          <w:rFonts w:ascii="Consolas" w:eastAsia="굴림" w:hAnsi="Consolas" w:cs="굴림"/>
+          <w:color w:val="CCCCCC"/>
+          <w:kern w:val="0"/>
+          <w:sz w:val="21"/>
+          <w:szCs w:val="21"/>
+        </w:rPr>
+        <w:t xml:space="preserve"> </w:t>
+      </w:r>
+      <w:r>
+        <w:rPr>
+          <w:rFonts w:ascii="Consolas" w:eastAsia="굴림" w:hAnsi="Consolas" w:cs="굴림"/>
+          <w:color w:val="B5CEA8"/>
+          <w:kern w:val="0"/>
+          <w:sz w:val="21"/>
+          <w:szCs w:val="21"/>
+        </w:rPr>
+        <w:t>0xFF</w:t>
+      </w:r>
+      <w:r>
+        <w:rPr>
+          <w:rFonts w:ascii="Consolas" w:eastAsia="굴림" w:hAnsi="Consolas" w:cs="굴림"/>
+          <w:color w:val="CCCCCC"/>
+          <w:kern w:val="0"/>
+          <w:sz w:val="21"/>
+          <w:szCs w:val="21"/>
+        </w:rPr>
+        <w:t>)</w:t>
+      </w:r>
+    </w:p>
+    <w:p>
+      <w:pPr>
+        <w:widowControl/>
+        <w:shd w:val="clear" w:color="auto" w:fill="1F1F1F"/>
+        <w:wordWrap/>
+        <w:autoSpaceDE/>
+        <w:autoSpaceDN/>
+        <w:spacing w:after="0" w:line="285" w:lineRule="atLeast"/>
+        <w:jc w:val="left"/>
+        <w:rPr>
+          <w:rFonts w:ascii="Consolas" w:eastAsia="굴림" w:hAnsi="Consolas" w:cs="굴림"/>
+          <w:color w:val="CCCCCC"/>
+          <w:kern w:val="0"/>
+          <w:sz w:val="21"/>
+          <w:szCs w:val="21"/>
+        </w:rPr>
+      </w:pPr>
+      <w:r>
+        <w:rPr>
+          <w:rFonts w:ascii="Consolas" w:eastAsia="굴림" w:hAnsi="Consolas" w:cs="굴림"/>
+          <w:color w:val="CCCCCC"/>
+          <w:kern w:val="0"/>
+          <w:sz w:val="21"/>
+          <w:szCs w:val="21"/>
+        </w:rPr>
+        <w:t>                );</w:t>
+      </w:r>
+    </w:p>
+    <w:p>
+      <w:pPr>
+        <w:widowControl/>
+        <w:shd w:val="clear" w:color="auto" w:fill="1F1F1F"/>
+        <w:wordWrap/>
+        <w:autoSpaceDE/>
+        <w:autoSpaceDN/>
+        <w:spacing w:after="0" w:line="285" w:lineRule="atLeast"/>
+        <w:jc w:val="left"/>
+        <w:rPr>
+          <w:rFonts w:ascii="Consolas" w:eastAsia="굴림" w:hAnsi="Consolas" w:cs="굴림"/>
+          <w:color w:val="CCCCCC"/>
+          <w:kern w:val="0"/>
+          <w:sz w:val="21"/>
+          <w:szCs w:val="21"/>
+        </w:rPr>
+      </w:pPr>
+      <w:r>
+        <w:rPr>
+          <w:rFonts w:ascii="Consolas" w:eastAsia="굴림" w:hAnsi="Consolas" w:cs="굴림"/>
+          <w:color w:val="CCCCCC"/>
+          <w:kern w:val="0"/>
+          <w:sz w:val="21"/>
+          <w:szCs w:val="21"/>
+        </w:rPr>
+        <w:t xml:space="preserve">                </w:t>
+      </w:r>
+      <w:r>
+        <w:rPr>
+          <w:rFonts w:ascii="Consolas" w:eastAsia="굴림" w:hAnsi="Consolas" w:cs="굴림"/>
+          <w:color w:val="9CDCFE"/>
+          <w:kern w:val="0"/>
+          <w:sz w:val="21"/>
+          <w:szCs w:val="21"/>
+        </w:rPr>
+        <w:t>heightMapTexture</w:t>
+      </w:r>
+      <w:r>
+        <w:rPr>
+          <w:rFonts w:ascii="Consolas" w:eastAsia="굴림" w:hAnsi="Consolas" w:cs="굴림"/>
+          <w:color w:val="D4D4D4"/>
+          <w:kern w:val="0"/>
+          <w:sz w:val="21"/>
+          <w:szCs w:val="21"/>
+        </w:rPr>
+        <w:t>.</w:t>
+      </w:r>
+      <w:r>
+        <w:rPr>
+          <w:rFonts w:ascii="Consolas" w:eastAsia="굴림" w:hAnsi="Consolas" w:cs="굴림"/>
+          <w:color w:val="9CDCFE"/>
+          <w:kern w:val="0"/>
+          <w:sz w:val="21"/>
+          <w:szCs w:val="21"/>
+        </w:rPr>
+        <w:t>SetPixel</w:t>
+      </w:r>
+      <w:r>
+        <w:rPr>
+          <w:rFonts w:ascii="Consolas" w:eastAsia="굴림" w:hAnsi="Consolas" w:cs="굴림"/>
+          <w:color w:val="CCCCCC"/>
+          <w:kern w:val="0"/>
+          <w:sz w:val="21"/>
+          <w:szCs w:val="21"/>
+        </w:rPr>
+        <w:t>(</w:t>
+      </w:r>
+      <w:r>
+        <w:rPr>
+          <w:rFonts w:ascii="Consolas" w:eastAsia="굴림" w:hAnsi="Consolas" w:cs="굴림"/>
+          <w:color w:val="9CDCFE"/>
+          <w:kern w:val="0"/>
+          <w:sz w:val="21"/>
+          <w:szCs w:val="21"/>
+        </w:rPr>
+        <w:t>x</w:t>
+      </w:r>
+      <w:r>
+        <w:rPr>
+          <w:rFonts w:ascii="Consolas" w:eastAsia="굴림" w:hAnsi="Consolas" w:cs="굴림"/>
+          <w:color w:val="CCCCCC"/>
+          <w:kern w:val="0"/>
+          <w:sz w:val="21"/>
+          <w:szCs w:val="21"/>
+        </w:rPr>
+        <w:t xml:space="preserve">, </w:t>
+      </w:r>
+      <w:r>
+        <w:rPr>
+          <w:rFonts w:ascii="Consolas" w:eastAsia="굴림" w:hAnsi="Consolas" w:cs="굴림"/>
+          <w:color w:val="9CDCFE"/>
+          <w:kern w:val="0"/>
+          <w:sz w:val="21"/>
+          <w:szCs w:val="21"/>
+        </w:rPr>
+        <w:t>y</w:t>
+      </w:r>
+      <w:r>
+        <w:rPr>
+          <w:rFonts w:ascii="Consolas" w:eastAsia="굴림" w:hAnsi="Consolas" w:cs="굴림"/>
+          <w:color w:val="CCCCCC"/>
+          <w:kern w:val="0"/>
+          <w:sz w:val="21"/>
+          <w:szCs w:val="21"/>
+        </w:rPr>
+        <w:t xml:space="preserve">, </w:t>
+      </w:r>
+      <w:r>
+        <w:rPr>
+          <w:rFonts w:ascii="Consolas" w:eastAsia="굴림" w:hAnsi="Consolas" w:cs="굴림"/>
+          <w:color w:val="9CDCFE"/>
+          <w:kern w:val="0"/>
+          <w:sz w:val="21"/>
+          <w:szCs w:val="21"/>
+        </w:rPr>
+        <w:t>color</w:t>
+      </w:r>
+      <w:r>
+        <w:rPr>
+          <w:rFonts w:ascii="Consolas" w:eastAsia="굴림" w:hAnsi="Consolas" w:cs="굴림"/>
+          <w:color w:val="CCCCCC"/>
+          <w:kern w:val="0"/>
+          <w:sz w:val="21"/>
+          <w:szCs w:val="21"/>
+        </w:rPr>
+        <w:t>);</w:t>
+      </w:r>
+    </w:p>
+    <w:p>
+      <w:pPr>
+        <w:widowControl/>
+        <w:shd w:val="clear" w:color="auto" w:fill="1F1F1F"/>
+        <w:wordWrap/>
+        <w:autoSpaceDE/>
+        <w:autoSpaceDN/>
+        <w:spacing w:after="0" w:line="285" w:lineRule="atLeast"/>
+        <w:jc w:val="left"/>
+        <w:rPr>
+          <w:rFonts w:ascii="Consolas" w:eastAsia="굴림" w:hAnsi="Consolas" w:cs="굴림"/>
+          <w:color w:val="CCCCCC"/>
+          <w:kern w:val="0"/>
+          <w:sz w:val="21"/>
+          <w:szCs w:val="21"/>
+        </w:rPr>
+      </w:pPr>
+      <w:r>
+        <w:rPr>
+          <w:rFonts w:ascii="Consolas" w:eastAsia="굴림" w:hAnsi="Consolas" w:cs="굴림"/>
+          <w:color w:val="CCCCCC"/>
+          <w:kern w:val="0"/>
+          <w:sz w:val="21"/>
+          <w:szCs w:val="21"/>
+        </w:rPr>
+        <w:t>            }</w:t>
+      </w:r>
+    </w:p>
+    <w:p>
+      <w:pPr>
+        <w:widowControl/>
+        <w:shd w:val="clear" w:color="auto" w:fill="1F1F1F"/>
+        <w:wordWrap/>
+        <w:autoSpaceDE/>
+        <w:autoSpaceDN/>
+        <w:spacing w:after="0" w:line="285" w:lineRule="atLeast"/>
+        <w:jc w:val="left"/>
+        <w:rPr>
+          <w:rFonts w:ascii="Consolas" w:eastAsia="굴림" w:hAnsi="Consolas" w:cs="굴림"/>
+          <w:color w:val="CCCCCC"/>
+          <w:kern w:val="0"/>
+          <w:sz w:val="21"/>
+          <w:szCs w:val="21"/>
+        </w:rPr>
+      </w:pPr>
+      <w:r>
+        <w:rPr>
+          <w:rFonts w:ascii="Consolas" w:eastAsia="굴림" w:hAnsi="Consolas" w:cs="굴림"/>
+          <w:color w:val="CCCCCC"/>
+          <w:kern w:val="0"/>
+          <w:sz w:val="21"/>
+          <w:szCs w:val="21"/>
+        </w:rPr>
+        <w:t>        }</w:t>
+      </w:r>
+    </w:p>
+    <w:p>
+      <w:pPr>
+        <w:pStyle w:val="a4"/>
+        <w:numPr>
+          <w:ilvl w:val="0"/>
+          <w:numId w:val="20"/>
+        </w:numPr>
+        <w:ind w:leftChars="0"/>
+      </w:pPr>
+      <w:r>
+        <w:rPr>
+          <w:rFonts w:hint="eastAsia"/>
+        </w:rPr>
+        <w:t>테셀레이션이 제대로 안 되던 버그 수정</w:t>
       </w:r>
     </w:p>
     <w:p>
@@ -779,7 +4616,66 @@
         <w:rPr>
           <w:rFonts w:hint="eastAsia"/>
         </w:rPr>
-        <w:t>서버로부터 받은 월드변환 행렬들을 각 entity의 Coord 컴포넌트에 적용</w:t>
+        <w:t>sampler를 constant buffer에서 넘어온 값으로 인덱싱해서 사용하고 있는데,</w:t>
+      </w:r>
+      <w:r>
+        <w:br/>
+      </w:r>
+      <w:r>
+        <w:rPr>
+          <w:rFonts w:hint="eastAsia"/>
+        </w:rPr>
+        <w:t>static sampler는 셰이더 컴파일 시 알 수 있는 정수로만 인덱싱할 수 있음.</w:t>
+      </w:r>
+      <w:r>
+        <w:br/>
+      </w:r>
+      <w:r>
+        <w:rPr>
+          <w:rFonts w:hint="eastAsia"/>
+        </w:rPr>
+        <w:t>이로 인해 height map을 값이 5인 변수로 샘플링한 결과와 상수 5를 넣어 샘플링한 결과가 달랐음.</w:t>
+      </w:r>
+    </w:p>
+    <w:p>
+      <w:pPr>
+        <w:pStyle w:val="a4"/>
+        <w:numPr>
+          <w:ilvl w:val="2"/>
+          <w:numId w:val="20"/>
+        </w:numPr>
+        <w:ind w:leftChars="0"/>
+      </w:pPr>
+      <w:r>
+        <w:rPr>
+          <w:rFonts w:hint="eastAsia"/>
+        </w:rPr>
+        <w:t>기존에는 마치 height map 텍스처의 filter mode가 min_mag_mip_point인 것처럼 동작</w:t>
+      </w:r>
+    </w:p>
+    <w:p>
+      <w:pPr>
+        <w:pStyle w:val="a4"/>
+        <w:numPr>
+          <w:ilvl w:val="2"/>
+          <w:numId w:val="20"/>
+        </w:numPr>
+        <w:ind w:leftChars="0"/>
+      </w:pPr>
+      <w:r>
+        <w:rPr>
+          <w:rFonts w:hint="eastAsia"/>
+        </w:rPr>
+        <w:t>static sampler를 직접 device를 통해서 만든 dynamic sampler들로 대체하여 부드럽게 지형이</w:t>
+      </w:r>
+      <w:r>
+        <w:br/>
+      </w:r>
+      <w:r>
+        <w:rPr>
+          <w:rFonts w:hint="eastAsia"/>
+        </w:rPr>
+        <w:t>렌더링되도록 수정</w:t>
       </w:r>
     </w:p>
     <w:p>
@@ -795,16 +4691,7 @@
         <w:rPr>
           <w:rFonts w:hint="eastAsia"/>
         </w:rPr>
-        <w:t>맵을 더 자유롭게 돌아다닐 수 있도록 위 아래 이동 추가 및 카메라 회전 추가</w:t>
-      </w:r>
-      <w:r>
-        <w:br/>
-      </w:r>
-      <w:r>
-        <w:rPr>
-          <w:rFonts w:hint="eastAsia"/>
-        </w:rPr>
-        <w:t>&lt;바뀐 조작법&gt;</w:t>
+        <w:t>지형 노멀 버그 수정</w:t>
       </w:r>
     </w:p>
     <w:p>
@@ -820,7 +4707,358 @@
         <w:rPr>
           <w:rFonts w:hint="eastAsia"/>
         </w:rPr>
-        <w:t>w/a/s/d/ctrl/space: 앞쪽/왼쪽/뒤쪽/오른쪽/아래쪽/위쪽 이동</w:t>
+        <w:t xml:space="preserve">테셀레이션을 할 때, </w:t>
+      </w:r>
+      <w:r>
+        <w:t>H</w:t>
+      </w:r>
+      <w:r>
+        <w:rPr>
+          <w:rFonts w:hint="eastAsia"/>
+        </w:rPr>
+        <w:t>eight map에서 인접한 텍셀을 읽어서 그 높이차로 정점 노멀을 계산해내는데,</w:t>
+      </w:r>
+      <w:r>
+        <w:br/>
+      </w:r>
+      <w:r>
+        <w:rPr>
+          <w:rFonts w:hint="eastAsia"/>
+        </w:rPr>
+        <w:t>다음과 같은 버그 발생</w:t>
+      </w:r>
+    </w:p>
+    <w:p>
+      <w:pPr>
+        <w:pStyle w:val="a4"/>
+        <w:numPr>
+          <w:ilvl w:val="2"/>
+          <w:numId w:val="20"/>
+        </w:numPr>
+        <w:ind w:leftChars="0"/>
+      </w:pPr>
+      <w:r>
+        <w:rPr>
+          <w:rFonts w:hint="eastAsia"/>
+        </w:rPr>
+        <w:t>인접 텍셀을 읽을 때에는 height map의 y scale을 적용하지 않아 그 높이가 현저히 낮게 읽힘</w:t>
+      </w:r>
+      <w:r>
+        <w:br/>
+      </w:r>
+      <w:r>
+        <w:rPr>
+          <w:rFonts w:hint="eastAsia"/>
+        </w:rPr>
+        <w:t>=&gt; 빼먹은 y scale 적용하여 해결</w:t>
+      </w:r>
+    </w:p>
+    <w:p>
+      <w:pPr>
+        <w:pStyle w:val="a4"/>
+        <w:numPr>
+          <w:ilvl w:val="2"/>
+          <w:numId w:val="20"/>
+        </w:numPr>
+        <w:ind w:leftChars="0"/>
+      </w:pPr>
+      <w:r>
+        <w:rPr>
+          <w:rFonts w:hint="eastAsia"/>
+        </w:rPr>
+        <w:t>인접 텍셀 4개(좌, 우, 상, 하)로 노멀을 계산하여, 한 평면에 있는 정점들로 노멀을 계산하지</w:t>
+      </w:r>
+      <w:r>
+        <w:br/>
+      </w:r>
+      <w:r>
+        <w:rPr>
+          <w:rFonts w:hint="eastAsia"/>
+        </w:rPr>
+        <w:t>않는 것에 대한 오계산이 있었음. =&gt; 인접 텍셀 2개(우, 상)와 현재 텍셀을 이용하도록 수정</w:t>
+      </w:r>
+    </w:p>
+    <w:p>
+      <w:pPr>
+        <w:keepNext/>
+        <w:jc w:val="center"/>
+      </w:pPr>
+      <w:r>
+        <w:rPr>
+          <w:noProof/>
+        </w:rPr>
+        <w:drawing>
+          <wp:inline distT="0" distB="0" distL="0" distR="0" wp14:anchorId="518D2F13" wp14:editId="35DB0C24">
+            <wp:extent cx="4320000" cy="2423414"/>
+            <wp:effectExtent l="0" t="0" r="4445" b="0"/>
+            <wp:docPr id="2072741917" name="그림 1"/>
+            <wp:cNvGraphicFramePr>
+              <a:graphicFrameLocks xmlns:a="http://schemas.openxmlformats.org/drawingml/2006/main" noChangeAspect="1"/>
+            </wp:cNvGraphicFramePr>
+            <a:graphic xmlns:a="http://schemas.openxmlformats.org/drawingml/2006/main">
+              <a:graphicData uri="http://schemas.openxmlformats.org/drawingml/2006/picture">
+                <pic:pic xmlns:pic="http://schemas.openxmlformats.org/drawingml/2006/picture">
+                  <pic:nvPicPr>
+                    <pic:cNvPr id="0" name="Picture 1"/>
+                    <pic:cNvPicPr>
+                      <a:picLocks noChangeAspect="1" noChangeArrowheads="1"/>
+                    </pic:cNvPicPr>
+                  </pic:nvPicPr>
+                  <pic:blipFill>
+                    <a:blip r:embed="rId8" cstate="print">
+                      <a:extLst>
+                        <a:ext uri="{28A0092B-C50C-407E-A947-70E740481C1C}">
+                          <a14:useLocalDpi xmlns:a14="http://schemas.microsoft.com/office/drawing/2010/main" val="0"/>
+                        </a:ext>
+                      </a:extLst>
+                    </a:blip>
+                    <a:srcRect/>
+                    <a:stretch>
+                      <a:fillRect/>
+                    </a:stretch>
+                  </pic:blipFill>
+                  <pic:spPr bwMode="auto">
+                    <a:xfrm>
+                      <a:off x="0" y="0"/>
+                      <a:ext cx="4320000" cy="2423414"/>
+                    </a:xfrm>
+                    <a:prstGeom prst="rect">
+                      <a:avLst/>
+                    </a:prstGeom>
+                    <a:noFill/>
+                    <a:ln>
+                      <a:noFill/>
+                    </a:ln>
+                  </pic:spPr>
+                </pic:pic>
+              </a:graphicData>
+            </a:graphic>
+          </wp:inline>
+        </w:drawing>
+      </w:r>
+    </w:p>
+    <w:p>
+      <w:pPr>
+        <w:pStyle w:val="a9"/>
+        <w:jc w:val="center"/>
+      </w:pPr>
+      <w:r>
+        <w:rPr>
+          <w:rFonts w:hint="eastAsia"/>
+        </w:rPr>
+        <w:t>[</w:t>
+      </w:r>
+      <w:r>
+        <w:t xml:space="preserve">그림 </w:t>
+      </w:r>
+      <w:fldSimple w:instr=" SEQ 그림 \* ARABIC ">
+        <w:r>
+          <w:rPr>
+            <w:noProof/>
+          </w:rPr>
+          <w:t>1</w:t>
+        </w:r>
+      </w:fldSimple>
+      <w:r>
+        <w:rPr>
+          <w:rFonts w:hint="eastAsia"/>
+        </w:rPr>
+        <w:t>] 잘못된 노멀 + 잘못된 테셀레이션 (지형만 노멀맵으로 렌더링)</w:t>
+      </w:r>
+    </w:p>
+    <w:p>
+      <w:pPr>
+        <w:widowControl/>
+        <w:wordWrap/>
+        <w:autoSpaceDE/>
+        <w:autoSpaceDN/>
+      </w:pPr>
+      <w:r>
+        <w:br w:type="page"/>
+      </w:r>
+    </w:p>
+    <w:p>
+      <w:pPr>
+        <w:keepNext/>
+        <w:jc w:val="center"/>
+      </w:pPr>
+      <w:r>
+        <w:rPr>
+          <w:rFonts w:hint="eastAsia"/>
+          <w:noProof/>
+        </w:rPr>
+        <w:lastRenderedPageBreak/>
+        <w:drawing>
+          <wp:inline distT="0" distB="0" distL="0" distR="0" wp14:anchorId="01A65618" wp14:editId="122F263F">
+            <wp:extent cx="4320000" cy="2415912"/>
+            <wp:effectExtent l="0" t="0" r="4445" b="3810"/>
+            <wp:docPr id="524229895" name="그림 2" descr="지도, 스크린샷이(가) 표시된 사진&#10;&#10;AI가 생성한 콘텐츠는 부정확할 수 있습니다."/>
+            <wp:cNvGraphicFramePr>
+              <a:graphicFrameLocks xmlns:a="http://schemas.openxmlformats.org/drawingml/2006/main" noChangeAspect="1"/>
+            </wp:cNvGraphicFramePr>
+            <a:graphic xmlns:a="http://schemas.openxmlformats.org/drawingml/2006/main">
+              <a:graphicData uri="http://schemas.openxmlformats.org/drawingml/2006/picture">
+                <pic:pic xmlns:pic="http://schemas.openxmlformats.org/drawingml/2006/picture">
+                  <pic:nvPicPr>
+                    <pic:cNvPr id="524229895" name="그림 2" descr="지도, 스크린샷이(가) 표시된 사진&#10;&#10;AI가 생성한 콘텐츠는 부정확할 수 있습니다."/>
+                    <pic:cNvPicPr/>
+                  </pic:nvPicPr>
+                  <pic:blipFill>
+                    <a:blip r:embed="rId9" cstate="print">
+                      <a:extLst>
+                        <a:ext uri="{28A0092B-C50C-407E-A947-70E740481C1C}">
+                          <a14:useLocalDpi xmlns:a14="http://schemas.microsoft.com/office/drawing/2010/main" val="0"/>
+                        </a:ext>
+                      </a:extLst>
+                    </a:blip>
+                    <a:stretch>
+                      <a:fillRect/>
+                    </a:stretch>
+                  </pic:blipFill>
+                  <pic:spPr>
+                    <a:xfrm>
+                      <a:off x="0" y="0"/>
+                      <a:ext cx="4320000" cy="2415912"/>
+                    </a:xfrm>
+                    <a:prstGeom prst="rect">
+                      <a:avLst/>
+                    </a:prstGeom>
+                  </pic:spPr>
+                </pic:pic>
+              </a:graphicData>
+            </a:graphic>
+          </wp:inline>
+        </w:drawing>
+      </w:r>
+    </w:p>
+    <w:p>
+      <w:pPr>
+        <w:pStyle w:val="a9"/>
+        <w:jc w:val="center"/>
+        <w:rPr>
+          <w:rFonts w:hint="eastAsia"/>
+        </w:rPr>
+      </w:pPr>
+      <w:r>
+        <w:rPr>
+          <w:rFonts w:hint="eastAsia"/>
+        </w:rPr>
+        <w:t>[</w:t>
+      </w:r>
+      <w:r>
+        <w:t xml:space="preserve">그림 </w:t>
+      </w:r>
+      <w:fldSimple w:instr=" SEQ 그림 \* ARABIC ">
+        <w:r>
+          <w:rPr>
+            <w:noProof/>
+          </w:rPr>
+          <w:t>2</w:t>
+        </w:r>
+      </w:fldSimple>
+      <w:r>
+        <w:rPr>
+          <w:rFonts w:hint="eastAsia"/>
+        </w:rPr>
+        <w:t>] 올바른 노멀 + 올바른 테셀레이션</w:t>
+      </w:r>
+    </w:p>
+    <w:p>
+      <w:pPr>
+        <w:keepNext/>
+        <w:jc w:val="center"/>
+      </w:pPr>
+      <w:r>
+        <w:rPr>
+          <w:rFonts w:hint="eastAsia"/>
+          <w:noProof/>
+        </w:rPr>
+        <w:drawing>
+          <wp:inline distT="0" distB="0" distL="0" distR="0" wp14:anchorId="1DCD02BC" wp14:editId="64866074">
+            <wp:extent cx="4320000" cy="2403944"/>
+            <wp:effectExtent l="0" t="0" r="4445" b="0"/>
+            <wp:docPr id="227173710" name="그림 3" descr="스크린샷이(가) 표시된 사진&#10;&#10;AI가 생성한 콘텐츠는 부정확할 수 있습니다."/>
+            <wp:cNvGraphicFramePr>
+              <a:graphicFrameLocks xmlns:a="http://schemas.openxmlformats.org/drawingml/2006/main" noChangeAspect="1"/>
+            </wp:cNvGraphicFramePr>
+            <a:graphic xmlns:a="http://schemas.openxmlformats.org/drawingml/2006/main">
+              <a:graphicData uri="http://schemas.openxmlformats.org/drawingml/2006/picture">
+                <pic:pic xmlns:pic="http://schemas.openxmlformats.org/drawingml/2006/picture">
+                  <pic:nvPicPr>
+                    <pic:cNvPr id="227173710" name="그림 3" descr="스크린샷이(가) 표시된 사진&#10;&#10;AI가 생성한 콘텐츠는 부정확할 수 있습니다."/>
+                    <pic:cNvPicPr/>
+                  </pic:nvPicPr>
+                  <pic:blipFill>
+                    <a:blip r:embed="rId10" cstate="print">
+                      <a:extLst>
+                        <a:ext uri="{28A0092B-C50C-407E-A947-70E740481C1C}">
+                          <a14:useLocalDpi xmlns:a14="http://schemas.microsoft.com/office/drawing/2010/main" val="0"/>
+                        </a:ext>
+                      </a:extLst>
+                    </a:blip>
+                    <a:stretch>
+                      <a:fillRect/>
+                    </a:stretch>
+                  </pic:blipFill>
+                  <pic:spPr>
+                    <a:xfrm>
+                      <a:off x="0" y="0"/>
+                      <a:ext cx="4320000" cy="2403944"/>
+                    </a:xfrm>
+                    <a:prstGeom prst="rect">
+                      <a:avLst/>
+                    </a:prstGeom>
+                  </pic:spPr>
+                </pic:pic>
+              </a:graphicData>
+            </a:graphic>
+          </wp:inline>
+        </w:drawing>
+      </w:r>
+    </w:p>
+    <w:p>
+      <w:pPr>
+        <w:pStyle w:val="a9"/>
+        <w:jc w:val="center"/>
+      </w:pPr>
+      <w:r>
+        <w:rPr>
+          <w:rFonts w:hint="eastAsia"/>
+        </w:rPr>
+        <w:t>[</w:t>
+      </w:r>
+      <w:r>
+        <w:t xml:space="preserve">그림 </w:t>
+      </w:r>
+      <w:fldSimple w:instr=" SEQ 그림 \* ARABIC ">
+        <w:r>
+          <w:rPr>
+            <w:noProof/>
+          </w:rPr>
+          <w:t>3</w:t>
+        </w:r>
+      </w:fldSimple>
+      <w:r>
+        <w:rPr>
+          <w:rFonts w:hint="eastAsia"/>
+        </w:rPr>
+        <w:t>] 올바른 노멀로 라이팅 수행</w:t>
+      </w:r>
+    </w:p>
+    <w:p>
+      <w:pPr>
+        <w:pStyle w:val="a4"/>
+        <w:numPr>
+          <w:ilvl w:val="0"/>
+          <w:numId w:val="20"/>
+        </w:numPr>
+        <w:ind w:leftChars="0"/>
+      </w:pPr>
+      <w:r>
+        <w:rPr>
+          <w:rFonts w:hint="eastAsia"/>
+        </w:rPr>
+        <w:t>서버에서 헬리콥터 100개를 배치 후 AI가 움직이도록 구현</w:t>
       </w:r>
     </w:p>
     <w:p>
@@ -831,15 +5069,36 @@
           <w:numId w:val="20"/>
         </w:numPr>
         <w:ind w:leftChars="0"/>
-      </w:pPr>
-      <w:r>
         <w:rPr>
           <w:rFonts w:hint="eastAsia"/>
         </w:rPr>
-        <w:t>q/e: 플레이어 비행기 및 카메라 왼쪽/오른쪽 회전</w:t>
+      </w:pPr>
+      <w:r>
+        <w:rPr>
+          <w:rFonts w:hint="eastAsia"/>
+        </w:rPr>
+        <w:t xml:space="preserve">클라이언트가 recv할 때 완성된 패킷들을 담는 recvQueue가 깨지는 버그 발생, 해결 필요 </w:t>
       </w:r>
     </w:p>
-    <w:p/>
+    <w:p>
+      <w:pPr>
+        <w:widowControl/>
+        <w:wordWrap/>
+        <w:autoSpaceDE/>
+        <w:autoSpaceDN/>
+        <w:rPr>
+          <w:sz w:val="28"/>
+          <w:szCs w:val="32"/>
+        </w:rPr>
+      </w:pPr>
+      <w:r>
+        <w:rPr>
+          <w:sz w:val="28"/>
+          <w:szCs w:val="32"/>
+        </w:rPr>
+        <w:br w:type="page"/>
+      </w:r>
+    </w:p>
     <w:p>
       <w:pPr>
         <w:rPr>
@@ -853,6 +5112,7 @@
           <w:sz w:val="28"/>
           <w:szCs w:val="32"/>
         </w:rPr>
+        <w:lastRenderedPageBreak/>
         <w:t>우상훈:</w:t>
       </w:r>
     </w:p>
@@ -1114,9 +5374,6 @@
           <w:numId w:val="26"/>
         </w:numPr>
         <w:ind w:leftChars="0"/>
-        <w:rPr>
-          <w:rFonts w:hint="eastAsia"/>
-        </w:rPr>
       </w:pPr>
       <w:r>
         <w:rPr>
@@ -1129,9 +5386,6 @@
       <w:pPr>
         <w:pStyle w:val="a4"/>
         <w:ind w:leftChars="0" w:left="425"/>
-        <w:rPr>
-          <w:rFonts w:hint="eastAsia"/>
-        </w:rPr>
       </w:pPr>
     </w:p>
     <w:p>
@@ -1140,7 +5394,7 @@
           <w:noProof/>
         </w:rPr>
         <w:drawing>
-          <wp:inline distT="0" distB="0" distL="0" distR="0" wp14:anchorId="10FA702D" wp14:editId="6E7F0F4D">
+          <wp:inline distT="0" distB="0" distL="0" distR="0" wp14:anchorId="10FA702D" wp14:editId="22B5F831">
             <wp:extent cx="5614650" cy="3248300"/>
             <wp:effectExtent l="0" t="0" r="5715" b="0"/>
             <wp:docPr id="510999845" name="그림 1" descr="스크린샷, 그래픽, 그래픽 디자인, 다채로움이(가) 표시된 사진&#10;&#10;AI가 생성한 콘텐츠는 부정확할 수 있습니다."/>
@@ -1155,7 +5409,7 @@
                     <pic:cNvPicPr/>
                   </pic:nvPicPr>
                   <pic:blipFill>
-                    <a:blip r:embed="rId8" cstate="print">
+                    <a:blip r:embed="rId11" cstate="print">
                       <a:extLst>
                         <a:ext uri="{28A0092B-C50C-407E-A947-70E740481C1C}">
                           <a14:useLocalDpi xmlns:a14="http://schemas.microsoft.com/office/drawing/2010/main" val="0"/>
@@ -1201,7 +5455,7 @@
                     <pic:cNvPicPr/>
                   </pic:nvPicPr>
                   <pic:blipFill>
-                    <a:blip r:embed="rId9" cstate="print">
+                    <a:blip r:embed="rId12" cstate="print">
                       <a:extLst>
                         <a:ext uri="{28A0092B-C50C-407E-A947-70E740481C1C}">
                           <a14:useLocalDpi xmlns:a14="http://schemas.microsoft.com/office/drawing/2010/main" val="0"/>
@@ -1279,23 +5533,15 @@
           <w:p>
             <w:pPr>
               <w:jc w:val="left"/>
+              <w:rPr>
+                <w:rFonts w:hint="eastAsia"/>
+              </w:rPr>
             </w:pPr>
             <w:r>
               <w:rPr>
                 <w:rFonts w:hint="eastAsia"/>
               </w:rPr>
-              <w:t>나뭇잎의 투명한 부분까지 불투명하게 그려진다.</w:t>
-            </w:r>
-          </w:p>
-          <w:p>
-            <w:pPr>
-              <w:jc w:val="left"/>
-            </w:pPr>
-            <w:r>
-              <w:rPr>
-                <w:rFonts w:hint="eastAsia"/>
-              </w:rPr>
-              <w:t>여러 개의 Terrain Layer를 사용할 수</w:t>
+              <w:t>클라이언트에서 네트워크 오류가</w:t>
             </w:r>
             <w:r>
               <w:br/>
@@ -1304,18 +5550,16 @@
               <w:rPr>
                 <w:rFonts w:hint="eastAsia"/>
               </w:rPr>
-              <w:t>없다.</w:t>
+              <w:t>발생하여 테스트할 수가 없다.</w:t>
             </w:r>
-          </w:p>
-          <w:p>
-            <w:pPr>
-              <w:jc w:val="left"/>
-            </w:pPr>
             <w:r>
+              <w:br/>
+            </w:r>
+            <w:r>
               <w:rPr>
                 <w:rFonts w:hint="eastAsia"/>
               </w:rPr>
-              <w:t>청크 사이의 경계가 부자연스럽다.</w:t>
+              <w:t>여러 개의 지형 Layer를 적용할 수 없다.</w:t>
             </w:r>
           </w:p>
         </w:tc>
@@ -1355,7 +5599,7 @@
               <w:rPr>
                 <w:rFonts w:hint="eastAsia"/>
               </w:rPr>
-              <w:t>알파블렌딩을 하는 렌더패스를 추가한다.</w:t>
+              <w:t>패킷 재조립 함수를 점검하고,</w:t>
             </w:r>
             <w:r>
               <w:br/>
@@ -1364,7 +5608,7 @@
               <w:rPr>
                 <w:rFonts w:hint="eastAsia"/>
               </w:rPr>
-              <w:t>Terrain Splat을 공부해 적용한다.</w:t>
+              <w:t>패킷의 송수신 과정을 추적한다.</w:t>
             </w:r>
             <w:r>
               <w:br/>
@@ -1373,7 +5617,7 @@
               <w:rPr>
                 <w:rFonts w:hint="eastAsia"/>
               </w:rPr>
-              <w:t>height map의 가장자리 픽셀들은 인접한 청크끼리 같도록 min이나 max를 통해 통일시킨다.</w:t>
+              <w:t>Terrain Splat을 공부해 적용한다.</w:t>
             </w:r>
           </w:p>
         </w:tc>
@@ -1669,7 +5913,7 @@
                 <w:bCs/>
                 <w:szCs w:val="20"/>
               </w:rPr>
-              <w:t>height map 경계 수정, 스킨 애니메이션 구현,</w:t>
+              <w:t>스킨 애니메이션 구현,</w:t>
             </w:r>
             <w:r>
               <w:rPr>
@@ -3560,6 +7804,92 @@
     </w:lvl>
   </w:abstractNum>
   <w:abstractNum w:abstractNumId="18" w15:restartNumberingAfterBreak="0">
+    <w:nsid w:val="3EA80234"/>
+    <w:multiLevelType w:val="multilevel"/>
+    <w:tmpl w:val="04090023"/>
+    <w:lvl w:ilvl="0">
+      <w:start w:val="1"/>
+      <w:numFmt w:val="decimalFullWidth"/>
+      <w:lvlText w:val="%1"/>
+      <w:lvlJc w:val="left"/>
+      <w:pPr>
+        <w:ind w:left="425" w:hanging="425"/>
+      </w:pPr>
+    </w:lvl>
+    <w:lvl w:ilvl="1">
+      <w:start w:val="1"/>
+      <w:numFmt w:val="ganada"/>
+      <w:lvlText w:val="%2)"/>
+      <w:lvlJc w:val="left"/>
+      <w:pPr>
+        <w:ind w:left="851" w:hanging="426"/>
+      </w:pPr>
+    </w:lvl>
+    <w:lvl w:ilvl="2">
+      <w:start w:val="1"/>
+      <w:numFmt w:val="decimalEnclosedCircle"/>
+      <w:lvlText w:val="%3"/>
+      <w:lvlJc w:val="left"/>
+      <w:pPr>
+        <w:ind w:left="1276" w:hanging="425"/>
+      </w:pPr>
+    </w:lvl>
+    <w:lvl w:ilvl="3">
+      <w:start w:val="1"/>
+      <w:numFmt w:val="none"/>
+      <w:lvlText w:val=""/>
+      <w:lvlJc w:val="left"/>
+      <w:pPr>
+        <w:ind w:left="1559" w:hanging="283"/>
+      </w:pPr>
+    </w:lvl>
+    <w:lvl w:ilvl="4">
+      <w:start w:val="1"/>
+      <w:numFmt w:val="none"/>
+      <w:lvlText w:val=""/>
+      <w:lvlJc w:val="left"/>
+      <w:pPr>
+        <w:ind w:left="1984" w:hanging="425"/>
+      </w:pPr>
+    </w:lvl>
+    <w:lvl w:ilvl="5">
+      <w:start w:val="1"/>
+      <w:numFmt w:val="none"/>
+      <w:lvlText w:val=""/>
+      <w:lvlJc w:val="left"/>
+      <w:pPr>
+        <w:ind w:left="2409" w:hanging="425"/>
+      </w:pPr>
+    </w:lvl>
+    <w:lvl w:ilvl="6">
+      <w:start w:val="1"/>
+      <w:numFmt w:val="none"/>
+      <w:lvlText w:val=""/>
+      <w:lvlJc w:val="left"/>
+      <w:pPr>
+        <w:ind w:left="2835" w:hanging="426"/>
+      </w:pPr>
+    </w:lvl>
+    <w:lvl w:ilvl="7">
+      <w:start w:val="1"/>
+      <w:numFmt w:val="none"/>
+      <w:lvlText w:val=""/>
+      <w:lvlJc w:val="left"/>
+      <w:pPr>
+        <w:ind w:left="3260" w:hanging="425"/>
+      </w:pPr>
+    </w:lvl>
+    <w:lvl w:ilvl="8">
+      <w:start w:val="1"/>
+      <w:numFmt w:val="none"/>
+      <w:lvlText w:val=""/>
+      <w:lvlJc w:val="left"/>
+      <w:pPr>
+        <w:ind w:left="3685" w:hanging="425"/>
+      </w:pPr>
+    </w:lvl>
+  </w:abstractNum>
+  <w:abstractNum w:abstractNumId="19" w15:restartNumberingAfterBreak="0">
     <w:nsid w:val="47250F15"/>
     <w:multiLevelType w:val="hybridMultilevel"/>
     <w:tmpl w:val="130CF338"/>
@@ -3672,7 +8002,7 @@
       </w:rPr>
     </w:lvl>
   </w:abstractNum>
-  <w:abstractNum w:abstractNumId="19" w15:restartNumberingAfterBreak="0">
+  <w:abstractNum w:abstractNumId="20" w15:restartNumberingAfterBreak="0">
     <w:nsid w:val="4C884BBF"/>
     <w:multiLevelType w:val="multilevel"/>
     <w:tmpl w:val="04090023"/>
@@ -3758,7 +8088,93 @@
       </w:pPr>
     </w:lvl>
   </w:abstractNum>
-  <w:abstractNum w:abstractNumId="20" w15:restartNumberingAfterBreak="0">
+  <w:abstractNum w:abstractNumId="21" w15:restartNumberingAfterBreak="0">
+    <w:nsid w:val="5CDA51AE"/>
+    <w:multiLevelType w:val="multilevel"/>
+    <w:tmpl w:val="04090023"/>
+    <w:lvl w:ilvl="0">
+      <w:start w:val="1"/>
+      <w:numFmt w:val="decimalFullWidth"/>
+      <w:lvlText w:val="%1"/>
+      <w:lvlJc w:val="left"/>
+      <w:pPr>
+        <w:ind w:left="425" w:hanging="425"/>
+      </w:pPr>
+    </w:lvl>
+    <w:lvl w:ilvl="1">
+      <w:start w:val="1"/>
+      <w:numFmt w:val="ganada"/>
+      <w:lvlText w:val="%2)"/>
+      <w:lvlJc w:val="left"/>
+      <w:pPr>
+        <w:ind w:left="851" w:hanging="426"/>
+      </w:pPr>
+    </w:lvl>
+    <w:lvl w:ilvl="2">
+      <w:start w:val="1"/>
+      <w:numFmt w:val="decimalEnclosedCircle"/>
+      <w:lvlText w:val="%3"/>
+      <w:lvlJc w:val="left"/>
+      <w:pPr>
+        <w:ind w:left="1276" w:hanging="425"/>
+      </w:pPr>
+    </w:lvl>
+    <w:lvl w:ilvl="3">
+      <w:start w:val="1"/>
+      <w:numFmt w:val="none"/>
+      <w:lvlText w:val=""/>
+      <w:lvlJc w:val="left"/>
+      <w:pPr>
+        <w:ind w:left="1559" w:hanging="283"/>
+      </w:pPr>
+    </w:lvl>
+    <w:lvl w:ilvl="4">
+      <w:start w:val="1"/>
+      <w:numFmt w:val="none"/>
+      <w:lvlText w:val=""/>
+      <w:lvlJc w:val="left"/>
+      <w:pPr>
+        <w:ind w:left="1984" w:hanging="425"/>
+      </w:pPr>
+    </w:lvl>
+    <w:lvl w:ilvl="5">
+      <w:start w:val="1"/>
+      <w:numFmt w:val="none"/>
+      <w:lvlText w:val=""/>
+      <w:lvlJc w:val="left"/>
+      <w:pPr>
+        <w:ind w:left="2409" w:hanging="425"/>
+      </w:pPr>
+    </w:lvl>
+    <w:lvl w:ilvl="6">
+      <w:start w:val="1"/>
+      <w:numFmt w:val="none"/>
+      <w:lvlText w:val=""/>
+      <w:lvlJc w:val="left"/>
+      <w:pPr>
+        <w:ind w:left="2835" w:hanging="426"/>
+      </w:pPr>
+    </w:lvl>
+    <w:lvl w:ilvl="7">
+      <w:start w:val="1"/>
+      <w:numFmt w:val="none"/>
+      <w:lvlText w:val=""/>
+      <w:lvlJc w:val="left"/>
+      <w:pPr>
+        <w:ind w:left="3260" w:hanging="425"/>
+      </w:pPr>
+    </w:lvl>
+    <w:lvl w:ilvl="8">
+      <w:start w:val="1"/>
+      <w:numFmt w:val="none"/>
+      <w:lvlText w:val=""/>
+      <w:lvlJc w:val="left"/>
+      <w:pPr>
+        <w:ind w:left="3685" w:hanging="425"/>
+      </w:pPr>
+    </w:lvl>
+  </w:abstractNum>
+  <w:abstractNum w:abstractNumId="22" w15:restartNumberingAfterBreak="0">
     <w:nsid w:val="5E2A385F"/>
     <w:multiLevelType w:val="multilevel"/>
     <w:tmpl w:val="D7E046C8"/>
@@ -3875,7 +8291,7 @@
       </w:rPr>
     </w:lvl>
   </w:abstractNum>
-  <w:abstractNum w:abstractNumId="21" w15:restartNumberingAfterBreak="0">
+  <w:abstractNum w:abstractNumId="23" w15:restartNumberingAfterBreak="0">
     <w:nsid w:val="690E06B5"/>
     <w:multiLevelType w:val="multilevel"/>
     <w:tmpl w:val="04090023"/>
@@ -3961,7 +8377,7 @@
       </w:pPr>
     </w:lvl>
   </w:abstractNum>
-  <w:abstractNum w:abstractNumId="22" w15:restartNumberingAfterBreak="0">
+  <w:abstractNum w:abstractNumId="24" w15:restartNumberingAfterBreak="0">
     <w:nsid w:val="6A951E36"/>
     <w:multiLevelType w:val="hybridMultilevel"/>
     <w:tmpl w:val="426CAB40"/>
@@ -4073,7 +8489,7 @@
       </w:rPr>
     </w:lvl>
   </w:abstractNum>
-  <w:abstractNum w:abstractNumId="23" w15:restartNumberingAfterBreak="0">
+  <w:abstractNum w:abstractNumId="25" w15:restartNumberingAfterBreak="0">
     <w:nsid w:val="6AA87005"/>
     <w:multiLevelType w:val="multilevel"/>
     <w:tmpl w:val="04090023"/>
@@ -4159,7 +8575,7 @@
       </w:pPr>
     </w:lvl>
   </w:abstractNum>
-  <w:abstractNum w:abstractNumId="24" w15:restartNumberingAfterBreak="0">
+  <w:abstractNum w:abstractNumId="26" w15:restartNumberingAfterBreak="0">
     <w:nsid w:val="74F35523"/>
     <w:multiLevelType w:val="multilevel"/>
     <w:tmpl w:val="D7E046C8"/>
@@ -4276,7 +8692,7 @@
       </w:rPr>
     </w:lvl>
   </w:abstractNum>
-  <w:abstractNum w:abstractNumId="25" w15:restartNumberingAfterBreak="0">
+  <w:abstractNum w:abstractNumId="27" w15:restartNumberingAfterBreak="0">
     <w:nsid w:val="7B566684"/>
     <w:multiLevelType w:val="multilevel"/>
     <w:tmpl w:val="04090023"/>
@@ -4366,7 +8782,7 @@
     <w:abstractNumId w:val="3"/>
   </w:num>
   <w:num w:numId="2" w16cid:durableId="1141192505">
-    <w:abstractNumId w:val="24"/>
+    <w:abstractNumId w:val="26"/>
   </w:num>
   <w:num w:numId="3" w16cid:durableId="772634501">
     <w:abstractNumId w:val="8"/>
@@ -4378,7 +8794,7 @@
     <w:abstractNumId w:val="12"/>
   </w:num>
   <w:num w:numId="6" w16cid:durableId="770930427">
-    <w:abstractNumId w:val="18"/>
+    <w:abstractNumId w:val="19"/>
   </w:num>
   <w:num w:numId="7" w16cid:durableId="445807587">
     <w:abstractNumId w:val="11"/>
@@ -4393,7 +8809,7 @@
     <w:abstractNumId w:val="15"/>
   </w:num>
   <w:num w:numId="11" w16cid:durableId="200825046">
-    <w:abstractNumId w:val="22"/>
+    <w:abstractNumId w:val="24"/>
   </w:num>
   <w:num w:numId="12" w16cid:durableId="643317901">
     <w:abstractNumId w:val="7"/>
@@ -4408,10 +8824,10 @@
     <w:abstractNumId w:val="16"/>
   </w:num>
   <w:num w:numId="16" w16cid:durableId="134419879">
-    <w:abstractNumId w:val="20"/>
+    <w:abstractNumId w:val="22"/>
   </w:num>
   <w:num w:numId="17" w16cid:durableId="734428951">
-    <w:abstractNumId w:val="19"/>
+    <w:abstractNumId w:val="20"/>
   </w:num>
   <w:num w:numId="18" w16cid:durableId="1431731015">
     <w:abstractNumId w:val="10"/>
@@ -4420,13 +8836,13 @@
     <w:abstractNumId w:val="2"/>
   </w:num>
   <w:num w:numId="20" w16cid:durableId="1199468340">
-    <w:abstractNumId w:val="25"/>
+    <w:abstractNumId w:val="27"/>
   </w:num>
   <w:num w:numId="21" w16cid:durableId="752356191">
-    <w:abstractNumId w:val="21"/>
+    <w:abstractNumId w:val="23"/>
   </w:num>
   <w:num w:numId="22" w16cid:durableId="325089360">
-    <w:abstractNumId w:val="23"/>
+    <w:abstractNumId w:val="25"/>
   </w:num>
   <w:num w:numId="23" w16cid:durableId="1872498349">
     <w:abstractNumId w:val="14"/>
@@ -4439,6 +8855,12 @@
   </w:num>
   <w:num w:numId="26" w16cid:durableId="1807699234">
     <w:abstractNumId w:val="17"/>
+  </w:num>
+  <w:num w:numId="27" w16cid:durableId="126123147">
+    <w:abstractNumId w:val="18"/>
+  </w:num>
+  <w:num w:numId="28" w16cid:durableId="442001717">
+    <w:abstractNumId w:val="21"/>
   </w:num>
 </w:numbering>
 </file>

--- a/작업일지/졸업작품 작업일지 - 11주차.docx
+++ b/작업일지/졸업작품 작업일지 - 11주차.docx
@@ -301,6 +301,7 @@
                 <w:szCs w:val="18"/>
               </w:rPr>
             </w:pPr>
+            <w:proofErr w:type="gramStart"/>
             <w:r>
               <w:rPr>
                 <w:rFonts w:hint="eastAsia"/>
@@ -341,6 +342,7 @@
               </w:rPr>
               <w:t>utlander</w:t>
             </w:r>
+            <w:proofErr w:type="gramEnd"/>
             <w:r>
               <w:rPr>
                 <w:rFonts w:hint="eastAsia"/>
@@ -552,7 +554,6 @@
             <w:pPr>
               <w:jc w:val="left"/>
               <w:rPr>
-                <w:rFonts w:hint="eastAsia"/>
                 <w:b/>
                 <w:bCs/>
                 <w:szCs w:val="20"/>
@@ -735,9 +736,6 @@
           <w:numId w:val="20"/>
         </w:numPr>
         <w:ind w:leftChars="0"/>
-        <w:rPr>
-          <w:rFonts w:hint="eastAsia"/>
-        </w:rPr>
       </w:pPr>
       <w:r>
         <w:rPr>
@@ -1343,6 +1341,7 @@
         </w:rPr>
         <w:t xml:space="preserve"> </w:t>
       </w:r>
+      <w:proofErr w:type="gramStart"/>
       <w:r>
         <w:rPr>
           <w:rFonts w:ascii="Consolas" w:eastAsia="굴림" w:hAnsi="Consolas" w:cs="굴림"/>
@@ -1363,6 +1362,7 @@
         </w:rPr>
         <w:t>[</w:t>
       </w:r>
+      <w:proofErr w:type="gramEnd"/>
       <w:r>
         <w:rPr>
           <w:rFonts w:ascii="Consolas" w:eastAsia="굴림" w:hAnsi="Consolas" w:cs="굴림"/>
@@ -1547,6 +1547,7 @@
         </w:rPr>
         <w:t xml:space="preserve">                </w:t>
       </w:r>
+      <w:proofErr w:type="gramStart"/>
       <w:r>
         <w:rPr>
           <w:rFonts w:ascii="Consolas" w:eastAsia="굴림" w:hAnsi="Consolas" w:cs="굴림"/>
@@ -1565,7 +1566,18 @@
           <w:sz w:val="21"/>
           <w:szCs w:val="21"/>
         </w:rPr>
-        <w:t xml:space="preserve">[] </w:t>
+        <w:t>[</w:t>
+      </w:r>
+      <w:proofErr w:type="gramEnd"/>
+      <w:r>
+        <w:rPr>
+          <w:rFonts w:ascii="Consolas" w:eastAsia="굴림" w:hAnsi="Consolas" w:cs="굴림"/>
+          <w:color w:val="CCCCCC"/>
+          <w:kern w:val="0"/>
+          <w:sz w:val="21"/>
+          <w:szCs w:val="21"/>
+        </w:rPr>
+        <w:t xml:space="preserve">] </w:t>
       </w:r>
       <w:r>
         <w:rPr>
@@ -1933,6 +1945,7 @@
         </w:rPr>
         <w:t xml:space="preserve"> </w:t>
       </w:r>
+      <w:proofErr w:type="gramStart"/>
       <w:r>
         <w:rPr>
           <w:rFonts w:ascii="Consolas" w:eastAsia="굴림" w:hAnsi="Consolas" w:cs="굴림"/>
@@ -1953,6 +1966,7 @@
         </w:rPr>
         <w:t>;</w:t>
       </w:r>
+      <w:proofErr w:type="gramEnd"/>
     </w:p>
     <w:p>
       <w:pPr>
@@ -2041,6 +2055,7 @@
         </w:rPr>
         <w:t xml:space="preserve"> </w:t>
       </w:r>
+      <w:proofErr w:type="gramStart"/>
       <w:r>
         <w:rPr>
           <w:rFonts w:ascii="Consolas" w:eastAsia="굴림" w:hAnsi="Consolas" w:cs="굴림"/>
@@ -2061,6 +2076,7 @@
         </w:rPr>
         <w:t>[</w:t>
       </w:r>
+      <w:proofErr w:type="gramEnd"/>
       <w:r>
         <w:rPr>
           <w:rFonts w:ascii="Consolas" w:eastAsia="굴림" w:hAnsi="Consolas" w:cs="굴림"/>
@@ -2119,6 +2135,7 @@
         </w:rPr>
         <w:t xml:space="preserve">                </w:t>
       </w:r>
+      <w:proofErr w:type="gramStart"/>
       <w:r>
         <w:rPr>
           <w:rFonts w:ascii="Consolas" w:eastAsia="굴림" w:hAnsi="Consolas" w:cs="굴림"/>
@@ -2139,6 +2156,7 @@
         </w:rPr>
         <w:t>[</w:t>
       </w:r>
+      <w:proofErr w:type="gramEnd"/>
       <w:r>
         <w:rPr>
           <w:rFonts w:ascii="Consolas" w:eastAsia="굴림" w:hAnsi="Consolas" w:cs="굴림"/>
@@ -2287,6 +2305,7 @@
         </w:rPr>
         <w:t xml:space="preserve">                </w:t>
       </w:r>
+      <w:proofErr w:type="gramStart"/>
       <w:r>
         <w:rPr>
           <w:rFonts w:ascii="Consolas" w:eastAsia="굴림" w:hAnsi="Consolas" w:cs="굴림"/>
@@ -2307,6 +2326,7 @@
         </w:rPr>
         <w:t>[</w:t>
       </w:r>
+      <w:proofErr w:type="gramEnd"/>
       <w:r>
         <w:rPr>
           <w:rFonts w:ascii="Consolas" w:eastAsia="굴림" w:hAnsi="Consolas" w:cs="굴림"/>
@@ -2455,6 +2475,7 @@
         </w:rPr>
         <w:t xml:space="preserve">                </w:t>
       </w:r>
+      <w:proofErr w:type="gramStart"/>
       <w:r>
         <w:rPr>
           <w:rFonts w:ascii="Consolas" w:eastAsia="굴림" w:hAnsi="Consolas" w:cs="굴림"/>
@@ -2475,6 +2496,7 @@
         </w:rPr>
         <w:t>[</w:t>
       </w:r>
+      <w:proofErr w:type="gramEnd"/>
       <w:r>
         <w:rPr>
           <w:rFonts w:ascii="Consolas" w:eastAsia="굴림" w:hAnsi="Consolas" w:cs="굴림"/>
@@ -2670,9 +2692,6 @@
           <w:numId w:val="20"/>
         </w:numPr>
         <w:ind w:leftChars="0"/>
-        <w:rPr>
-          <w:rFonts w:hint="eastAsia"/>
-        </w:rPr>
       </w:pPr>
       <w:r>
         <w:rPr>
@@ -3269,6 +3288,7 @@
         </w:rPr>
         <w:t xml:space="preserve"> </w:t>
       </w:r>
+      <w:proofErr w:type="gramStart"/>
       <w:r>
         <w:rPr>
           <w:rFonts w:ascii="Consolas" w:eastAsia="굴림" w:hAnsi="Consolas" w:cs="굴림"/>
@@ -3289,6 +3309,7 @@
         </w:rPr>
         <w:t>[</w:t>
       </w:r>
+      <w:proofErr w:type="gramEnd"/>
       <w:r>
         <w:rPr>
           <w:rFonts w:ascii="Consolas" w:eastAsia="굴림" w:hAnsi="Consolas" w:cs="굴림"/>
@@ -3397,6 +3418,7 @@
         </w:rPr>
         <w:t xml:space="preserve"> </w:t>
       </w:r>
+      <w:proofErr w:type="gramStart"/>
       <w:r>
         <w:rPr>
           <w:rFonts w:ascii="Consolas" w:eastAsia="굴림" w:hAnsi="Consolas" w:cs="굴림"/>
@@ -3417,6 +3439,7 @@
         </w:rPr>
         <w:t>[</w:t>
       </w:r>
+      <w:proofErr w:type="gramEnd"/>
       <w:r>
         <w:rPr>
           <w:rFonts w:ascii="Consolas" w:eastAsia="굴림" w:hAnsi="Consolas" w:cs="굴림"/>
@@ -3605,6 +3628,7 @@
         </w:rPr>
         <w:t>uint</w:t>
       </w:r>
+      <w:proofErr w:type="gramStart"/>
       <w:r>
         <w:rPr>
           <w:rFonts w:ascii="Consolas" w:eastAsia="굴림" w:hAnsi="Consolas" w:cs="굴림"/>
@@ -3615,6 +3639,7 @@
         </w:rPr>
         <w:t>)(</w:t>
       </w:r>
+      <w:proofErr w:type="gramEnd"/>
       <w:r>
         <w:rPr>
           <w:rFonts w:ascii="Consolas" w:eastAsia="굴림" w:hAnsi="Consolas" w:cs="굴림"/>
@@ -3859,15 +3884,27 @@
         </w:rPr>
         <w:t>byte</w:t>
       </w:r>
-      <w:r>
-        <w:rPr>
-          <w:rFonts w:ascii="Consolas" w:eastAsia="굴림" w:hAnsi="Consolas" w:cs="굴림"/>
-          <w:color w:val="CCCCCC"/>
-          <w:kern w:val="0"/>
-          <w:sz w:val="21"/>
-          <w:szCs w:val="21"/>
-        </w:rPr>
-        <w:t>)((</w:t>
+      <w:proofErr w:type="gramStart"/>
+      <w:r>
+        <w:rPr>
+          <w:rFonts w:ascii="Consolas" w:eastAsia="굴림" w:hAnsi="Consolas" w:cs="굴림"/>
+          <w:color w:val="CCCCCC"/>
+          <w:kern w:val="0"/>
+          <w:sz w:val="21"/>
+          <w:szCs w:val="21"/>
+        </w:rPr>
+        <w:t>)(</w:t>
+      </w:r>
+      <w:proofErr w:type="gramEnd"/>
+      <w:r>
+        <w:rPr>
+          <w:rFonts w:ascii="Consolas" w:eastAsia="굴림" w:hAnsi="Consolas" w:cs="굴림"/>
+          <w:color w:val="CCCCCC"/>
+          <w:kern w:val="0"/>
+          <w:sz w:val="21"/>
+          <w:szCs w:val="21"/>
+        </w:rPr>
+        <w:t>(</w:t>
       </w:r>
       <w:r>
         <w:rPr>
@@ -4008,15 +4045,27 @@
         </w:rPr>
         <w:t>byte</w:t>
       </w:r>
-      <w:r>
-        <w:rPr>
-          <w:rFonts w:ascii="Consolas" w:eastAsia="굴림" w:hAnsi="Consolas" w:cs="굴림"/>
-          <w:color w:val="CCCCCC"/>
-          <w:kern w:val="0"/>
-          <w:sz w:val="21"/>
-          <w:szCs w:val="21"/>
-        </w:rPr>
-        <w:t>)((</w:t>
+      <w:proofErr w:type="gramStart"/>
+      <w:r>
+        <w:rPr>
+          <w:rFonts w:ascii="Consolas" w:eastAsia="굴림" w:hAnsi="Consolas" w:cs="굴림"/>
+          <w:color w:val="CCCCCC"/>
+          <w:kern w:val="0"/>
+          <w:sz w:val="21"/>
+          <w:szCs w:val="21"/>
+        </w:rPr>
+        <w:t>)(</w:t>
+      </w:r>
+      <w:proofErr w:type="gramEnd"/>
+      <w:r>
+        <w:rPr>
+          <w:rFonts w:ascii="Consolas" w:eastAsia="굴림" w:hAnsi="Consolas" w:cs="굴림"/>
+          <w:color w:val="CCCCCC"/>
+          <w:kern w:val="0"/>
+          <w:sz w:val="21"/>
+          <w:szCs w:val="21"/>
+        </w:rPr>
+        <w:t>(</w:t>
       </w:r>
       <w:r>
         <w:rPr>
@@ -4156,15 +4205,27 @@
         </w:rPr>
         <w:t>byte</w:t>
       </w:r>
-      <w:r>
-        <w:rPr>
-          <w:rFonts w:ascii="Consolas" w:eastAsia="굴림" w:hAnsi="Consolas" w:cs="굴림"/>
-          <w:color w:val="CCCCCC"/>
-          <w:kern w:val="0"/>
-          <w:sz w:val="21"/>
-          <w:szCs w:val="21"/>
-        </w:rPr>
-        <w:t>)((</w:t>
+      <w:proofErr w:type="gramStart"/>
+      <w:r>
+        <w:rPr>
+          <w:rFonts w:ascii="Consolas" w:eastAsia="굴림" w:hAnsi="Consolas" w:cs="굴림"/>
+          <w:color w:val="CCCCCC"/>
+          <w:kern w:val="0"/>
+          <w:sz w:val="21"/>
+          <w:szCs w:val="21"/>
+        </w:rPr>
+        <w:t>)(</w:t>
+      </w:r>
+      <w:proofErr w:type="gramEnd"/>
+      <w:r>
+        <w:rPr>
+          <w:rFonts w:ascii="Consolas" w:eastAsia="굴림" w:hAnsi="Consolas" w:cs="굴림"/>
+          <w:color w:val="CCCCCC"/>
+          <w:kern w:val="0"/>
+          <w:sz w:val="21"/>
+          <w:szCs w:val="21"/>
+        </w:rPr>
+        <w:t>(</w:t>
       </w:r>
       <w:r>
         <w:rPr>
@@ -4304,6 +4365,7 @@
         </w:rPr>
         <w:t>byte</w:t>
       </w:r>
+      <w:proofErr w:type="gramStart"/>
       <w:r>
         <w:rPr>
           <w:rFonts w:ascii="Consolas" w:eastAsia="굴림" w:hAnsi="Consolas" w:cs="굴림"/>
@@ -4314,6 +4376,7 @@
         </w:rPr>
         <w:t>)(</w:t>
       </w:r>
+      <w:proofErr w:type="gramEnd"/>
       <w:r>
         <w:rPr>
           <w:rFonts w:ascii="Consolas" w:eastAsia="굴림" w:hAnsi="Consolas" w:cs="굴림"/>
@@ -4520,6 +4583,7 @@
         </w:rPr>
         <w:t>color</w:t>
       </w:r>
+      <w:proofErr w:type="gramStart"/>
       <w:r>
         <w:rPr>
           <w:rFonts w:ascii="Consolas" w:eastAsia="굴림" w:hAnsi="Consolas" w:cs="굴림"/>
@@ -4530,6 +4594,7 @@
         </w:rPr>
         <w:t>);</w:t>
       </w:r>
+      <w:proofErr w:type="gramEnd"/>
     </w:p>
     <w:p>
       <w:pPr>
@@ -4935,9 +5000,6 @@
       <w:pPr>
         <w:pStyle w:val="a9"/>
         <w:jc w:val="center"/>
-        <w:rPr>
-          <w:rFonts w:hint="eastAsia"/>
-        </w:rPr>
       </w:pPr>
       <w:r>
         <w:rPr>
@@ -5069,9 +5131,6 @@
           <w:numId w:val="20"/>
         </w:numPr>
         <w:ind w:leftChars="0"/>
-        <w:rPr>
-          <w:rFonts w:hint="eastAsia"/>
-        </w:rPr>
       </w:pPr>
       <w:r>
         <w:rPr>
@@ -5129,7 +5188,7 @@
         <w:rPr>
           <w:rFonts w:hint="eastAsia"/>
         </w:rPr>
-        <w:t>Select 모델을 활용한 게임 서버 구축, 이동 동기화</w:t>
+        <w:t>서버에서 클라이언트로부터 전송받은 패킷에 대한 데이터를 재조립하는 로직을 고안</w:t>
       </w:r>
     </w:p>
     <w:p>
@@ -5145,14 +5204,20 @@
         <w:rPr>
           <w:rFonts w:hint="eastAsia"/>
         </w:rPr>
-        <w:t>세션 ID를 관리하는 ID Pool, 네트워크 패킷 설계</w:t>
+        <w:t>수정해야 하는 부분이 있으나 로직의 완성도와 이해도가 부족</w:t>
+      </w:r>
+      <w:r>
+        <w:rPr>
+          <w:rFonts w:hint="eastAsia"/>
+        </w:rPr>
+        <w:t>, 패킷 재조립 로직 공부가 필요</w:t>
       </w:r>
     </w:p>
     <w:p>
       <w:pPr>
         <w:pStyle w:val="a4"/>
         <w:numPr>
-          <w:ilvl w:val="2"/>
+          <w:ilvl w:val="0"/>
           <w:numId w:val="24"/>
         </w:numPr>
         <w:ind w:leftChars="0"/>
@@ -5161,61 +5226,7 @@
         <w:rPr>
           <w:rFonts w:hint="eastAsia"/>
         </w:rPr>
-        <w:t>CSHello: 클라이언트가 서버에 접속함을 통지</w:t>
-      </w:r>
-    </w:p>
-    <w:p>
-      <w:pPr>
-        <w:pStyle w:val="a4"/>
-        <w:numPr>
-          <w:ilvl w:val="2"/>
-          <w:numId w:val="24"/>
-        </w:numPr>
-        <w:ind w:leftChars="0"/>
-      </w:pPr>
-      <w:r>
-        <w:rPr>
-          <w:rFonts w:hint="eastAsia"/>
-        </w:rPr>
-        <w:t>SCAssign: 서버가 클라이언트에 조종할 비행기 객체를 할당</w:t>
-      </w:r>
-    </w:p>
-    <w:p>
-      <w:pPr>
-        <w:pStyle w:val="a4"/>
-        <w:numPr>
-          <w:ilvl w:val="2"/>
-          <w:numId w:val="24"/>
-        </w:numPr>
-        <w:ind w:leftChars="0"/>
-      </w:pPr>
-      <w:r>
-        <w:rPr>
-          <w:rFonts w:hint="eastAsia"/>
-        </w:rPr>
-        <w:t>CSWorld/SCWorld: 서버나 클라이언트가 상대에게 자신이 가지고 있는 월드 변환 정보들을 전송</w:t>
-      </w:r>
-    </w:p>
-    <w:p>
-      <w:pPr>
-        <w:pStyle w:val="a4"/>
-        <w:numPr>
-          <w:ilvl w:val="2"/>
-          <w:numId w:val="24"/>
-        </w:numPr>
-        <w:ind w:leftChars="0"/>
-      </w:pPr>
-      <w:r>
-        <w:rPr>
-          <w:rFonts w:hint="eastAsia"/>
-        </w:rPr>
-        <w:t>CSLeave: 클라이언트가 서버에 연결 해제를 통</w:t>
-      </w:r>
-      <w:r>
-        <w:rPr>
-          <w:rFonts w:hint="eastAsia"/>
-        </w:rPr>
-        <w:t>지</w:t>
+        <w:t>게임 서버 프로그래밍 과목을 수강하며 IOCP에 대한 공부를 시작</w:t>
       </w:r>
     </w:p>
     <w:p>
@@ -5226,15 +5237,38 @@
           <w:numId w:val="24"/>
         </w:numPr>
         <w:ind w:leftChars="0"/>
-      </w:pPr>
-      <w:r>
         <w:rPr>
           <w:rFonts w:hint="eastAsia"/>
         </w:rPr>
-        <w:t>세션 별 Packet Queue와 broadcast용 전역 Packet Queue 구축</w:t>
+      </w:pPr>
+      <w:r>
+        <w:rPr>
+          <w:rFonts w:hint="eastAsia"/>
+        </w:rPr>
+        <w:t xml:space="preserve">과제를 </w:t>
+      </w:r>
+      <w:r>
+        <w:rPr>
+          <w:rFonts w:hint="eastAsia"/>
+        </w:rPr>
+        <w:t>수행하며 패킷 설계와 패킷 재조립에 대</w:t>
+      </w:r>
+      <w:r>
+        <w:rPr>
+          <w:rFonts w:hint="eastAsia"/>
+        </w:rPr>
+        <w:t>한 이해도를 쌓아가고 있음</w:t>
+      </w:r>
+      <w:r>
+        <w:br/>
+      </w:r>
+      <w:r>
+        <w:rPr>
+          <w:rFonts w:hint="eastAsia"/>
+        </w:rPr>
+        <w:t>서버에 대한 이해도를 높임</w:t>
       </w:r>
     </w:p>
-    <w:p/>
     <w:p>
       <w:pPr>
         <w:widowControl/>
@@ -5533,9 +5567,6 @@
           <w:p>
             <w:pPr>
               <w:jc w:val="left"/>
-              <w:rPr>
-                <w:rFonts w:hint="eastAsia"/>
-              </w:rPr>
             </w:pPr>
             <w:r>
               <w:rPr>
@@ -5837,33 +5868,6 @@
             </w:r>
             <w:r>
               <w:rPr>
-                <w:rFonts w:hint="eastAsia"/>
-                <w:b/>
-                <w:bCs/>
-                <w:szCs w:val="20"/>
-              </w:rPr>
-              <w:t>멀티쓰레드 공부, 게임 서버 프로그래밍 교과서 2</w:t>
-            </w:r>
-            <w:r>
-              <w:rPr>
-                <w:rFonts w:hint="eastAsia"/>
-                <w:b/>
-                <w:bCs/>
-                <w:szCs w:val="20"/>
-              </w:rPr>
-              <w:t>, 3</w:t>
-            </w:r>
-            <w:r>
-              <w:rPr>
-                <w:rFonts w:hint="eastAsia"/>
-                <w:b/>
-                <w:bCs/>
-                <w:szCs w:val="20"/>
-              </w:rPr>
-              <w:t>장 정독,</w:t>
-            </w:r>
-            <w:r>
-              <w:rPr>
                 <w:b/>
                 <w:bCs/>
                 <w:szCs w:val="20"/>
@@ -5941,6 +5945,7 @@
                 <w:szCs w:val="20"/>
               </w:rPr>
             </w:pPr>
+            <w:proofErr w:type="gramStart"/>
             <w:r>
               <w:rPr>
                 <w:rFonts w:hint="eastAsia"/>
@@ -5948,7 +5953,17 @@
                 <w:bCs/>
                 <w:szCs w:val="20"/>
               </w:rPr>
-              <w:t xml:space="preserve">이종진 : </w:t>
+              <w:t>이종진 :</w:t>
+            </w:r>
+            <w:proofErr w:type="gramEnd"/>
+            <w:r>
+              <w:rPr>
+                <w:rFonts w:hint="eastAsia"/>
+                <w:b/>
+                <w:bCs/>
+                <w:szCs w:val="20"/>
+              </w:rPr>
+              <w:t xml:space="preserve"> </w:t>
             </w:r>
             <w:r>
               <w:rPr>
@@ -9275,6 +9290,7 @@
   <w:style w:type="character" w:default="1" w:styleId="a0">
     <w:name w:val="Default Paragraph Font"/>
     <w:uiPriority w:val="1"/>
+    <w:semiHidden/>
     <w:unhideWhenUsed/>
   </w:style>
   <w:style w:type="table" w:default="1" w:styleId="a1">
